--- a/Методы и средства криптографической защ инф/Лаба 5/Лаба 5 Отчёт.docx
+++ b/Методы и средства криптографической защ инф/Лаба 5/Лаба 5 Отчёт.docx
@@ -1,6 +1,6 @@
 
 <file path=word/document.xml><?xml version="1.0" encoding="utf-8"?>
-<w:document xmlns:wpc="http://schemas.microsoft.com/office/word/2010/wordprocessingCanvas" xmlns:cx="http://schemas.microsoft.com/office/drawing/2014/chartex" xmlns:cx1="http://schemas.microsoft.com/office/drawing/2015/9/8/chartex" xmlns:cx2="http://schemas.microsoft.com/office/drawing/2015/10/21/chartex" xmlns:cx3="http://schemas.microsoft.com/office/drawing/2016/5/9/chartex" xmlns:cx4="http://schemas.microsoft.com/office/drawing/2016/5/10/chartex" xmlns:cx5="http://schemas.microsoft.com/office/drawing/2016/5/11/chartex" xmlns:cx6="http://schemas.microsoft.com/office/drawing/2016/5/12/chartex" xmlns:cx7="http://schemas.microsoft.com/office/drawing/2016/5/13/chartex" xmlns:cx8="http://schemas.microsoft.com/office/drawing/2016/5/14/chartex" xmlns:mc="http://schemas.openxmlformats.org/markup-compatibility/2006" xmlns:aink="http://schemas.microsoft.com/office/drawing/2016/ink" xmlns:am3d="http://schemas.microsoft.com/office/drawing/2017/model3d" xmlns:o="urn:schemas-microsoft-com:office:office" xmlns:r="http://schemas.openxmlformats.org/officeDocument/2006/relationships" xmlns:m="http://schemas.openxmlformats.org/officeDocument/2006/math" xmlns:v="urn:schemas-microsoft-com:vml" xmlns:wp14="http://schemas.microsoft.com/office/word/2010/wordprocessingDrawing" xmlns:wp="http://schemas.openxmlformats.org/drawingml/2006/wordprocessingDrawing" xmlns:w10="urn:schemas-microsoft-com:office:word" xmlns:w="http://schemas.openxmlformats.org/wordprocessingml/2006/main" xmlns:w14="http://schemas.microsoft.com/office/word/2010/wordml" xmlns:w15="http://schemas.microsoft.com/office/word/2012/wordml" xmlns:w16cex="http://schemas.microsoft.com/office/word/2018/wordml/cex" xmlns:w16cid="http://schemas.microsoft.com/office/word/2016/wordml/cid" xmlns:w16="http://schemas.microsoft.com/office/word/2018/wordml" xmlns:w16sdtdh="http://schemas.microsoft.com/office/word/2020/wordml/sdtdatahash" xmlns:w16se="http://schemas.microsoft.com/office/word/2015/wordml/symex" xmlns:wpg="http://schemas.microsoft.com/office/word/2010/wordprocessingGroup" xmlns:wpi="http://schemas.microsoft.com/office/word/2010/wordprocessingInk" xmlns:wne="http://schemas.microsoft.com/office/word/2006/wordml" xmlns:wps="http://schemas.microsoft.com/office/word/2010/wordprocessingShape" mc:Ignorable="w14 w15 w16se w16cid w16 w16cex w16sdtdh wp14">
+<w:document xmlns:wpc="http://schemas.microsoft.com/office/word/2010/wordprocessingCanvas" xmlns:cx="http://schemas.microsoft.com/office/drawing/2014/chartex" xmlns:cx1="http://schemas.microsoft.com/office/drawing/2015/9/8/chartex" xmlns:cx2="http://schemas.microsoft.com/office/drawing/2015/10/21/chartex" xmlns:cx3="http://schemas.microsoft.com/office/drawing/2016/5/9/chartex" xmlns:cx4="http://schemas.microsoft.com/office/drawing/2016/5/10/chartex" xmlns:cx5="http://schemas.microsoft.com/office/drawing/2016/5/11/chartex" xmlns:cx6="http://schemas.microsoft.com/office/drawing/2016/5/12/chartex" xmlns:cx7="http://schemas.microsoft.com/office/drawing/2016/5/13/chartex" xmlns:cx8="http://schemas.microsoft.com/office/drawing/2016/5/14/chartex" xmlns:mc="http://schemas.openxmlformats.org/markup-compatibility/2006" xmlns:aink="http://schemas.microsoft.com/office/drawing/2016/ink" xmlns:am3d="http://schemas.microsoft.com/office/drawing/2017/model3d" xmlns:o="urn:schemas-microsoft-com:office:office" xmlns:oel="http://schemas.microsoft.com/office/2019/extlst" xmlns:r="http://schemas.openxmlformats.org/officeDocument/2006/relationships" xmlns:m="http://schemas.openxmlformats.org/officeDocument/2006/math" xmlns:v="urn:schemas-microsoft-com:vml" xmlns:wp14="http://schemas.microsoft.com/office/word/2010/wordprocessingDrawing" xmlns:wp="http://schemas.openxmlformats.org/drawingml/2006/wordprocessingDrawing" xmlns:w10="urn:schemas-microsoft-com:office:word" xmlns:w="http://schemas.openxmlformats.org/wordprocessingml/2006/main" xmlns:w14="http://schemas.microsoft.com/office/word/2010/wordml" xmlns:w15="http://schemas.microsoft.com/office/word/2012/wordml" xmlns:w16cex="http://schemas.microsoft.com/office/word/2018/wordml/cex" xmlns:w16cid="http://schemas.microsoft.com/office/word/2016/wordml/cid" xmlns:w16="http://schemas.microsoft.com/office/word/2018/wordml" xmlns:w16du="http://schemas.microsoft.com/office/word/2023/wordml/word16du" xmlns:w16sdtdh="http://schemas.microsoft.com/office/word/2020/wordml/sdtdatahash" xmlns:w16sdtfl="http://schemas.microsoft.com/office/word/2024/wordml/sdtformatlock" xmlns:w16se="http://schemas.microsoft.com/office/word/2015/wordml/symex" xmlns:wpg="http://schemas.microsoft.com/office/word/2010/wordprocessingGroup" xmlns:wpi="http://schemas.microsoft.com/office/word/2010/wordprocessingInk" xmlns:wne="http://schemas.microsoft.com/office/word/2006/wordml" xmlns:wps="http://schemas.microsoft.com/office/word/2010/wordprocessingShape" mc:Ignorable="w14 w15 w16se w16cid w16 w16cex w16sdtdh w16sdtfl w16du wp14">
   <w:body>
     <w:p>
       <w:pPr>
@@ -65,7 +65,7 @@
               </wp:inline>
             </w:drawing>
           </mc:Choice>
-          <mc:Fallback xmlns:a="http://schemas.openxmlformats.org/drawingml/2006/main" xmlns:w16sdtfl="http://schemas.microsoft.com/office/word/2024/wordml/sdtformatlock" xmlns:w16du="http://schemas.microsoft.com/office/word/2023/wordml/word16du" xmlns:oel="http://schemas.microsoft.com/office/2019/extlst">
+          <mc:Fallback xmlns:a="http://schemas.openxmlformats.org/drawingml/2006/main">
             <w:pict>
               <v:shapetype type="#_x0000_t75" o:spt="75" coordsize="21600,21600" o:preferrelative="t" path="m@4@5l@4@11@9@11@9@5xe">
                 <v:formulas>
@@ -387,27 +387,7 @@
           <w:szCs w:val="28"/>
           <w:lang w:eastAsia="ru-RU"/>
         </w:rPr>
-        <w:t>Программная реализация простых шифров</w:t>
-      </w:r>
-      <w:r>
-        <w:rPr>
-          <w:rFonts w:ascii="Times New Roman" w:eastAsia="Times New Roman" w:hAnsi="Times New Roman" w:cs="Times New Roman"/>
-          <w:color w:val="000000"/>
-          <w:sz w:val="28"/>
-          <w:szCs w:val="28"/>
-          <w:lang w:eastAsia="ru-RU"/>
-        </w:rPr>
-        <w:t xml:space="preserve">. </w:t>
-      </w:r>
-      <w:r>
-        <w:rPr>
-          <w:rFonts w:ascii="Times New Roman" w:eastAsia="Times New Roman" w:hAnsi="Times New Roman" w:cs="Times New Roman"/>
-          <w:color w:val="000000"/>
-          <w:sz w:val="28"/>
-          <w:szCs w:val="28"/>
-          <w:lang w:eastAsia="ru-RU"/>
-        </w:rPr>
-        <w:t>Шифр пропорциональной замены</w:t>
+        <w:t>Программная реализация простых шифров. Шифр пропорциональной замены</w:t>
       </w:r>
       <w:r>
         <w:rPr>
@@ -894,7 +874,7 @@
           <w:szCs w:val="28"/>
           <w:lang w:eastAsia="ru-RU"/>
         </w:rPr>
-        <w:t>4</w:t>
+        <w:t>5</w:t>
       </w:r>
     </w:p>
     <w:p>
@@ -922,8 +902,20 @@
           <w:szCs w:val="28"/>
           <w:lang w:eastAsia="ru-RU"/>
         </w:rPr>
-        <w:t>Шифрование с использованием системы Вижинера и шифра «Двойной квадрат» Уитстона</w:t>
-      </w:r>
+        <w:t xml:space="preserve">Программная реализация простых шифров. </w:t>
+      </w:r>
+      <w:bookmarkStart w:id="0" w:name="_Hlk213858195"/>
+      <w:r>
+        <w:rPr>
+          <w:rFonts w:ascii="Times New Roman" w:eastAsia="Times New Roman" w:hAnsi="Times New Roman" w:cs="Times New Roman"/>
+          <w:color w:val="000000"/>
+          <w:sz w:val="28"/>
+          <w:szCs w:val="28"/>
+          <w:lang w:eastAsia="ru-RU"/>
+        </w:rPr>
+        <w:t>Шифр пропорциональной замены</w:t>
+      </w:r>
+      <w:bookmarkEnd w:id="0"/>
       <w:r>
         <w:rPr>
           <w:rFonts w:ascii="Times New Roman" w:hAnsi="Times New Roman" w:cs="Times New Roman"/>
@@ -1007,7 +999,61 @@
           <w:sz w:val="28"/>
           <w:szCs w:val="28"/>
         </w:rPr>
-        <w:t>Используя систему Вижинера, зашифруйте сообщения. Текст сообщения и ключевое слово должны соответствовать варианту задания лабораторной работы 3</w:t>
+        <w:t>Используя</w:t>
+      </w:r>
+      <w:r>
+        <w:rPr>
+          <w:rFonts w:ascii="Times New Roman" w:eastAsia="Times New Roman" w:hAnsi="Times New Roman" w:cs="Times New Roman"/>
+          <w:color w:val="000000"/>
+          <w:sz w:val="28"/>
+          <w:szCs w:val="28"/>
+          <w:lang w:eastAsia="ru-RU"/>
+        </w:rPr>
+        <w:t xml:space="preserve"> </w:t>
+      </w:r>
+      <w:r>
+        <w:rPr>
+          <w:rFonts w:ascii="Times New Roman" w:eastAsia="Times New Roman" w:hAnsi="Times New Roman" w:cs="Times New Roman"/>
+          <w:color w:val="000000"/>
+          <w:sz w:val="28"/>
+          <w:szCs w:val="28"/>
+          <w:lang w:eastAsia="ru-RU"/>
+        </w:rPr>
+        <w:t>ш</w:t>
+      </w:r>
+      <w:r>
+        <w:rPr>
+          <w:rFonts w:ascii="Times New Roman" w:eastAsia="Times New Roman" w:hAnsi="Times New Roman" w:cs="Times New Roman"/>
+          <w:color w:val="000000"/>
+          <w:sz w:val="28"/>
+          <w:szCs w:val="28"/>
+          <w:lang w:eastAsia="ru-RU"/>
+        </w:rPr>
+        <w:t>ифр пропорциональной замены</w:t>
+      </w:r>
+      <w:r>
+        <w:rPr>
+          <w:rFonts w:ascii="Times New Roman" w:hAnsi="Times New Roman" w:cs="Times New Roman"/>
+          <w:sz w:val="28"/>
+          <w:szCs w:val="28"/>
+        </w:rPr>
+        <w:t>, зашифр</w:t>
+      </w:r>
+      <w:r>
+        <w:rPr>
+          <w:rFonts w:ascii="Times New Roman" w:hAnsi="Times New Roman" w:cs="Times New Roman"/>
+          <w:sz w:val="28"/>
+          <w:szCs w:val="28"/>
+        </w:rPr>
+        <w:t>овать и расшифровать</w:t>
+      </w:r>
+      <w:r>
+        <w:rPr>
+          <w:rFonts w:ascii="Times New Roman" w:hAnsi="Times New Roman" w:cs="Times New Roman"/>
+          <w:sz w:val="28"/>
+          <w:szCs w:val="28"/>
+        </w:rPr>
+        <w:t xml:space="preserve"> сообщения. Текст сообщения и ключевое слово должны соответствовать варианту задания лабораторной работы 3</w:t>
       </w:r>
       <w:r>
         <w:rPr>
@@ -1037,9 +1083,9 @@
           <w:szCs w:val="28"/>
         </w:rPr>
         <w:drawing>
-          <wp:inline distT="0" distB="0" distL="0" distR="0" wp14:anchorId="469F0CB2" wp14:editId="3CE7DCA1">
-            <wp:extent cx="5245100" cy="996877"/>
-            <wp:effectExtent l="0" t="0" r="0" b="0"/>
+          <wp:inline distT="0" distB="0" distL="0" distR="0" wp14:anchorId="469F0CB2" wp14:editId="6C9ABD7B">
+            <wp:extent cx="3781425" cy="996315"/>
+            <wp:effectExtent l="0" t="0" r="9525" b="0"/>
             <wp:docPr id="2" name="Рисунок 2"/>
             <wp:cNvGraphicFramePr>
               <a:graphicFrameLocks xmlns:a="http://schemas.openxmlformats.org/drawingml/2006/main" noChangeAspect="1"/>
@@ -1051,20 +1097,29 @@
                     <pic:cNvPr id="1" name=""/>
                     <pic:cNvPicPr/>
                   </pic:nvPicPr>
-                  <pic:blipFill>
+                  <pic:blipFill rotWithShape="1">
                     <a:blip r:embed="rId9"/>
+                    <a:srcRect r="27905"/>
                     <a:stretch>
                       <a:fillRect/>
                     </a:stretch>
                   </pic:blipFill>
-                  <pic:spPr>
+                  <pic:spPr bwMode="auto">
                     <a:xfrm>
                       <a:off x="0" y="0"/>
-                      <a:ext cx="5278235" cy="1003175"/>
+                      <a:ext cx="3807462" cy="1003175"/>
                     </a:xfrm>
                     <a:prstGeom prst="rect">
                       <a:avLst/>
                     </a:prstGeom>
+                    <a:ln>
+                      <a:noFill/>
+                    </a:ln>
+                    <a:extLst>
+                      <a:ext uri="{53640926-AAD7-44D8-BBD7-CCE9431645EC}">
+                        <a14:shadowObscured xmlns:a14="http://schemas.microsoft.com/office/drawing/2010/main"/>
+                      </a:ext>
+                    </a:extLst>
                   </pic:spPr>
                 </pic:pic>
               </a:graphicData>
@@ -1072,51 +1127,6 @@
           </wp:inline>
         </w:drawing>
       </w:r>
-    </w:p>
-    <w:p>
-      <w:pPr>
-        <w:pStyle w:val="a3"/>
-        <w:ind w:left="426"/>
-        <w:jc w:val="center"/>
-        <w:rPr>
-          <w:rFonts w:ascii="Times New Roman" w:hAnsi="Times New Roman" w:cs="Times New Roman"/>
-          <w:sz w:val="28"/>
-          <w:szCs w:val="28"/>
-        </w:rPr>
-      </w:pPr>
-    </w:p>
-    <w:p>
-      <w:pPr>
-        <w:pStyle w:val="a3"/>
-        <w:numPr>
-          <w:ilvl w:val="0"/>
-          <w:numId w:val="1"/>
-        </w:numPr>
-        <w:ind w:left="0" w:firstLine="360"/>
-        <w:rPr>
-          <w:rFonts w:ascii="Times New Roman" w:hAnsi="Times New Roman" w:cs="Times New Roman"/>
-          <w:sz w:val="28"/>
-          <w:szCs w:val="28"/>
-        </w:rPr>
-      </w:pPr>
-      <w:r>
-        <w:rPr>
-          <w:rFonts w:ascii="Times New Roman" w:hAnsi="Times New Roman" w:cs="Times New Roman"/>
-          <w:sz w:val="28"/>
-          <w:szCs w:val="28"/>
-        </w:rPr>
-        <w:t>Используя шифр «двойной квадрат» Уитстона и шифрующие таблицы, представленные на рис. 4.1, выполните шифрование сообщения из задания лабораторной работы 3.</w:t>
-      </w:r>
-    </w:p>
-    <w:p>
-      <w:pPr>
-        <w:pStyle w:val="a3"/>
-        <w:rPr>
-          <w:rFonts w:ascii="Times New Roman" w:hAnsi="Times New Roman" w:cs="Times New Roman"/>
-          <w:sz w:val="28"/>
-          <w:szCs w:val="28"/>
-        </w:rPr>
-      </w:pPr>
       <w:r>
         <w:rPr>
           <w:rFonts w:ascii="Times New Roman" w:hAnsi="Times New Roman" w:cs="Times New Roman"/>
@@ -1154,6 +1164,7 @@
           <w:szCs w:val="28"/>
         </w:rPr>
       </w:pPr>
+      <w:bookmarkStart w:id="1" w:name="_Hlk208590340"/>
       <w:r>
         <w:rPr>
           <w:rFonts w:ascii="Times New Roman" w:hAnsi="Times New Roman" w:cs="Times New Roman"/>
@@ -1161,19 +1172,10 @@
           <w:sz w:val="28"/>
           <w:szCs w:val="28"/>
         </w:rPr>
-        <w:t>Ручная реализация.</w:t>
+        <w:t>Входные данные.</w:t>
       </w:r>
     </w:p>
-    <w:p>
-      <w:pPr>
-        <w:rPr>
-          <w:rFonts w:ascii="Times New Roman" w:hAnsi="Times New Roman" w:cs="Times New Roman"/>
-          <w:b/>
-          <w:sz w:val="28"/>
-          <w:szCs w:val="28"/>
-        </w:rPr>
-      </w:pPr>
-    </w:p>
+    <w:bookmarkEnd w:id="1"/>
     <w:p>
       <w:pPr>
         <w:jc w:val="center"/>
@@ -1186,15 +1188,14 @@
       <w:r>
         <w:rPr>
           <w:rFonts w:ascii="Times New Roman" w:hAnsi="Times New Roman" w:cs="Times New Roman"/>
-          <w:noProof/>
           <w:sz w:val="28"/>
           <w:szCs w:val="28"/>
         </w:rPr>
         <w:drawing>
-          <wp:inline distT="0" distB="0" distL="0" distR="0" wp14:anchorId="0042A419" wp14:editId="4F6E1BAC">
-            <wp:extent cx="5940425" cy="1920240"/>
-            <wp:effectExtent l="0" t="0" r="3175" b="3810"/>
-            <wp:docPr id="1413308955" name="Рисунок 1"/>
+          <wp:inline distT="0" distB="0" distL="0" distR="0" wp14:anchorId="0B6171E9" wp14:editId="641F4FE1">
+            <wp:extent cx="5940425" cy="881380"/>
+            <wp:effectExtent l="0" t="0" r="3175" b="0"/>
+            <wp:docPr id="805362315" name="Рисунок 1"/>
             <wp:cNvGraphicFramePr>
               <a:graphicFrameLocks xmlns:a="http://schemas.openxmlformats.org/drawingml/2006/main" noChangeAspect="1"/>
             </wp:cNvGraphicFramePr>
@@ -1202,7 +1203,7 @@
               <a:graphicData uri="http://schemas.openxmlformats.org/drawingml/2006/picture">
                 <pic:pic xmlns:pic="http://schemas.openxmlformats.org/drawingml/2006/picture">
                   <pic:nvPicPr>
-                    <pic:cNvPr id="1413308955" name=""/>
+                    <pic:cNvPr id="805362315" name=""/>
                     <pic:cNvPicPr/>
                   </pic:nvPicPr>
                   <pic:blipFill>
@@ -1214,7 +1215,7 @@
                   <pic:spPr>
                     <a:xfrm>
                       <a:off x="0" y="0"/>
-                      <a:ext cx="5940425" cy="1920240"/>
+                      <a:ext cx="5940425" cy="881380"/>
                     </a:xfrm>
                     <a:prstGeom prst="rect">
                       <a:avLst/>
@@ -1229,6 +1230,27 @@
     </w:p>
     <w:p>
       <w:pPr>
+        <w:rPr>
+          <w:rFonts w:ascii="Times New Roman" w:hAnsi="Times New Roman" w:cs="Times New Roman"/>
+          <w:b/>
+          <w:sz w:val="28"/>
+          <w:szCs w:val="28"/>
+        </w:rPr>
+      </w:pPr>
+      <w:bookmarkStart w:id="2" w:name="_Hlk208590497"/>
+      <w:r>
+        <w:rPr>
+          <w:rFonts w:ascii="Times New Roman" w:hAnsi="Times New Roman" w:cs="Times New Roman"/>
+          <w:b/>
+          <w:sz w:val="28"/>
+          <w:szCs w:val="28"/>
+        </w:rPr>
+        <w:t>Результат.</w:t>
+      </w:r>
+    </w:p>
+    <w:bookmarkEnd w:id="2"/>
+    <w:p>
+      <w:pPr>
         <w:jc w:val="center"/>
         <w:rPr>
           <w:rFonts w:ascii="Times New Roman" w:hAnsi="Times New Roman" w:cs="Times New Roman"/>
@@ -1239,15 +1261,14 @@
       <w:r>
         <w:rPr>
           <w:rFonts w:ascii="Times New Roman" w:hAnsi="Times New Roman" w:cs="Times New Roman"/>
-          <w:noProof/>
           <w:sz w:val="28"/>
           <w:szCs w:val="28"/>
         </w:rPr>
         <w:drawing>
-          <wp:inline distT="0" distB="0" distL="0" distR="0" wp14:anchorId="163F7F58" wp14:editId="411E9E1F">
-            <wp:extent cx="6253079" cy="1219200"/>
-            <wp:effectExtent l="0" t="0" r="0" b="0"/>
-            <wp:docPr id="1365052624" name="Рисунок 1"/>
+          <wp:inline distT="0" distB="0" distL="0" distR="0" wp14:anchorId="79CC1B66" wp14:editId="76B2C0F6">
+            <wp:extent cx="5940425" cy="3560445"/>
+            <wp:effectExtent l="0" t="0" r="3175" b="1905"/>
+            <wp:docPr id="841342932" name="Рисунок 1"/>
             <wp:cNvGraphicFramePr>
               <a:graphicFrameLocks xmlns:a="http://schemas.openxmlformats.org/drawingml/2006/main" noChangeAspect="1"/>
             </wp:cNvGraphicFramePr>
@@ -1255,7 +1276,7 @@
               <a:graphicData uri="http://schemas.openxmlformats.org/drawingml/2006/picture">
                 <pic:pic xmlns:pic="http://schemas.openxmlformats.org/drawingml/2006/picture">
                   <pic:nvPicPr>
-                    <pic:cNvPr id="1365052624" name=""/>
+                    <pic:cNvPr id="841342932" name=""/>
                     <pic:cNvPicPr/>
                   </pic:nvPicPr>
                   <pic:blipFill>
@@ -1267,7 +1288,7 @@
                   <pic:spPr>
                     <a:xfrm>
                       <a:off x="0" y="0"/>
-                      <a:ext cx="6253592" cy="1219300"/>
+                      <a:ext cx="5940425" cy="3560445"/>
                     </a:xfrm>
                     <a:prstGeom prst="rect">
                       <a:avLst/>
@@ -1282,73 +1303,25 @@
     </w:p>
     <w:p>
       <w:pPr>
+        <w:jc w:val="center"/>
         <w:rPr>
           <w:rFonts w:ascii="Times New Roman" w:hAnsi="Times New Roman" w:cs="Times New Roman"/>
           <w:sz w:val="28"/>
           <w:szCs w:val="28"/>
         </w:rPr>
       </w:pPr>
-    </w:p>
-    <w:p>
-      <w:pPr>
+      <w:r>
         <w:rPr>
           <w:rFonts w:ascii="Times New Roman" w:hAnsi="Times New Roman" w:cs="Times New Roman"/>
           <w:sz w:val="28"/>
           <w:szCs w:val="28"/>
         </w:rPr>
-      </w:pPr>
-    </w:p>
-    <w:p>
-      <w:pPr>
-        <w:rPr>
-          <w:rFonts w:ascii="Times New Roman" w:hAnsi="Times New Roman" w:cs="Times New Roman"/>
-          <w:sz w:val="28"/>
-          <w:szCs w:val="28"/>
-        </w:rPr>
-      </w:pPr>
-    </w:p>
-    <w:p>
-      <w:pPr>
-        <w:rPr>
-          <w:rFonts w:ascii="Times New Roman" w:hAnsi="Times New Roman" w:cs="Times New Roman"/>
-          <w:b/>
-          <w:sz w:val="28"/>
-          <w:szCs w:val="28"/>
-        </w:rPr>
-      </w:pPr>
-      <w:bookmarkStart w:id="0" w:name="_Hlk208590340"/>
-      <w:r>
-        <w:rPr>
-          <w:rFonts w:ascii="Times New Roman" w:hAnsi="Times New Roman" w:cs="Times New Roman"/>
-          <w:b/>
-          <w:sz w:val="28"/>
-          <w:szCs w:val="28"/>
-        </w:rPr>
-        <w:t>Входные данные.</w:t>
-      </w:r>
-    </w:p>
-    <w:bookmarkEnd w:id="0"/>
-    <w:p>
-      <w:pPr>
-        <w:jc w:val="center"/>
-        <w:rPr>
-          <w:rFonts w:ascii="Times New Roman" w:hAnsi="Times New Roman" w:cs="Times New Roman"/>
-          <w:sz w:val="28"/>
-          <w:szCs w:val="28"/>
-        </w:rPr>
-      </w:pPr>
-      <w:r>
-        <w:rPr>
-          <w:rFonts w:ascii="Times New Roman" w:hAnsi="Times New Roman" w:cs="Times New Roman"/>
-          <w:noProof/>
-          <w:sz w:val="28"/>
-          <w:szCs w:val="28"/>
-        </w:rPr>
+        <w:lastRenderedPageBreak/>
         <w:drawing>
-          <wp:inline distT="0" distB="0" distL="0" distR="0" wp14:anchorId="5E5FADAA" wp14:editId="30B5DCFD">
-            <wp:extent cx="5940425" cy="515620"/>
+          <wp:inline distT="0" distB="0" distL="0" distR="0" wp14:anchorId="259A1926" wp14:editId="384F1770">
+            <wp:extent cx="5940425" cy="3550920"/>
             <wp:effectExtent l="0" t="0" r="3175" b="0"/>
-            <wp:docPr id="4" name="Рисунок 4"/>
+            <wp:docPr id="1789321556" name="Рисунок 1" descr="Изображение выглядит как текст, электроника, снимок экрана, дисплей&#10;&#10;Содержимое, созданное искусственным интеллектом, может быть неверным."/>
             <wp:cNvGraphicFramePr>
               <a:graphicFrameLocks xmlns:a="http://schemas.openxmlformats.org/drawingml/2006/main" noChangeAspect="1"/>
             </wp:cNvGraphicFramePr>
@@ -1356,7 +1329,7 @@
               <a:graphicData uri="http://schemas.openxmlformats.org/drawingml/2006/picture">
                 <pic:pic xmlns:pic="http://schemas.openxmlformats.org/drawingml/2006/picture">
                   <pic:nvPicPr>
-                    <pic:cNvPr id="1" name=""/>
+                    <pic:cNvPr id="1789321556" name="Рисунок 1" descr="Изображение выглядит как текст, электроника, снимок экрана, дисплей&#10;&#10;Содержимое, созданное искусственным интеллектом, может быть неверным."/>
                     <pic:cNvPicPr/>
                   </pic:nvPicPr>
                   <pic:blipFill>
@@ -1368,7 +1341,7 @@
                   <pic:spPr>
                     <a:xfrm>
                       <a:off x="0" y="0"/>
-                      <a:ext cx="5940425" cy="515620"/>
+                      <a:ext cx="5940425" cy="3550920"/>
                     </a:xfrm>
                     <a:prstGeom prst="rect">
                       <a:avLst/>
@@ -1388,80 +1361,6 @@
           <w:b/>
           <w:sz w:val="28"/>
           <w:szCs w:val="28"/>
-        </w:rPr>
-      </w:pPr>
-      <w:bookmarkStart w:id="1" w:name="_Hlk208590497"/>
-      <w:r>
-        <w:rPr>
-          <w:rFonts w:ascii="Times New Roman" w:hAnsi="Times New Roman" w:cs="Times New Roman"/>
-          <w:b/>
-          <w:sz w:val="28"/>
-          <w:szCs w:val="28"/>
-        </w:rPr>
-        <w:t>Результат.</w:t>
-      </w:r>
-    </w:p>
-    <w:bookmarkEnd w:id="1"/>
-    <w:p>
-      <w:pPr>
-        <w:jc w:val="center"/>
-        <w:rPr>
-          <w:rFonts w:ascii="Times New Roman" w:hAnsi="Times New Roman" w:cs="Times New Roman"/>
-          <w:sz w:val="28"/>
-          <w:szCs w:val="28"/>
-        </w:rPr>
-      </w:pPr>
-      <w:r>
-        <w:rPr>
-          <w:rFonts w:ascii="Times New Roman" w:hAnsi="Times New Roman" w:cs="Times New Roman"/>
-          <w:noProof/>
-          <w:sz w:val="28"/>
-          <w:szCs w:val="28"/>
-        </w:rPr>
-        <w:drawing>
-          <wp:inline distT="0" distB="0" distL="0" distR="0" wp14:anchorId="24E533FC" wp14:editId="4104B363">
-            <wp:extent cx="5940425" cy="1950085"/>
-            <wp:effectExtent l="0" t="0" r="3175" b="0"/>
-            <wp:docPr id="226700802" name="Рисунок 1"/>
-            <wp:cNvGraphicFramePr>
-              <a:graphicFrameLocks xmlns:a="http://schemas.openxmlformats.org/drawingml/2006/main" noChangeAspect="1"/>
-            </wp:cNvGraphicFramePr>
-            <a:graphic xmlns:a="http://schemas.openxmlformats.org/drawingml/2006/main">
-              <a:graphicData uri="http://schemas.openxmlformats.org/drawingml/2006/picture">
-                <pic:pic xmlns:pic="http://schemas.openxmlformats.org/drawingml/2006/picture">
-                  <pic:nvPicPr>
-                    <pic:cNvPr id="226700802" name=""/>
-                    <pic:cNvPicPr/>
-                  </pic:nvPicPr>
-                  <pic:blipFill>
-                    <a:blip r:embed="rId13"/>
-                    <a:stretch>
-                      <a:fillRect/>
-                    </a:stretch>
-                  </pic:blipFill>
-                  <pic:spPr>
-                    <a:xfrm>
-                      <a:off x="0" y="0"/>
-                      <a:ext cx="5940425" cy="1950085"/>
-                    </a:xfrm>
-                    <a:prstGeom prst="rect">
-                      <a:avLst/>
-                    </a:prstGeom>
-                  </pic:spPr>
-                </pic:pic>
-              </a:graphicData>
-            </a:graphic>
-          </wp:inline>
-        </w:drawing>
-      </w:r>
-    </w:p>
-    <w:p>
-      <w:pPr>
-        <w:rPr>
-          <w:rFonts w:ascii="Times New Roman" w:hAnsi="Times New Roman" w:cs="Times New Roman"/>
-          <w:b/>
-          <w:sz w:val="28"/>
-          <w:szCs w:val="28"/>
           <w:lang w:val="en-US"/>
         </w:rPr>
       </w:pPr>
@@ -1539,7 +1438,7 @@
           <w:highlight w:val="white"/>
           <w:lang w:val="en-US"/>
         </w:rPr>
-        <w:t>static</w:t>
+        <w:t>private</w:t>
       </w:r>
       <w:r>
         <w:rPr>
@@ -1572,7 +1471,7 @@
           <w:highlight w:val="white"/>
           <w:lang w:val="en-US"/>
         </w:rPr>
-        <w:t xml:space="preserve"> Vigenere(</w:t>
+        <w:t xml:space="preserve"> Encrypt(</w:t>
       </w:r>
       <w:r>
         <w:rPr>
@@ -1605,28 +1504,6 @@
           <w:highlight w:val="white"/>
           <w:lang w:val="en-US"/>
         </w:rPr>
-        <w:t>string</w:t>
-      </w:r>
-      <w:r>
-        <w:rPr>
-          <w:rFonts w:ascii="Cascadia Mono" w:hAnsi="Cascadia Mono" w:cs="Cascadia Mono"/>
-          <w:color w:val="000000"/>
-          <w:sz w:val="19"/>
-          <w:szCs w:val="19"/>
-          <w:highlight w:val="white"/>
-          <w:lang w:val="en-US"/>
-        </w:rPr>
-        <w:t xml:space="preserve"> keyword, </w:t>
-      </w:r>
-      <w:r>
-        <w:rPr>
-          <w:rFonts w:ascii="Cascadia Mono" w:hAnsi="Cascadia Mono" w:cs="Cascadia Mono"/>
-          <w:color w:val="0000FF"/>
-          <w:sz w:val="19"/>
-          <w:szCs w:val="19"/>
-          <w:highlight w:val="white"/>
-          <w:lang w:val="en-US"/>
-        </w:rPr>
         <w:t>bool</w:t>
       </w:r>
       <w:r>
@@ -1638,7 +1515,7 @@
           <w:highlight w:val="white"/>
           <w:lang w:val="en-US"/>
         </w:rPr>
-        <w:t xml:space="preserve"> isEncrypt)</w:t>
+        <w:t xml:space="preserve"> useNumbers)</w:t>
       </w:r>
     </w:p>
     <w:p>
@@ -1703,61 +1580,62 @@
           <w:highlight w:val="white"/>
           <w:lang w:val="en-US"/>
         </w:rPr>
-        <w:t>string</w:t>
-      </w:r>
-      <w:r>
-        <w:rPr>
-          <w:rFonts w:ascii="Cascadia Mono" w:hAnsi="Cascadia Mono" w:cs="Cascadia Mono"/>
-          <w:color w:val="000000"/>
-          <w:sz w:val="19"/>
-          <w:szCs w:val="19"/>
-          <w:highlight w:val="white"/>
-          <w:lang w:val="en-US"/>
-        </w:rPr>
-        <w:t xml:space="preserve"> alph = </w:t>
-      </w:r>
-      <w:r>
-        <w:rPr>
-          <w:rFonts w:ascii="Cascadia Mono" w:hAnsi="Cascadia Mono" w:cs="Cascadia Mono"/>
-          <w:color w:val="A31515"/>
-          <w:sz w:val="19"/>
-          <w:szCs w:val="19"/>
-          <w:highlight w:val="white"/>
-          <w:lang w:val="en-US"/>
-        </w:rPr>
-        <w:t>"</w:t>
-      </w:r>
-      <w:r>
-        <w:rPr>
-          <w:rFonts w:ascii="Cascadia Mono" w:hAnsi="Cascadia Mono" w:cs="Cascadia Mono"/>
-          <w:color w:val="A31515"/>
-          <w:sz w:val="19"/>
-          <w:szCs w:val="19"/>
-          <w:highlight w:val="white"/>
-        </w:rPr>
-        <w:t>АБВГДЕЖЗИЙКЛМНОПРСТУФХЦЧШЩЪЫЬЭЮЯ</w:t>
-      </w:r>
-      <w:r>
-        <w:rPr>
-          <w:rFonts w:ascii="Cascadia Mono" w:hAnsi="Cascadia Mono" w:cs="Cascadia Mono"/>
-          <w:color w:val="A31515"/>
-          <w:sz w:val="19"/>
-          <w:szCs w:val="19"/>
-          <w:highlight w:val="white"/>
-          <w:lang w:val="en-US"/>
-        </w:rPr>
-        <w:t>"</w:t>
-      </w:r>
-      <w:r>
-        <w:rPr>
-          <w:rFonts w:ascii="Cascadia Mono" w:hAnsi="Cascadia Mono" w:cs="Cascadia Mono"/>
-          <w:color w:val="000000"/>
-          <w:sz w:val="19"/>
-          <w:szCs w:val="19"/>
-          <w:highlight w:val="white"/>
-          <w:lang w:val="en-US"/>
-        </w:rPr>
-        <w:t>;</w:t>
+        <w:t>var</w:t>
+      </w:r>
+      <w:r>
+        <w:rPr>
+          <w:rFonts w:ascii="Cascadia Mono" w:hAnsi="Cascadia Mono" w:cs="Cascadia Mono"/>
+          <w:color w:val="000000"/>
+          <w:sz w:val="19"/>
+          <w:szCs w:val="19"/>
+          <w:highlight w:val="white"/>
+          <w:lang w:val="en-US"/>
+        </w:rPr>
+        <w:t xml:space="preserve"> result = </w:t>
+      </w:r>
+      <w:r>
+        <w:rPr>
+          <w:rFonts w:ascii="Cascadia Mono" w:hAnsi="Cascadia Mono" w:cs="Cascadia Mono"/>
+          <w:color w:val="0000FF"/>
+          <w:sz w:val="19"/>
+          <w:szCs w:val="19"/>
+          <w:highlight w:val="white"/>
+          <w:lang w:val="en-US"/>
+        </w:rPr>
+        <w:t>new</w:t>
+      </w:r>
+      <w:r>
+        <w:rPr>
+          <w:rFonts w:ascii="Cascadia Mono" w:hAnsi="Cascadia Mono" w:cs="Cascadia Mono"/>
+          <w:color w:val="000000"/>
+          <w:sz w:val="19"/>
+          <w:szCs w:val="19"/>
+          <w:highlight w:val="white"/>
+          <w:lang w:val="en-US"/>
+        </w:rPr>
+        <w:t xml:space="preserve"> </w:t>
+      </w:r>
+      <w:r>
+        <w:rPr>
+          <w:rFonts w:ascii="Cascadia Mono" w:hAnsi="Cascadia Mono" w:cs="Cascadia Mono"/>
+          <w:color w:val="2B91AF"/>
+          <w:sz w:val="19"/>
+          <w:szCs w:val="19"/>
+          <w:highlight w:val="white"/>
+          <w:lang w:val="en-US"/>
+        </w:rPr>
+        <w:t>StringBuilder</w:t>
+      </w:r>
+      <w:r>
+        <w:rPr>
+          <w:rFonts w:ascii="Cascadia Mono" w:hAnsi="Cascadia Mono" w:cs="Cascadia Mono"/>
+          <w:color w:val="000000"/>
+          <w:sz w:val="19"/>
+          <w:szCs w:val="19"/>
+          <w:highlight w:val="white"/>
+          <w:lang w:val="en-US"/>
+        </w:rPr>
+        <w:t>();</w:t>
       </w:r>
     </w:p>
     <w:p>
@@ -1795,6 +1673,295 @@
           <w:highlight w:val="white"/>
           <w:lang w:val="en-US"/>
         </w:rPr>
+        <w:t>string</w:t>
+      </w:r>
+      <w:r>
+        <w:rPr>
+          <w:rFonts w:ascii="Cascadia Mono" w:hAnsi="Cascadia Mono" w:cs="Cascadia Mono"/>
+          <w:color w:val="000000"/>
+          <w:sz w:val="19"/>
+          <w:szCs w:val="19"/>
+          <w:highlight w:val="white"/>
+          <w:lang w:val="en-US"/>
+        </w:rPr>
+        <w:t xml:space="preserve"> upperText = text.ToUpperInvariant();</w:t>
+      </w:r>
+    </w:p>
+    <w:p>
+      <w:pPr>
+        <w:autoSpaceDE w:val="0"/>
+        <w:autoSpaceDN w:val="0"/>
+        <w:adjustRightInd w:val="0"/>
+        <w:spacing w:after="0" w:line="240" w:lineRule="auto"/>
+        <w:rPr>
+          <w:rFonts w:ascii="Cascadia Mono" w:hAnsi="Cascadia Mono" w:cs="Cascadia Mono"/>
+          <w:color w:val="000000"/>
+          <w:sz w:val="19"/>
+          <w:szCs w:val="19"/>
+          <w:highlight w:val="white"/>
+          <w:lang w:val="en-US"/>
+        </w:rPr>
+      </w:pPr>
+      <w:r>
+        <w:rPr>
+          <w:rFonts w:ascii="Cascadia Mono" w:hAnsi="Cascadia Mono" w:cs="Cascadia Mono"/>
+          <w:color w:val="000000"/>
+          <w:sz w:val="19"/>
+          <w:szCs w:val="19"/>
+          <w:highlight w:val="white"/>
+          <w:lang w:val="en-US"/>
+        </w:rPr>
+        <w:t xml:space="preserve">    </w:t>
+      </w:r>
+      <w:r>
+        <w:rPr>
+          <w:rFonts w:ascii="Cascadia Mono" w:hAnsi="Cascadia Mono" w:cs="Cascadia Mono"/>
+          <w:color w:val="0000FF"/>
+          <w:sz w:val="19"/>
+          <w:szCs w:val="19"/>
+          <w:highlight w:val="white"/>
+          <w:lang w:val="en-US"/>
+        </w:rPr>
+        <w:t>foreach</w:t>
+      </w:r>
+      <w:r>
+        <w:rPr>
+          <w:rFonts w:ascii="Cascadia Mono" w:hAnsi="Cascadia Mono" w:cs="Cascadia Mono"/>
+          <w:color w:val="000000"/>
+          <w:sz w:val="19"/>
+          <w:szCs w:val="19"/>
+          <w:highlight w:val="white"/>
+          <w:lang w:val="en-US"/>
+        </w:rPr>
+        <w:t xml:space="preserve"> (</w:t>
+      </w:r>
+      <w:r>
+        <w:rPr>
+          <w:rFonts w:ascii="Cascadia Mono" w:hAnsi="Cascadia Mono" w:cs="Cascadia Mono"/>
+          <w:color w:val="0000FF"/>
+          <w:sz w:val="19"/>
+          <w:szCs w:val="19"/>
+          <w:highlight w:val="white"/>
+          <w:lang w:val="en-US"/>
+        </w:rPr>
+        <w:t>char</w:t>
+      </w:r>
+      <w:r>
+        <w:rPr>
+          <w:rFonts w:ascii="Cascadia Mono" w:hAnsi="Cascadia Mono" w:cs="Cascadia Mono"/>
+          <w:color w:val="000000"/>
+          <w:sz w:val="19"/>
+          <w:szCs w:val="19"/>
+          <w:highlight w:val="white"/>
+          <w:lang w:val="en-US"/>
+        </w:rPr>
+        <w:t xml:space="preserve"> c </w:t>
+      </w:r>
+      <w:r>
+        <w:rPr>
+          <w:rFonts w:ascii="Cascadia Mono" w:hAnsi="Cascadia Mono" w:cs="Cascadia Mono"/>
+          <w:color w:val="0000FF"/>
+          <w:sz w:val="19"/>
+          <w:szCs w:val="19"/>
+          <w:highlight w:val="white"/>
+          <w:lang w:val="en-US"/>
+        </w:rPr>
+        <w:t>in</w:t>
+      </w:r>
+      <w:r>
+        <w:rPr>
+          <w:rFonts w:ascii="Cascadia Mono" w:hAnsi="Cascadia Mono" w:cs="Cascadia Mono"/>
+          <w:color w:val="000000"/>
+          <w:sz w:val="19"/>
+          <w:szCs w:val="19"/>
+          <w:highlight w:val="white"/>
+          <w:lang w:val="en-US"/>
+        </w:rPr>
+        <w:t xml:space="preserve"> upperText)</w:t>
+      </w:r>
+    </w:p>
+    <w:p>
+      <w:pPr>
+        <w:autoSpaceDE w:val="0"/>
+        <w:autoSpaceDN w:val="0"/>
+        <w:adjustRightInd w:val="0"/>
+        <w:spacing w:after="0" w:line="240" w:lineRule="auto"/>
+        <w:rPr>
+          <w:rFonts w:ascii="Cascadia Mono" w:hAnsi="Cascadia Mono" w:cs="Cascadia Mono"/>
+          <w:color w:val="000000"/>
+          <w:sz w:val="19"/>
+          <w:szCs w:val="19"/>
+          <w:highlight w:val="white"/>
+          <w:lang w:val="en-US"/>
+        </w:rPr>
+      </w:pPr>
+      <w:r>
+        <w:rPr>
+          <w:rFonts w:ascii="Cascadia Mono" w:hAnsi="Cascadia Mono" w:cs="Cascadia Mono"/>
+          <w:color w:val="000000"/>
+          <w:sz w:val="19"/>
+          <w:szCs w:val="19"/>
+          <w:highlight w:val="white"/>
+          <w:lang w:val="en-US"/>
+        </w:rPr>
+        <w:t xml:space="preserve">    {</w:t>
+      </w:r>
+    </w:p>
+    <w:p>
+      <w:pPr>
+        <w:autoSpaceDE w:val="0"/>
+        <w:autoSpaceDN w:val="0"/>
+        <w:adjustRightInd w:val="0"/>
+        <w:spacing w:after="0" w:line="240" w:lineRule="auto"/>
+        <w:rPr>
+          <w:rFonts w:ascii="Cascadia Mono" w:hAnsi="Cascadia Mono" w:cs="Cascadia Mono"/>
+          <w:color w:val="000000"/>
+          <w:sz w:val="19"/>
+          <w:szCs w:val="19"/>
+          <w:highlight w:val="white"/>
+          <w:lang w:val="en-US"/>
+        </w:rPr>
+      </w:pPr>
+      <w:r>
+        <w:rPr>
+          <w:rFonts w:ascii="Cascadia Mono" w:hAnsi="Cascadia Mono" w:cs="Cascadia Mono"/>
+          <w:color w:val="000000"/>
+          <w:sz w:val="19"/>
+          <w:szCs w:val="19"/>
+          <w:highlight w:val="white"/>
+          <w:lang w:val="en-US"/>
+        </w:rPr>
+        <w:t xml:space="preserve">        </w:t>
+      </w:r>
+      <w:r>
+        <w:rPr>
+          <w:rFonts w:ascii="Cascadia Mono" w:hAnsi="Cascadia Mono" w:cs="Cascadia Mono"/>
+          <w:color w:val="0000FF"/>
+          <w:sz w:val="19"/>
+          <w:szCs w:val="19"/>
+          <w:highlight w:val="white"/>
+          <w:lang w:val="en-US"/>
+        </w:rPr>
+        <w:t>if</w:t>
+      </w:r>
+      <w:r>
+        <w:rPr>
+          <w:rFonts w:ascii="Cascadia Mono" w:hAnsi="Cascadia Mono" w:cs="Cascadia Mono"/>
+          <w:color w:val="000000"/>
+          <w:sz w:val="19"/>
+          <w:szCs w:val="19"/>
+          <w:highlight w:val="white"/>
+          <w:lang w:val="en-US"/>
+        </w:rPr>
+        <w:t xml:space="preserve"> (CipherMap.TryGetValue(c, </w:t>
+      </w:r>
+      <w:r>
+        <w:rPr>
+          <w:rFonts w:ascii="Cascadia Mono" w:hAnsi="Cascadia Mono" w:cs="Cascadia Mono"/>
+          <w:color w:val="0000FF"/>
+          <w:sz w:val="19"/>
+          <w:szCs w:val="19"/>
+          <w:highlight w:val="white"/>
+          <w:lang w:val="en-US"/>
+        </w:rPr>
+        <w:t>out</w:t>
+      </w:r>
+      <w:r>
+        <w:rPr>
+          <w:rFonts w:ascii="Cascadia Mono" w:hAnsi="Cascadia Mono" w:cs="Cascadia Mono"/>
+          <w:color w:val="000000"/>
+          <w:sz w:val="19"/>
+          <w:szCs w:val="19"/>
+          <w:highlight w:val="white"/>
+          <w:lang w:val="en-US"/>
+        </w:rPr>
+        <w:t xml:space="preserve"> </w:t>
+      </w:r>
+      <w:r>
+        <w:rPr>
+          <w:rFonts w:ascii="Cascadia Mono" w:hAnsi="Cascadia Mono" w:cs="Cascadia Mono"/>
+          <w:color w:val="0000FF"/>
+          <w:sz w:val="19"/>
+          <w:szCs w:val="19"/>
+          <w:highlight w:val="white"/>
+          <w:lang w:val="en-US"/>
+        </w:rPr>
+        <w:t>var</w:t>
+      </w:r>
+      <w:r>
+        <w:rPr>
+          <w:rFonts w:ascii="Cascadia Mono" w:hAnsi="Cascadia Mono" w:cs="Cascadia Mono"/>
+          <w:color w:val="000000"/>
+          <w:sz w:val="19"/>
+          <w:szCs w:val="19"/>
+          <w:highlight w:val="white"/>
+          <w:lang w:val="en-US"/>
+        </w:rPr>
+        <w:t xml:space="preserve"> range))</w:t>
+      </w:r>
+    </w:p>
+    <w:p>
+      <w:pPr>
+        <w:autoSpaceDE w:val="0"/>
+        <w:autoSpaceDN w:val="0"/>
+        <w:adjustRightInd w:val="0"/>
+        <w:spacing w:after="0" w:line="240" w:lineRule="auto"/>
+        <w:rPr>
+          <w:rFonts w:ascii="Cascadia Mono" w:hAnsi="Cascadia Mono" w:cs="Cascadia Mono"/>
+          <w:color w:val="000000"/>
+          <w:sz w:val="19"/>
+          <w:szCs w:val="19"/>
+          <w:highlight w:val="white"/>
+          <w:lang w:val="en-US"/>
+        </w:rPr>
+      </w:pPr>
+      <w:r>
+        <w:rPr>
+          <w:rFonts w:ascii="Cascadia Mono" w:hAnsi="Cascadia Mono" w:cs="Cascadia Mono"/>
+          <w:color w:val="000000"/>
+          <w:sz w:val="19"/>
+          <w:szCs w:val="19"/>
+          <w:highlight w:val="white"/>
+          <w:lang w:val="en-US"/>
+        </w:rPr>
+        <w:t xml:space="preserve">        {</w:t>
+      </w:r>
+    </w:p>
+    <w:p>
+      <w:pPr>
+        <w:autoSpaceDE w:val="0"/>
+        <w:autoSpaceDN w:val="0"/>
+        <w:adjustRightInd w:val="0"/>
+        <w:spacing w:after="0" w:line="240" w:lineRule="auto"/>
+        <w:rPr>
+          <w:rFonts w:ascii="Cascadia Mono" w:hAnsi="Cascadia Mono" w:cs="Cascadia Mono"/>
+          <w:color w:val="000000"/>
+          <w:sz w:val="19"/>
+          <w:szCs w:val="19"/>
+          <w:highlight w:val="white"/>
+          <w:lang w:val="en-US"/>
+        </w:rPr>
+      </w:pPr>
+      <w:r>
+        <w:rPr>
+          <w:rFonts w:ascii="Cascadia Mono" w:hAnsi="Cascadia Mono" w:cs="Cascadia Mono"/>
+          <w:color w:val="000000"/>
+          <w:sz w:val="19"/>
+          <w:szCs w:val="19"/>
+          <w:highlight w:val="white"/>
+          <w:lang w:val="en-US"/>
+        </w:rPr>
+        <w:t xml:space="preserve">            </w:t>
+      </w:r>
+      <w:r>
+        <w:rPr>
+          <w:rFonts w:ascii="Cascadia Mono" w:hAnsi="Cascadia Mono" w:cs="Cascadia Mono"/>
+          <w:color w:val="0000FF"/>
+          <w:sz w:val="19"/>
+          <w:szCs w:val="19"/>
+          <w:highlight w:val="white"/>
+          <w:lang w:val="en-US"/>
+        </w:rPr>
         <w:t>int</w:t>
       </w:r>
       <w:r>
@@ -1806,7 +1973,730 @@
           <w:highlight w:val="white"/>
           <w:lang w:val="en-US"/>
         </w:rPr>
-        <w:t xml:space="preserve"> n = alph.Length;</w:t>
+        <w:t xml:space="preserve"> code = _random.Next(range.start, range.end + 1);</w:t>
+      </w:r>
+    </w:p>
+    <w:p>
+      <w:pPr>
+        <w:autoSpaceDE w:val="0"/>
+        <w:autoSpaceDN w:val="0"/>
+        <w:adjustRightInd w:val="0"/>
+        <w:spacing w:after="0" w:line="240" w:lineRule="auto"/>
+        <w:rPr>
+          <w:rFonts w:ascii="Cascadia Mono" w:hAnsi="Cascadia Mono" w:cs="Cascadia Mono"/>
+          <w:color w:val="000000"/>
+          <w:sz w:val="19"/>
+          <w:szCs w:val="19"/>
+          <w:highlight w:val="white"/>
+          <w:lang w:val="en-US"/>
+        </w:rPr>
+      </w:pPr>
+      <w:r>
+        <w:rPr>
+          <w:rFonts w:ascii="Cascadia Mono" w:hAnsi="Cascadia Mono" w:cs="Cascadia Mono"/>
+          <w:color w:val="000000"/>
+          <w:sz w:val="19"/>
+          <w:szCs w:val="19"/>
+          <w:highlight w:val="white"/>
+          <w:lang w:val="en-US"/>
+        </w:rPr>
+        <w:t xml:space="preserve">            </w:t>
+      </w:r>
+      <w:r>
+        <w:rPr>
+          <w:rFonts w:ascii="Cascadia Mono" w:hAnsi="Cascadia Mono" w:cs="Cascadia Mono"/>
+          <w:color w:val="0000FF"/>
+          <w:sz w:val="19"/>
+          <w:szCs w:val="19"/>
+          <w:highlight w:val="white"/>
+          <w:lang w:val="en-US"/>
+        </w:rPr>
+        <w:t>if</w:t>
+      </w:r>
+      <w:r>
+        <w:rPr>
+          <w:rFonts w:ascii="Cascadia Mono" w:hAnsi="Cascadia Mono" w:cs="Cascadia Mono"/>
+          <w:color w:val="000000"/>
+          <w:sz w:val="19"/>
+          <w:szCs w:val="19"/>
+          <w:highlight w:val="white"/>
+          <w:lang w:val="en-US"/>
+        </w:rPr>
+        <w:t xml:space="preserve"> (useNumbers)</w:t>
+      </w:r>
+    </w:p>
+    <w:p>
+      <w:pPr>
+        <w:autoSpaceDE w:val="0"/>
+        <w:autoSpaceDN w:val="0"/>
+        <w:adjustRightInd w:val="0"/>
+        <w:spacing w:after="0" w:line="240" w:lineRule="auto"/>
+        <w:rPr>
+          <w:rFonts w:ascii="Cascadia Mono" w:hAnsi="Cascadia Mono" w:cs="Cascadia Mono"/>
+          <w:color w:val="000000"/>
+          <w:sz w:val="19"/>
+          <w:szCs w:val="19"/>
+          <w:highlight w:val="white"/>
+          <w:lang w:val="en-US"/>
+        </w:rPr>
+      </w:pPr>
+      <w:r>
+        <w:rPr>
+          <w:rFonts w:ascii="Cascadia Mono" w:hAnsi="Cascadia Mono" w:cs="Cascadia Mono"/>
+          <w:color w:val="000000"/>
+          <w:sz w:val="19"/>
+          <w:szCs w:val="19"/>
+          <w:highlight w:val="white"/>
+          <w:lang w:val="en-US"/>
+        </w:rPr>
+        <w:t xml:space="preserve">            {</w:t>
+      </w:r>
+    </w:p>
+    <w:p>
+      <w:pPr>
+        <w:autoSpaceDE w:val="0"/>
+        <w:autoSpaceDN w:val="0"/>
+        <w:adjustRightInd w:val="0"/>
+        <w:spacing w:after="0" w:line="240" w:lineRule="auto"/>
+        <w:rPr>
+          <w:rFonts w:ascii="Cascadia Mono" w:hAnsi="Cascadia Mono" w:cs="Cascadia Mono"/>
+          <w:color w:val="000000"/>
+          <w:sz w:val="19"/>
+          <w:szCs w:val="19"/>
+          <w:highlight w:val="white"/>
+          <w:lang w:val="en-US"/>
+        </w:rPr>
+      </w:pPr>
+      <w:r>
+        <w:rPr>
+          <w:rFonts w:ascii="Cascadia Mono" w:hAnsi="Cascadia Mono" w:cs="Cascadia Mono"/>
+          <w:color w:val="000000"/>
+          <w:sz w:val="19"/>
+          <w:szCs w:val="19"/>
+          <w:highlight w:val="white"/>
+          <w:lang w:val="en-US"/>
+        </w:rPr>
+        <w:t xml:space="preserve">                </w:t>
+      </w:r>
+      <w:r>
+        <w:rPr>
+          <w:rFonts w:ascii="Cascadia Mono" w:hAnsi="Cascadia Mono" w:cs="Cascadia Mono"/>
+          <w:color w:val="0000FF"/>
+          <w:sz w:val="19"/>
+          <w:szCs w:val="19"/>
+          <w:highlight w:val="white"/>
+          <w:lang w:val="en-US"/>
+        </w:rPr>
+        <w:t>if</w:t>
+      </w:r>
+      <w:r>
+        <w:rPr>
+          <w:rFonts w:ascii="Cascadia Mono" w:hAnsi="Cascadia Mono" w:cs="Cascadia Mono"/>
+          <w:color w:val="000000"/>
+          <w:sz w:val="19"/>
+          <w:szCs w:val="19"/>
+          <w:highlight w:val="white"/>
+          <w:lang w:val="en-US"/>
+        </w:rPr>
+        <w:t xml:space="preserve"> (result.Length &gt; 0)</w:t>
+      </w:r>
+    </w:p>
+    <w:p>
+      <w:pPr>
+        <w:autoSpaceDE w:val="0"/>
+        <w:autoSpaceDN w:val="0"/>
+        <w:adjustRightInd w:val="0"/>
+        <w:spacing w:after="0" w:line="240" w:lineRule="auto"/>
+        <w:rPr>
+          <w:rFonts w:ascii="Cascadia Mono" w:hAnsi="Cascadia Mono" w:cs="Cascadia Mono"/>
+          <w:color w:val="000000"/>
+          <w:sz w:val="19"/>
+          <w:szCs w:val="19"/>
+          <w:highlight w:val="white"/>
+          <w:lang w:val="en-US"/>
+        </w:rPr>
+      </w:pPr>
+      <w:r>
+        <w:rPr>
+          <w:rFonts w:ascii="Cascadia Mono" w:hAnsi="Cascadia Mono" w:cs="Cascadia Mono"/>
+          <w:color w:val="000000"/>
+          <w:sz w:val="19"/>
+          <w:szCs w:val="19"/>
+          <w:highlight w:val="white"/>
+          <w:lang w:val="en-US"/>
+        </w:rPr>
+        <w:t xml:space="preserve">                    result.Append(</w:t>
+      </w:r>
+      <w:r>
+        <w:rPr>
+          <w:rFonts w:ascii="Cascadia Mono" w:hAnsi="Cascadia Mono" w:cs="Cascadia Mono"/>
+          <w:color w:val="A31515"/>
+          <w:sz w:val="19"/>
+          <w:szCs w:val="19"/>
+          <w:highlight w:val="white"/>
+          <w:lang w:val="en-US"/>
+        </w:rPr>
+        <w:t>' '</w:t>
+      </w:r>
+      <w:r>
+        <w:rPr>
+          <w:rFonts w:ascii="Cascadia Mono" w:hAnsi="Cascadia Mono" w:cs="Cascadia Mono"/>
+          <w:color w:val="000000"/>
+          <w:sz w:val="19"/>
+          <w:szCs w:val="19"/>
+          <w:highlight w:val="white"/>
+          <w:lang w:val="en-US"/>
+        </w:rPr>
+        <w:t>);</w:t>
+      </w:r>
+    </w:p>
+    <w:p>
+      <w:pPr>
+        <w:autoSpaceDE w:val="0"/>
+        <w:autoSpaceDN w:val="0"/>
+        <w:adjustRightInd w:val="0"/>
+        <w:spacing w:after="0" w:line="240" w:lineRule="auto"/>
+        <w:rPr>
+          <w:rFonts w:ascii="Cascadia Mono" w:hAnsi="Cascadia Mono" w:cs="Cascadia Mono"/>
+          <w:color w:val="000000"/>
+          <w:sz w:val="19"/>
+          <w:szCs w:val="19"/>
+          <w:highlight w:val="white"/>
+          <w:lang w:val="en-US"/>
+        </w:rPr>
+      </w:pPr>
+      <w:r>
+        <w:rPr>
+          <w:rFonts w:ascii="Cascadia Mono" w:hAnsi="Cascadia Mono" w:cs="Cascadia Mono"/>
+          <w:color w:val="000000"/>
+          <w:sz w:val="19"/>
+          <w:szCs w:val="19"/>
+          <w:highlight w:val="white"/>
+          <w:lang w:val="en-US"/>
+        </w:rPr>
+        <w:t xml:space="preserve">                result.Append(code.ToString(</w:t>
+      </w:r>
+      <w:r>
+        <w:rPr>
+          <w:rFonts w:ascii="Cascadia Mono" w:hAnsi="Cascadia Mono" w:cs="Cascadia Mono"/>
+          <w:color w:val="A31515"/>
+          <w:sz w:val="19"/>
+          <w:szCs w:val="19"/>
+          <w:highlight w:val="white"/>
+          <w:lang w:val="en-US"/>
+        </w:rPr>
+        <w:t>"D3"</w:t>
+      </w:r>
+      <w:r>
+        <w:rPr>
+          <w:rFonts w:ascii="Cascadia Mono" w:hAnsi="Cascadia Mono" w:cs="Cascadia Mono"/>
+          <w:color w:val="000000"/>
+          <w:sz w:val="19"/>
+          <w:szCs w:val="19"/>
+          <w:highlight w:val="white"/>
+          <w:lang w:val="en-US"/>
+        </w:rPr>
+        <w:t>));</w:t>
+      </w:r>
+    </w:p>
+    <w:p>
+      <w:pPr>
+        <w:autoSpaceDE w:val="0"/>
+        <w:autoSpaceDN w:val="0"/>
+        <w:adjustRightInd w:val="0"/>
+        <w:spacing w:after="0" w:line="240" w:lineRule="auto"/>
+        <w:rPr>
+          <w:rFonts w:ascii="Cascadia Mono" w:hAnsi="Cascadia Mono" w:cs="Cascadia Mono"/>
+          <w:color w:val="000000"/>
+          <w:sz w:val="19"/>
+          <w:szCs w:val="19"/>
+          <w:highlight w:val="white"/>
+          <w:lang w:val="en-US"/>
+        </w:rPr>
+      </w:pPr>
+      <w:r>
+        <w:rPr>
+          <w:rFonts w:ascii="Cascadia Mono" w:hAnsi="Cascadia Mono" w:cs="Cascadia Mono"/>
+          <w:color w:val="000000"/>
+          <w:sz w:val="19"/>
+          <w:szCs w:val="19"/>
+          <w:highlight w:val="white"/>
+          <w:lang w:val="en-US"/>
+        </w:rPr>
+        <w:t xml:space="preserve">            }</w:t>
+      </w:r>
+    </w:p>
+    <w:p>
+      <w:pPr>
+        <w:autoSpaceDE w:val="0"/>
+        <w:autoSpaceDN w:val="0"/>
+        <w:adjustRightInd w:val="0"/>
+        <w:spacing w:after="0" w:line="240" w:lineRule="auto"/>
+        <w:rPr>
+          <w:rFonts w:ascii="Cascadia Mono" w:hAnsi="Cascadia Mono" w:cs="Cascadia Mono"/>
+          <w:color w:val="0000FF"/>
+          <w:sz w:val="19"/>
+          <w:szCs w:val="19"/>
+          <w:highlight w:val="white"/>
+          <w:lang w:val="en-US"/>
+        </w:rPr>
+      </w:pPr>
+      <w:r>
+        <w:rPr>
+          <w:rFonts w:ascii="Cascadia Mono" w:hAnsi="Cascadia Mono" w:cs="Cascadia Mono"/>
+          <w:color w:val="000000"/>
+          <w:sz w:val="19"/>
+          <w:szCs w:val="19"/>
+          <w:highlight w:val="white"/>
+          <w:lang w:val="en-US"/>
+        </w:rPr>
+        <w:t xml:space="preserve">            </w:t>
+      </w:r>
+      <w:r>
+        <w:rPr>
+          <w:rFonts w:ascii="Cascadia Mono" w:hAnsi="Cascadia Mono" w:cs="Cascadia Mono"/>
+          <w:color w:val="0000FF"/>
+          <w:sz w:val="19"/>
+          <w:szCs w:val="19"/>
+          <w:highlight w:val="white"/>
+          <w:lang w:val="en-US"/>
+        </w:rPr>
+        <w:t>else</w:t>
+      </w:r>
+    </w:p>
+    <w:p>
+      <w:pPr>
+        <w:autoSpaceDE w:val="0"/>
+        <w:autoSpaceDN w:val="0"/>
+        <w:adjustRightInd w:val="0"/>
+        <w:spacing w:after="0" w:line="240" w:lineRule="auto"/>
+        <w:rPr>
+          <w:rFonts w:ascii="Cascadia Mono" w:hAnsi="Cascadia Mono" w:cs="Cascadia Mono"/>
+          <w:color w:val="000000"/>
+          <w:sz w:val="19"/>
+          <w:szCs w:val="19"/>
+          <w:highlight w:val="white"/>
+          <w:lang w:val="en-US"/>
+        </w:rPr>
+      </w:pPr>
+      <w:r>
+        <w:rPr>
+          <w:rFonts w:ascii="Cascadia Mono" w:hAnsi="Cascadia Mono" w:cs="Cascadia Mono"/>
+          <w:color w:val="000000"/>
+          <w:sz w:val="19"/>
+          <w:szCs w:val="19"/>
+          <w:highlight w:val="white"/>
+          <w:lang w:val="en-US"/>
+        </w:rPr>
+        <w:t xml:space="preserve">            {</w:t>
+      </w:r>
+    </w:p>
+    <w:p>
+      <w:pPr>
+        <w:autoSpaceDE w:val="0"/>
+        <w:autoSpaceDN w:val="0"/>
+        <w:adjustRightInd w:val="0"/>
+        <w:spacing w:after="0" w:line="240" w:lineRule="auto"/>
+        <w:rPr>
+          <w:rFonts w:ascii="Cascadia Mono" w:hAnsi="Cascadia Mono" w:cs="Cascadia Mono"/>
+          <w:color w:val="000000"/>
+          <w:sz w:val="19"/>
+          <w:szCs w:val="19"/>
+          <w:highlight w:val="white"/>
+          <w:lang w:val="en-US"/>
+        </w:rPr>
+      </w:pPr>
+      <w:r>
+        <w:rPr>
+          <w:rFonts w:ascii="Cascadia Mono" w:hAnsi="Cascadia Mono" w:cs="Cascadia Mono"/>
+          <w:color w:val="000000"/>
+          <w:sz w:val="19"/>
+          <w:szCs w:val="19"/>
+          <w:highlight w:val="white"/>
+          <w:lang w:val="en-US"/>
+        </w:rPr>
+        <w:t xml:space="preserve">                result.Append((</w:t>
+      </w:r>
+      <w:r>
+        <w:rPr>
+          <w:rFonts w:ascii="Cascadia Mono" w:hAnsi="Cascadia Mono" w:cs="Cascadia Mono"/>
+          <w:color w:val="0000FF"/>
+          <w:sz w:val="19"/>
+          <w:szCs w:val="19"/>
+          <w:highlight w:val="white"/>
+          <w:lang w:val="en-US"/>
+        </w:rPr>
+        <w:t>char</w:t>
+      </w:r>
+      <w:r>
+        <w:rPr>
+          <w:rFonts w:ascii="Cascadia Mono" w:hAnsi="Cascadia Mono" w:cs="Cascadia Mono"/>
+          <w:color w:val="000000"/>
+          <w:sz w:val="19"/>
+          <w:szCs w:val="19"/>
+          <w:highlight w:val="white"/>
+          <w:lang w:val="en-US"/>
+        </w:rPr>
+        <w:t>)code);</w:t>
+      </w:r>
+    </w:p>
+    <w:p>
+      <w:pPr>
+        <w:autoSpaceDE w:val="0"/>
+        <w:autoSpaceDN w:val="0"/>
+        <w:adjustRightInd w:val="0"/>
+        <w:spacing w:after="0" w:line="240" w:lineRule="auto"/>
+        <w:rPr>
+          <w:rFonts w:ascii="Cascadia Mono" w:hAnsi="Cascadia Mono" w:cs="Cascadia Mono"/>
+          <w:color w:val="000000"/>
+          <w:sz w:val="19"/>
+          <w:szCs w:val="19"/>
+          <w:highlight w:val="white"/>
+          <w:lang w:val="en-US"/>
+        </w:rPr>
+      </w:pPr>
+      <w:r>
+        <w:rPr>
+          <w:rFonts w:ascii="Cascadia Mono" w:hAnsi="Cascadia Mono" w:cs="Cascadia Mono"/>
+          <w:color w:val="000000"/>
+          <w:sz w:val="19"/>
+          <w:szCs w:val="19"/>
+          <w:highlight w:val="white"/>
+          <w:lang w:val="en-US"/>
+        </w:rPr>
+        <w:t xml:space="preserve">            }</w:t>
+      </w:r>
+    </w:p>
+    <w:p>
+      <w:pPr>
+        <w:autoSpaceDE w:val="0"/>
+        <w:autoSpaceDN w:val="0"/>
+        <w:adjustRightInd w:val="0"/>
+        <w:spacing w:after="0" w:line="240" w:lineRule="auto"/>
+        <w:rPr>
+          <w:rFonts w:ascii="Cascadia Mono" w:hAnsi="Cascadia Mono" w:cs="Cascadia Mono"/>
+          <w:color w:val="000000"/>
+          <w:sz w:val="19"/>
+          <w:szCs w:val="19"/>
+          <w:highlight w:val="white"/>
+          <w:lang w:val="en-US"/>
+        </w:rPr>
+      </w:pPr>
+      <w:r>
+        <w:rPr>
+          <w:rFonts w:ascii="Cascadia Mono" w:hAnsi="Cascadia Mono" w:cs="Cascadia Mono"/>
+          <w:color w:val="000000"/>
+          <w:sz w:val="19"/>
+          <w:szCs w:val="19"/>
+          <w:highlight w:val="white"/>
+          <w:lang w:val="en-US"/>
+        </w:rPr>
+        <w:t xml:space="preserve">        }</w:t>
+      </w:r>
+    </w:p>
+    <w:p>
+      <w:pPr>
+        <w:autoSpaceDE w:val="0"/>
+        <w:autoSpaceDN w:val="0"/>
+        <w:adjustRightInd w:val="0"/>
+        <w:spacing w:after="0" w:line="240" w:lineRule="auto"/>
+        <w:rPr>
+          <w:rFonts w:ascii="Cascadia Mono" w:hAnsi="Cascadia Mono" w:cs="Cascadia Mono"/>
+          <w:color w:val="000000"/>
+          <w:sz w:val="19"/>
+          <w:szCs w:val="19"/>
+          <w:highlight w:val="white"/>
+          <w:lang w:val="en-US"/>
+        </w:rPr>
+      </w:pPr>
+      <w:r>
+        <w:rPr>
+          <w:rFonts w:ascii="Cascadia Mono" w:hAnsi="Cascadia Mono" w:cs="Cascadia Mono"/>
+          <w:color w:val="000000"/>
+          <w:sz w:val="19"/>
+          <w:szCs w:val="19"/>
+          <w:highlight w:val="white"/>
+          <w:lang w:val="en-US"/>
+        </w:rPr>
+        <w:t xml:space="preserve">    }</w:t>
+      </w:r>
+    </w:p>
+    <w:p>
+      <w:pPr>
+        <w:autoSpaceDE w:val="0"/>
+        <w:autoSpaceDN w:val="0"/>
+        <w:adjustRightInd w:val="0"/>
+        <w:spacing w:after="0" w:line="240" w:lineRule="auto"/>
+        <w:rPr>
+          <w:rFonts w:ascii="Cascadia Mono" w:hAnsi="Cascadia Mono" w:cs="Cascadia Mono"/>
+          <w:color w:val="000000"/>
+          <w:sz w:val="19"/>
+          <w:szCs w:val="19"/>
+          <w:highlight w:val="white"/>
+          <w:lang w:val="en-US"/>
+        </w:rPr>
+      </w:pPr>
+      <w:r>
+        <w:rPr>
+          <w:rFonts w:ascii="Cascadia Mono" w:hAnsi="Cascadia Mono" w:cs="Cascadia Mono"/>
+          <w:color w:val="000000"/>
+          <w:sz w:val="19"/>
+          <w:szCs w:val="19"/>
+          <w:highlight w:val="white"/>
+          <w:lang w:val="en-US"/>
+        </w:rPr>
+        <w:t xml:space="preserve">    </w:t>
+      </w:r>
+      <w:r>
+        <w:rPr>
+          <w:rFonts w:ascii="Cascadia Mono" w:hAnsi="Cascadia Mono" w:cs="Cascadia Mono"/>
+          <w:color w:val="0000FF"/>
+          <w:sz w:val="19"/>
+          <w:szCs w:val="19"/>
+          <w:highlight w:val="white"/>
+          <w:lang w:val="en-US"/>
+        </w:rPr>
+        <w:t>return</w:t>
+      </w:r>
+      <w:r>
+        <w:rPr>
+          <w:rFonts w:ascii="Cascadia Mono" w:hAnsi="Cascadia Mono" w:cs="Cascadia Mono"/>
+          <w:color w:val="000000"/>
+          <w:sz w:val="19"/>
+          <w:szCs w:val="19"/>
+          <w:highlight w:val="white"/>
+          <w:lang w:val="en-US"/>
+        </w:rPr>
+        <w:t xml:space="preserve"> result.ToString();</w:t>
+      </w:r>
+    </w:p>
+    <w:p>
+      <w:pPr>
+        <w:autoSpaceDE w:val="0"/>
+        <w:autoSpaceDN w:val="0"/>
+        <w:adjustRightInd w:val="0"/>
+        <w:spacing w:after="0" w:line="240" w:lineRule="auto"/>
+        <w:rPr>
+          <w:rFonts w:ascii="Cascadia Mono" w:hAnsi="Cascadia Mono" w:cs="Cascadia Mono"/>
+          <w:color w:val="000000"/>
+          <w:sz w:val="19"/>
+          <w:szCs w:val="19"/>
+          <w:highlight w:val="white"/>
+          <w:lang w:val="en-US"/>
+        </w:rPr>
+      </w:pPr>
+      <w:r>
+        <w:rPr>
+          <w:rFonts w:ascii="Cascadia Mono" w:hAnsi="Cascadia Mono" w:cs="Cascadia Mono"/>
+          <w:color w:val="000000"/>
+          <w:sz w:val="19"/>
+          <w:szCs w:val="19"/>
+          <w:highlight w:val="white"/>
+          <w:lang w:val="en-US"/>
+        </w:rPr>
+        <w:t>}</w:t>
+      </w:r>
+    </w:p>
+    <w:p>
+      <w:pPr>
+        <w:autoSpaceDE w:val="0"/>
+        <w:autoSpaceDN w:val="0"/>
+        <w:adjustRightInd w:val="0"/>
+        <w:spacing w:after="0" w:line="240" w:lineRule="auto"/>
+        <w:rPr>
+          <w:rFonts w:ascii="Cascadia Mono" w:hAnsi="Cascadia Mono" w:cs="Cascadia Mono"/>
+          <w:color w:val="000000"/>
+          <w:sz w:val="19"/>
+          <w:szCs w:val="19"/>
+          <w:highlight w:val="white"/>
+          <w:lang w:val="en-US"/>
+        </w:rPr>
+      </w:pPr>
+      <w:r>
+        <w:rPr>
+          <w:rFonts w:ascii="Cascadia Mono" w:hAnsi="Cascadia Mono" w:cs="Cascadia Mono"/>
+          <w:color w:val="0000FF"/>
+          <w:sz w:val="19"/>
+          <w:szCs w:val="19"/>
+          <w:highlight w:val="white"/>
+          <w:lang w:val="en-US"/>
+        </w:rPr>
+        <w:t>private</w:t>
+      </w:r>
+      <w:r>
+        <w:rPr>
+          <w:rFonts w:ascii="Cascadia Mono" w:hAnsi="Cascadia Mono" w:cs="Cascadia Mono"/>
+          <w:color w:val="000000"/>
+          <w:sz w:val="19"/>
+          <w:szCs w:val="19"/>
+          <w:highlight w:val="white"/>
+          <w:lang w:val="en-US"/>
+        </w:rPr>
+        <w:t xml:space="preserve"> </w:t>
+      </w:r>
+      <w:r>
+        <w:rPr>
+          <w:rFonts w:ascii="Cascadia Mono" w:hAnsi="Cascadia Mono" w:cs="Cascadia Mono"/>
+          <w:color w:val="0000FF"/>
+          <w:sz w:val="19"/>
+          <w:szCs w:val="19"/>
+          <w:highlight w:val="white"/>
+          <w:lang w:val="en-US"/>
+        </w:rPr>
+        <w:t>string</w:t>
+      </w:r>
+      <w:r>
+        <w:rPr>
+          <w:rFonts w:ascii="Cascadia Mono" w:hAnsi="Cascadia Mono" w:cs="Cascadia Mono"/>
+          <w:color w:val="000000"/>
+          <w:sz w:val="19"/>
+          <w:szCs w:val="19"/>
+          <w:highlight w:val="white"/>
+          <w:lang w:val="en-US"/>
+        </w:rPr>
+        <w:t xml:space="preserve"> Decrypt(</w:t>
+      </w:r>
+      <w:r>
+        <w:rPr>
+          <w:rFonts w:ascii="Cascadia Mono" w:hAnsi="Cascadia Mono" w:cs="Cascadia Mono"/>
+          <w:color w:val="0000FF"/>
+          <w:sz w:val="19"/>
+          <w:szCs w:val="19"/>
+          <w:highlight w:val="white"/>
+          <w:lang w:val="en-US"/>
+        </w:rPr>
+        <w:t>string</w:t>
+      </w:r>
+      <w:r>
+        <w:rPr>
+          <w:rFonts w:ascii="Cascadia Mono" w:hAnsi="Cascadia Mono" w:cs="Cascadia Mono"/>
+          <w:color w:val="000000"/>
+          <w:sz w:val="19"/>
+          <w:szCs w:val="19"/>
+          <w:highlight w:val="white"/>
+          <w:lang w:val="en-US"/>
+        </w:rPr>
+        <w:t xml:space="preserve"> input)</w:t>
+      </w:r>
+    </w:p>
+    <w:p>
+      <w:pPr>
+        <w:autoSpaceDE w:val="0"/>
+        <w:autoSpaceDN w:val="0"/>
+        <w:adjustRightInd w:val="0"/>
+        <w:spacing w:after="0" w:line="240" w:lineRule="auto"/>
+        <w:rPr>
+          <w:rFonts w:ascii="Cascadia Mono" w:hAnsi="Cascadia Mono" w:cs="Cascadia Mono"/>
+          <w:color w:val="000000"/>
+          <w:sz w:val="19"/>
+          <w:szCs w:val="19"/>
+          <w:highlight w:val="white"/>
+          <w:lang w:val="en-US"/>
+        </w:rPr>
+      </w:pPr>
+      <w:r>
+        <w:rPr>
+          <w:rFonts w:ascii="Cascadia Mono" w:hAnsi="Cascadia Mono" w:cs="Cascadia Mono"/>
+          <w:color w:val="000000"/>
+          <w:sz w:val="19"/>
+          <w:szCs w:val="19"/>
+          <w:highlight w:val="white"/>
+          <w:lang w:val="en-US"/>
+        </w:rPr>
+        <w:t>{</w:t>
+      </w:r>
+    </w:p>
+    <w:p>
+      <w:pPr>
+        <w:autoSpaceDE w:val="0"/>
+        <w:autoSpaceDN w:val="0"/>
+        <w:adjustRightInd w:val="0"/>
+        <w:spacing w:after="0" w:line="240" w:lineRule="auto"/>
+        <w:rPr>
+          <w:rFonts w:ascii="Cascadia Mono" w:hAnsi="Cascadia Mono" w:cs="Cascadia Mono"/>
+          <w:color w:val="000000"/>
+          <w:sz w:val="19"/>
+          <w:szCs w:val="19"/>
+          <w:highlight w:val="white"/>
+          <w:lang w:val="en-US"/>
+        </w:rPr>
+      </w:pPr>
+      <w:r>
+        <w:rPr>
+          <w:rFonts w:ascii="Cascadia Mono" w:hAnsi="Cascadia Mono" w:cs="Cascadia Mono"/>
+          <w:color w:val="000000"/>
+          <w:sz w:val="19"/>
+          <w:szCs w:val="19"/>
+          <w:highlight w:val="white"/>
+          <w:lang w:val="en-US"/>
+        </w:rPr>
+        <w:t xml:space="preserve">    </w:t>
+      </w:r>
+      <w:r>
+        <w:rPr>
+          <w:rFonts w:ascii="Cascadia Mono" w:hAnsi="Cascadia Mono" w:cs="Cascadia Mono"/>
+          <w:color w:val="0000FF"/>
+          <w:sz w:val="19"/>
+          <w:szCs w:val="19"/>
+          <w:highlight w:val="white"/>
+          <w:lang w:val="en-US"/>
+        </w:rPr>
+        <w:t>var</w:t>
+      </w:r>
+      <w:r>
+        <w:rPr>
+          <w:rFonts w:ascii="Cascadia Mono" w:hAnsi="Cascadia Mono" w:cs="Cascadia Mono"/>
+          <w:color w:val="000000"/>
+          <w:sz w:val="19"/>
+          <w:szCs w:val="19"/>
+          <w:highlight w:val="white"/>
+          <w:lang w:val="en-US"/>
+        </w:rPr>
+        <w:t xml:space="preserve"> result = </w:t>
+      </w:r>
+      <w:r>
+        <w:rPr>
+          <w:rFonts w:ascii="Cascadia Mono" w:hAnsi="Cascadia Mono" w:cs="Cascadia Mono"/>
+          <w:color w:val="0000FF"/>
+          <w:sz w:val="19"/>
+          <w:szCs w:val="19"/>
+          <w:highlight w:val="white"/>
+          <w:lang w:val="en-US"/>
+        </w:rPr>
+        <w:t>new</w:t>
+      </w:r>
+      <w:r>
+        <w:rPr>
+          <w:rFonts w:ascii="Cascadia Mono" w:hAnsi="Cascadia Mono" w:cs="Cascadia Mono"/>
+          <w:color w:val="000000"/>
+          <w:sz w:val="19"/>
+          <w:szCs w:val="19"/>
+          <w:highlight w:val="white"/>
+          <w:lang w:val="en-US"/>
+        </w:rPr>
+        <w:t xml:space="preserve"> </w:t>
+      </w:r>
+      <w:r>
+        <w:rPr>
+          <w:rFonts w:ascii="Cascadia Mono" w:hAnsi="Cascadia Mono" w:cs="Cascadia Mono"/>
+          <w:color w:val="2B91AF"/>
+          <w:sz w:val="19"/>
+          <w:szCs w:val="19"/>
+          <w:highlight w:val="white"/>
+          <w:lang w:val="en-US"/>
+        </w:rPr>
+        <w:t>StringBuilder</w:t>
+      </w:r>
+      <w:r>
+        <w:rPr>
+          <w:rFonts w:ascii="Cascadia Mono" w:hAnsi="Cascadia Mono" w:cs="Cascadia Mono"/>
+          <w:color w:val="000000"/>
+          <w:sz w:val="19"/>
+          <w:szCs w:val="19"/>
+          <w:highlight w:val="white"/>
+          <w:lang w:val="en-US"/>
+        </w:rPr>
+        <w:t>();</w:t>
       </w:r>
     </w:p>
     <w:p>
@@ -1860,18 +2750,62 @@
           <w:highlight w:val="white"/>
           <w:lang w:val="en-US"/>
         </w:rPr>
-        <w:t>string</w:t>
-      </w:r>
-      <w:r>
-        <w:rPr>
-          <w:rFonts w:ascii="Cascadia Mono" w:hAnsi="Cascadia Mono" w:cs="Cascadia Mono"/>
-          <w:color w:val="000000"/>
-          <w:sz w:val="19"/>
-          <w:szCs w:val="19"/>
-          <w:highlight w:val="white"/>
-          <w:lang w:val="en-US"/>
-        </w:rPr>
-        <w:t xml:space="preserve"> result = </w:t>
+        <w:t>if</w:t>
+      </w:r>
+      <w:r>
+        <w:rPr>
+          <w:rFonts w:ascii="Cascadia Mono" w:hAnsi="Cascadia Mono" w:cs="Cascadia Mono"/>
+          <w:color w:val="000000"/>
+          <w:sz w:val="19"/>
+          <w:szCs w:val="19"/>
+          <w:highlight w:val="white"/>
+          <w:lang w:val="en-US"/>
+        </w:rPr>
+        <w:t xml:space="preserve"> (input.All(c =&gt; </w:t>
+      </w:r>
+      <w:r>
+        <w:rPr>
+          <w:rFonts w:ascii="Cascadia Mono" w:hAnsi="Cascadia Mono" w:cs="Cascadia Mono"/>
+          <w:color w:val="0000FF"/>
+          <w:sz w:val="19"/>
+          <w:szCs w:val="19"/>
+          <w:highlight w:val="white"/>
+          <w:lang w:val="en-US"/>
+        </w:rPr>
+        <w:t>char</w:t>
+      </w:r>
+      <w:r>
+        <w:rPr>
+          <w:rFonts w:ascii="Cascadia Mono" w:hAnsi="Cascadia Mono" w:cs="Cascadia Mono"/>
+          <w:color w:val="000000"/>
+          <w:sz w:val="19"/>
+          <w:szCs w:val="19"/>
+          <w:highlight w:val="white"/>
+          <w:lang w:val="en-US"/>
+        </w:rPr>
+        <w:t xml:space="preserve">.IsDigit(c) || </w:t>
+      </w:r>
+      <w:r>
+        <w:rPr>
+          <w:rFonts w:ascii="Cascadia Mono" w:hAnsi="Cascadia Mono" w:cs="Cascadia Mono"/>
+          <w:color w:val="0000FF"/>
+          <w:sz w:val="19"/>
+          <w:szCs w:val="19"/>
+          <w:highlight w:val="white"/>
+          <w:lang w:val="en-US"/>
+        </w:rPr>
+        <w:t>char</w:t>
+      </w:r>
+      <w:r>
+        <w:rPr>
+          <w:rFonts w:ascii="Cascadia Mono" w:hAnsi="Cascadia Mono" w:cs="Cascadia Mono"/>
+          <w:color w:val="000000"/>
+          <w:sz w:val="19"/>
+          <w:szCs w:val="19"/>
+          <w:highlight w:val="white"/>
+          <w:lang w:val="en-US"/>
+        </w:rPr>
+        <w:t xml:space="preserve">.IsWhiteSpace(c) || c == </w:t>
       </w:r>
       <w:r>
         <w:rPr>
@@ -1882,18 +2816,18 @@
           <w:highlight w:val="white"/>
           <w:lang w:val="en-US"/>
         </w:rPr>
-        <w:t>""</w:t>
-      </w:r>
-      <w:r>
-        <w:rPr>
-          <w:rFonts w:ascii="Cascadia Mono" w:hAnsi="Cascadia Mono" w:cs="Cascadia Mono"/>
-          <w:color w:val="000000"/>
-          <w:sz w:val="19"/>
-          <w:szCs w:val="19"/>
-          <w:highlight w:val="white"/>
-          <w:lang w:val="en-US"/>
-        </w:rPr>
-        <w:t>;</w:t>
+        <w:t>'-'</w:t>
+      </w:r>
+      <w:r>
+        <w:rPr>
+          <w:rFonts w:ascii="Cascadia Mono" w:hAnsi="Cascadia Mono" w:cs="Cascadia Mono"/>
+          <w:color w:val="000000"/>
+          <w:sz w:val="19"/>
+          <w:szCs w:val="19"/>
+          <w:highlight w:val="white"/>
+          <w:lang w:val="en-US"/>
+        </w:rPr>
+        <w:t>))</w:t>
       </w:r>
     </w:p>
     <w:p>
@@ -1920,6 +2854,573 @@
           <w:highlight w:val="white"/>
           <w:lang w:val="en-US"/>
         </w:rPr>
+        <w:t xml:space="preserve">    {</w:t>
+      </w:r>
+    </w:p>
+    <w:p>
+      <w:pPr>
+        <w:autoSpaceDE w:val="0"/>
+        <w:autoSpaceDN w:val="0"/>
+        <w:adjustRightInd w:val="0"/>
+        <w:spacing w:after="0" w:line="240" w:lineRule="auto"/>
+        <w:rPr>
+          <w:rFonts w:ascii="Cascadia Mono" w:hAnsi="Cascadia Mono" w:cs="Cascadia Mono"/>
+          <w:color w:val="000000"/>
+          <w:sz w:val="19"/>
+          <w:szCs w:val="19"/>
+          <w:highlight w:val="white"/>
+          <w:lang w:val="en-US"/>
+        </w:rPr>
+      </w:pPr>
+      <w:r>
+        <w:rPr>
+          <w:rFonts w:ascii="Cascadia Mono" w:hAnsi="Cascadia Mono" w:cs="Cascadia Mono"/>
+          <w:color w:val="000000"/>
+          <w:sz w:val="19"/>
+          <w:szCs w:val="19"/>
+          <w:highlight w:val="white"/>
+          <w:lang w:val="en-US"/>
+        </w:rPr>
+        <w:t xml:space="preserve">        </w:t>
+      </w:r>
+      <w:r>
+        <w:rPr>
+          <w:rFonts w:ascii="Cascadia Mono" w:hAnsi="Cascadia Mono" w:cs="Cascadia Mono"/>
+          <w:color w:val="0000FF"/>
+          <w:sz w:val="19"/>
+          <w:szCs w:val="19"/>
+          <w:highlight w:val="white"/>
+          <w:lang w:val="en-US"/>
+        </w:rPr>
+        <w:t>string</w:t>
+      </w:r>
+      <w:r>
+        <w:rPr>
+          <w:rFonts w:ascii="Cascadia Mono" w:hAnsi="Cascadia Mono" w:cs="Cascadia Mono"/>
+          <w:color w:val="000000"/>
+          <w:sz w:val="19"/>
+          <w:szCs w:val="19"/>
+          <w:highlight w:val="white"/>
+          <w:lang w:val="en-US"/>
+        </w:rPr>
+        <w:t>[] parts = input.Split(</w:t>
+      </w:r>
+      <w:r>
+        <w:rPr>
+          <w:rFonts w:ascii="Cascadia Mono" w:hAnsi="Cascadia Mono" w:cs="Cascadia Mono"/>
+          <w:color w:val="A31515"/>
+          <w:sz w:val="19"/>
+          <w:szCs w:val="19"/>
+          <w:highlight w:val="white"/>
+          <w:lang w:val="en-US"/>
+        </w:rPr>
+        <w:t>' '</w:t>
+      </w:r>
+      <w:r>
+        <w:rPr>
+          <w:rFonts w:ascii="Cascadia Mono" w:hAnsi="Cascadia Mono" w:cs="Cascadia Mono"/>
+          <w:color w:val="000000"/>
+          <w:sz w:val="19"/>
+          <w:szCs w:val="19"/>
+          <w:highlight w:val="white"/>
+          <w:lang w:val="en-US"/>
+        </w:rPr>
+        <w:t>);</w:t>
+      </w:r>
+    </w:p>
+    <w:p>
+      <w:pPr>
+        <w:autoSpaceDE w:val="0"/>
+        <w:autoSpaceDN w:val="0"/>
+        <w:adjustRightInd w:val="0"/>
+        <w:spacing w:after="0" w:line="240" w:lineRule="auto"/>
+        <w:rPr>
+          <w:rFonts w:ascii="Cascadia Mono" w:hAnsi="Cascadia Mono" w:cs="Cascadia Mono"/>
+          <w:color w:val="000000"/>
+          <w:sz w:val="19"/>
+          <w:szCs w:val="19"/>
+          <w:highlight w:val="white"/>
+          <w:lang w:val="en-US"/>
+        </w:rPr>
+      </w:pPr>
+      <w:r>
+        <w:rPr>
+          <w:rFonts w:ascii="Cascadia Mono" w:hAnsi="Cascadia Mono" w:cs="Cascadia Mono"/>
+          <w:color w:val="000000"/>
+          <w:sz w:val="19"/>
+          <w:szCs w:val="19"/>
+          <w:highlight w:val="white"/>
+          <w:lang w:val="en-US"/>
+        </w:rPr>
+        <w:t xml:space="preserve">        </w:t>
+      </w:r>
+      <w:r>
+        <w:rPr>
+          <w:rFonts w:ascii="Cascadia Mono" w:hAnsi="Cascadia Mono" w:cs="Cascadia Mono"/>
+          <w:color w:val="0000FF"/>
+          <w:sz w:val="19"/>
+          <w:szCs w:val="19"/>
+          <w:highlight w:val="white"/>
+          <w:lang w:val="en-US"/>
+        </w:rPr>
+        <w:t>foreach</w:t>
+      </w:r>
+      <w:r>
+        <w:rPr>
+          <w:rFonts w:ascii="Cascadia Mono" w:hAnsi="Cascadia Mono" w:cs="Cascadia Mono"/>
+          <w:color w:val="000000"/>
+          <w:sz w:val="19"/>
+          <w:szCs w:val="19"/>
+          <w:highlight w:val="white"/>
+          <w:lang w:val="en-US"/>
+        </w:rPr>
+        <w:t xml:space="preserve"> (</w:t>
+      </w:r>
+      <w:r>
+        <w:rPr>
+          <w:rFonts w:ascii="Cascadia Mono" w:hAnsi="Cascadia Mono" w:cs="Cascadia Mono"/>
+          <w:color w:val="0000FF"/>
+          <w:sz w:val="19"/>
+          <w:szCs w:val="19"/>
+          <w:highlight w:val="white"/>
+          <w:lang w:val="en-US"/>
+        </w:rPr>
+        <w:t>string</w:t>
+      </w:r>
+      <w:r>
+        <w:rPr>
+          <w:rFonts w:ascii="Cascadia Mono" w:hAnsi="Cascadia Mono" w:cs="Cascadia Mono"/>
+          <w:color w:val="000000"/>
+          <w:sz w:val="19"/>
+          <w:szCs w:val="19"/>
+          <w:highlight w:val="white"/>
+          <w:lang w:val="en-US"/>
+        </w:rPr>
+        <w:t xml:space="preserve"> part </w:t>
+      </w:r>
+      <w:r>
+        <w:rPr>
+          <w:rFonts w:ascii="Cascadia Mono" w:hAnsi="Cascadia Mono" w:cs="Cascadia Mono"/>
+          <w:color w:val="0000FF"/>
+          <w:sz w:val="19"/>
+          <w:szCs w:val="19"/>
+          <w:highlight w:val="white"/>
+          <w:lang w:val="en-US"/>
+        </w:rPr>
+        <w:t>in</w:t>
+      </w:r>
+      <w:r>
+        <w:rPr>
+          <w:rFonts w:ascii="Cascadia Mono" w:hAnsi="Cascadia Mono" w:cs="Cascadia Mono"/>
+          <w:color w:val="000000"/>
+          <w:sz w:val="19"/>
+          <w:szCs w:val="19"/>
+          <w:highlight w:val="white"/>
+          <w:lang w:val="en-US"/>
+        </w:rPr>
+        <w:t xml:space="preserve"> parts)</w:t>
+      </w:r>
+    </w:p>
+    <w:p>
+      <w:pPr>
+        <w:autoSpaceDE w:val="0"/>
+        <w:autoSpaceDN w:val="0"/>
+        <w:adjustRightInd w:val="0"/>
+        <w:spacing w:after="0" w:line="240" w:lineRule="auto"/>
+        <w:rPr>
+          <w:rFonts w:ascii="Cascadia Mono" w:hAnsi="Cascadia Mono" w:cs="Cascadia Mono"/>
+          <w:color w:val="000000"/>
+          <w:sz w:val="19"/>
+          <w:szCs w:val="19"/>
+          <w:highlight w:val="white"/>
+          <w:lang w:val="en-US"/>
+        </w:rPr>
+      </w:pPr>
+      <w:r>
+        <w:rPr>
+          <w:rFonts w:ascii="Cascadia Mono" w:hAnsi="Cascadia Mono" w:cs="Cascadia Mono"/>
+          <w:color w:val="000000"/>
+          <w:sz w:val="19"/>
+          <w:szCs w:val="19"/>
+          <w:highlight w:val="white"/>
+          <w:lang w:val="en-US"/>
+        </w:rPr>
+        <w:t xml:space="preserve">        {</w:t>
+      </w:r>
+    </w:p>
+    <w:p>
+      <w:pPr>
+        <w:autoSpaceDE w:val="0"/>
+        <w:autoSpaceDN w:val="0"/>
+        <w:adjustRightInd w:val="0"/>
+        <w:spacing w:after="0" w:line="240" w:lineRule="auto"/>
+        <w:rPr>
+          <w:rFonts w:ascii="Cascadia Mono" w:hAnsi="Cascadia Mono" w:cs="Cascadia Mono"/>
+          <w:color w:val="000000"/>
+          <w:sz w:val="19"/>
+          <w:szCs w:val="19"/>
+          <w:highlight w:val="white"/>
+          <w:lang w:val="en-US"/>
+        </w:rPr>
+      </w:pPr>
+      <w:r>
+        <w:rPr>
+          <w:rFonts w:ascii="Cascadia Mono" w:hAnsi="Cascadia Mono" w:cs="Cascadia Mono"/>
+          <w:color w:val="000000"/>
+          <w:sz w:val="19"/>
+          <w:szCs w:val="19"/>
+          <w:highlight w:val="white"/>
+          <w:lang w:val="en-US"/>
+        </w:rPr>
+        <w:t xml:space="preserve">            </w:t>
+      </w:r>
+      <w:r>
+        <w:rPr>
+          <w:rFonts w:ascii="Cascadia Mono" w:hAnsi="Cascadia Mono" w:cs="Cascadia Mono"/>
+          <w:color w:val="0000FF"/>
+          <w:sz w:val="19"/>
+          <w:szCs w:val="19"/>
+          <w:highlight w:val="white"/>
+          <w:lang w:val="en-US"/>
+        </w:rPr>
+        <w:t>if</w:t>
+      </w:r>
+      <w:r>
+        <w:rPr>
+          <w:rFonts w:ascii="Cascadia Mono" w:hAnsi="Cascadia Mono" w:cs="Cascadia Mono"/>
+          <w:color w:val="000000"/>
+          <w:sz w:val="19"/>
+          <w:szCs w:val="19"/>
+          <w:highlight w:val="white"/>
+          <w:lang w:val="en-US"/>
+        </w:rPr>
+        <w:t xml:space="preserve"> (</w:t>
+      </w:r>
+      <w:r>
+        <w:rPr>
+          <w:rFonts w:ascii="Cascadia Mono" w:hAnsi="Cascadia Mono" w:cs="Cascadia Mono"/>
+          <w:color w:val="0000FF"/>
+          <w:sz w:val="19"/>
+          <w:szCs w:val="19"/>
+          <w:highlight w:val="white"/>
+          <w:lang w:val="en-US"/>
+        </w:rPr>
+        <w:t>int</w:t>
+      </w:r>
+      <w:r>
+        <w:rPr>
+          <w:rFonts w:ascii="Cascadia Mono" w:hAnsi="Cascadia Mono" w:cs="Cascadia Mono"/>
+          <w:color w:val="000000"/>
+          <w:sz w:val="19"/>
+          <w:szCs w:val="19"/>
+          <w:highlight w:val="white"/>
+          <w:lang w:val="en-US"/>
+        </w:rPr>
+        <w:t xml:space="preserve">.TryParse(part, </w:t>
+      </w:r>
+      <w:r>
+        <w:rPr>
+          <w:rFonts w:ascii="Cascadia Mono" w:hAnsi="Cascadia Mono" w:cs="Cascadia Mono"/>
+          <w:color w:val="0000FF"/>
+          <w:sz w:val="19"/>
+          <w:szCs w:val="19"/>
+          <w:highlight w:val="white"/>
+          <w:lang w:val="en-US"/>
+        </w:rPr>
+        <w:t>out</w:t>
+      </w:r>
+      <w:r>
+        <w:rPr>
+          <w:rFonts w:ascii="Cascadia Mono" w:hAnsi="Cascadia Mono" w:cs="Cascadia Mono"/>
+          <w:color w:val="000000"/>
+          <w:sz w:val="19"/>
+          <w:szCs w:val="19"/>
+          <w:highlight w:val="white"/>
+          <w:lang w:val="en-US"/>
+        </w:rPr>
+        <w:t xml:space="preserve"> </w:t>
+      </w:r>
+      <w:r>
+        <w:rPr>
+          <w:rFonts w:ascii="Cascadia Mono" w:hAnsi="Cascadia Mono" w:cs="Cascadia Mono"/>
+          <w:color w:val="0000FF"/>
+          <w:sz w:val="19"/>
+          <w:szCs w:val="19"/>
+          <w:highlight w:val="white"/>
+          <w:lang w:val="en-US"/>
+        </w:rPr>
+        <w:t>int</w:t>
+      </w:r>
+      <w:r>
+        <w:rPr>
+          <w:rFonts w:ascii="Cascadia Mono" w:hAnsi="Cascadia Mono" w:cs="Cascadia Mono"/>
+          <w:color w:val="000000"/>
+          <w:sz w:val="19"/>
+          <w:szCs w:val="19"/>
+          <w:highlight w:val="white"/>
+          <w:lang w:val="en-US"/>
+        </w:rPr>
+        <w:t xml:space="preserve"> code) &amp;&amp; code &gt;= 0 &amp;&amp; code &lt;= 999)</w:t>
+      </w:r>
+    </w:p>
+    <w:p>
+      <w:pPr>
+        <w:autoSpaceDE w:val="0"/>
+        <w:autoSpaceDN w:val="0"/>
+        <w:adjustRightInd w:val="0"/>
+        <w:spacing w:after="0" w:line="240" w:lineRule="auto"/>
+        <w:rPr>
+          <w:rFonts w:ascii="Cascadia Mono" w:hAnsi="Cascadia Mono" w:cs="Cascadia Mono"/>
+          <w:color w:val="000000"/>
+          <w:sz w:val="19"/>
+          <w:szCs w:val="19"/>
+          <w:highlight w:val="white"/>
+          <w:lang w:val="en-US"/>
+        </w:rPr>
+      </w:pPr>
+      <w:r>
+        <w:rPr>
+          <w:rFonts w:ascii="Cascadia Mono" w:hAnsi="Cascadia Mono" w:cs="Cascadia Mono"/>
+          <w:color w:val="000000"/>
+          <w:sz w:val="19"/>
+          <w:szCs w:val="19"/>
+          <w:highlight w:val="white"/>
+          <w:lang w:val="en-US"/>
+        </w:rPr>
+        <w:t xml:space="preserve">            {</w:t>
+      </w:r>
+    </w:p>
+    <w:p>
+      <w:pPr>
+        <w:autoSpaceDE w:val="0"/>
+        <w:autoSpaceDN w:val="0"/>
+        <w:adjustRightInd w:val="0"/>
+        <w:spacing w:after="0" w:line="240" w:lineRule="auto"/>
+        <w:rPr>
+          <w:rFonts w:ascii="Cascadia Mono" w:hAnsi="Cascadia Mono" w:cs="Cascadia Mono"/>
+          <w:color w:val="000000"/>
+          <w:sz w:val="19"/>
+          <w:szCs w:val="19"/>
+          <w:highlight w:val="white"/>
+          <w:lang w:val="en-US"/>
+        </w:rPr>
+      </w:pPr>
+      <w:r>
+        <w:rPr>
+          <w:rFonts w:ascii="Cascadia Mono" w:hAnsi="Cascadia Mono" w:cs="Cascadia Mono"/>
+          <w:color w:val="000000"/>
+          <w:sz w:val="19"/>
+          <w:szCs w:val="19"/>
+          <w:highlight w:val="white"/>
+          <w:lang w:val="en-US"/>
+        </w:rPr>
+        <w:t xml:space="preserve">                </w:t>
+      </w:r>
+      <w:r>
+        <w:rPr>
+          <w:rFonts w:ascii="Cascadia Mono" w:hAnsi="Cascadia Mono" w:cs="Cascadia Mono"/>
+          <w:color w:val="0000FF"/>
+          <w:sz w:val="19"/>
+          <w:szCs w:val="19"/>
+          <w:highlight w:val="white"/>
+          <w:lang w:val="en-US"/>
+        </w:rPr>
+        <w:t>char</w:t>
+      </w:r>
+      <w:r>
+        <w:rPr>
+          <w:rFonts w:ascii="Cascadia Mono" w:hAnsi="Cascadia Mono" w:cs="Cascadia Mono"/>
+          <w:color w:val="000000"/>
+          <w:sz w:val="19"/>
+          <w:szCs w:val="19"/>
+          <w:highlight w:val="white"/>
+          <w:lang w:val="en-US"/>
+        </w:rPr>
+        <w:t>? letter = CodeToLetter(code);</w:t>
+      </w:r>
+    </w:p>
+    <w:p>
+      <w:pPr>
+        <w:autoSpaceDE w:val="0"/>
+        <w:autoSpaceDN w:val="0"/>
+        <w:adjustRightInd w:val="0"/>
+        <w:spacing w:after="0" w:line="240" w:lineRule="auto"/>
+        <w:rPr>
+          <w:rFonts w:ascii="Cascadia Mono" w:hAnsi="Cascadia Mono" w:cs="Cascadia Mono"/>
+          <w:color w:val="000000"/>
+          <w:sz w:val="19"/>
+          <w:szCs w:val="19"/>
+          <w:highlight w:val="white"/>
+          <w:lang w:val="en-US"/>
+        </w:rPr>
+      </w:pPr>
+      <w:r>
+        <w:rPr>
+          <w:rFonts w:ascii="Cascadia Mono" w:hAnsi="Cascadia Mono" w:cs="Cascadia Mono"/>
+          <w:color w:val="000000"/>
+          <w:sz w:val="19"/>
+          <w:szCs w:val="19"/>
+          <w:highlight w:val="white"/>
+          <w:lang w:val="en-US"/>
+        </w:rPr>
+        <w:t xml:space="preserve">                </w:t>
+      </w:r>
+      <w:r>
+        <w:rPr>
+          <w:rFonts w:ascii="Cascadia Mono" w:hAnsi="Cascadia Mono" w:cs="Cascadia Mono"/>
+          <w:color w:val="0000FF"/>
+          <w:sz w:val="19"/>
+          <w:szCs w:val="19"/>
+          <w:highlight w:val="white"/>
+          <w:lang w:val="en-US"/>
+        </w:rPr>
+        <w:t>if</w:t>
+      </w:r>
+      <w:r>
+        <w:rPr>
+          <w:rFonts w:ascii="Cascadia Mono" w:hAnsi="Cascadia Mono" w:cs="Cascadia Mono"/>
+          <w:color w:val="000000"/>
+          <w:sz w:val="19"/>
+          <w:szCs w:val="19"/>
+          <w:highlight w:val="white"/>
+          <w:lang w:val="en-US"/>
+        </w:rPr>
+        <w:t xml:space="preserve"> (letter.HasValue)</w:t>
+      </w:r>
+    </w:p>
+    <w:p>
+      <w:pPr>
+        <w:autoSpaceDE w:val="0"/>
+        <w:autoSpaceDN w:val="0"/>
+        <w:adjustRightInd w:val="0"/>
+        <w:spacing w:after="0" w:line="240" w:lineRule="auto"/>
+        <w:rPr>
+          <w:rFonts w:ascii="Cascadia Mono" w:hAnsi="Cascadia Mono" w:cs="Cascadia Mono"/>
+          <w:color w:val="000000"/>
+          <w:sz w:val="19"/>
+          <w:szCs w:val="19"/>
+          <w:highlight w:val="white"/>
+          <w:lang w:val="en-US"/>
+        </w:rPr>
+      </w:pPr>
+      <w:r>
+        <w:rPr>
+          <w:rFonts w:ascii="Cascadia Mono" w:hAnsi="Cascadia Mono" w:cs="Cascadia Mono"/>
+          <w:color w:val="000000"/>
+          <w:sz w:val="19"/>
+          <w:szCs w:val="19"/>
+          <w:highlight w:val="white"/>
+          <w:lang w:val="en-US"/>
+        </w:rPr>
+        <w:t xml:space="preserve">                    result.Append(letter.Value);</w:t>
+      </w:r>
+    </w:p>
+    <w:p>
+      <w:pPr>
+        <w:autoSpaceDE w:val="0"/>
+        <w:autoSpaceDN w:val="0"/>
+        <w:adjustRightInd w:val="0"/>
+        <w:spacing w:after="0" w:line="240" w:lineRule="auto"/>
+        <w:rPr>
+          <w:rFonts w:ascii="Cascadia Mono" w:hAnsi="Cascadia Mono" w:cs="Cascadia Mono"/>
+          <w:color w:val="000000"/>
+          <w:sz w:val="19"/>
+          <w:szCs w:val="19"/>
+          <w:highlight w:val="white"/>
+          <w:lang w:val="en-US"/>
+        </w:rPr>
+      </w:pPr>
+      <w:r>
+        <w:rPr>
+          <w:rFonts w:ascii="Cascadia Mono" w:hAnsi="Cascadia Mono" w:cs="Cascadia Mono"/>
+          <w:color w:val="000000"/>
+          <w:sz w:val="19"/>
+          <w:szCs w:val="19"/>
+          <w:highlight w:val="white"/>
+          <w:lang w:val="en-US"/>
+        </w:rPr>
+        <w:lastRenderedPageBreak/>
+        <w:t xml:space="preserve">            }</w:t>
+      </w:r>
+    </w:p>
+    <w:p>
+      <w:pPr>
+        <w:autoSpaceDE w:val="0"/>
+        <w:autoSpaceDN w:val="0"/>
+        <w:adjustRightInd w:val="0"/>
+        <w:spacing w:after="0" w:line="240" w:lineRule="auto"/>
+        <w:rPr>
+          <w:rFonts w:ascii="Cascadia Mono" w:hAnsi="Cascadia Mono" w:cs="Cascadia Mono"/>
+          <w:color w:val="000000"/>
+          <w:sz w:val="19"/>
+          <w:szCs w:val="19"/>
+          <w:highlight w:val="white"/>
+          <w:lang w:val="en-US"/>
+        </w:rPr>
+      </w:pPr>
+      <w:r>
+        <w:rPr>
+          <w:rFonts w:ascii="Cascadia Mono" w:hAnsi="Cascadia Mono" w:cs="Cascadia Mono"/>
+          <w:color w:val="000000"/>
+          <w:sz w:val="19"/>
+          <w:szCs w:val="19"/>
+          <w:highlight w:val="white"/>
+          <w:lang w:val="en-US"/>
+        </w:rPr>
+        <w:t xml:space="preserve">        }</w:t>
+      </w:r>
+    </w:p>
+    <w:p>
+      <w:pPr>
+        <w:autoSpaceDE w:val="0"/>
+        <w:autoSpaceDN w:val="0"/>
+        <w:adjustRightInd w:val="0"/>
+        <w:spacing w:after="0" w:line="240" w:lineRule="auto"/>
+        <w:rPr>
+          <w:rFonts w:ascii="Cascadia Mono" w:hAnsi="Cascadia Mono" w:cs="Cascadia Mono"/>
+          <w:color w:val="000000"/>
+          <w:sz w:val="19"/>
+          <w:szCs w:val="19"/>
+          <w:highlight w:val="white"/>
+          <w:lang w:val="en-US"/>
+        </w:rPr>
+      </w:pPr>
+      <w:r>
+        <w:rPr>
+          <w:rFonts w:ascii="Cascadia Mono" w:hAnsi="Cascadia Mono" w:cs="Cascadia Mono"/>
+          <w:color w:val="000000"/>
+          <w:sz w:val="19"/>
+          <w:szCs w:val="19"/>
+          <w:highlight w:val="white"/>
+          <w:lang w:val="en-US"/>
+        </w:rPr>
+        <w:t xml:space="preserve">    }</w:t>
+      </w:r>
+    </w:p>
+    <w:p>
+      <w:pPr>
+        <w:autoSpaceDE w:val="0"/>
+        <w:autoSpaceDN w:val="0"/>
+        <w:adjustRightInd w:val="0"/>
+        <w:spacing w:after="0" w:line="240" w:lineRule="auto"/>
+        <w:rPr>
+          <w:rFonts w:ascii="Cascadia Mono" w:hAnsi="Cascadia Mono" w:cs="Cascadia Mono"/>
+          <w:color w:val="0000FF"/>
+          <w:sz w:val="19"/>
+          <w:szCs w:val="19"/>
+          <w:highlight w:val="white"/>
+          <w:lang w:val="en-US"/>
+        </w:rPr>
+      </w:pPr>
+      <w:r>
+        <w:rPr>
+          <w:rFonts w:ascii="Cascadia Mono" w:hAnsi="Cascadia Mono" w:cs="Cascadia Mono"/>
+          <w:color w:val="000000"/>
+          <w:sz w:val="19"/>
+          <w:szCs w:val="19"/>
+          <w:highlight w:val="white"/>
+          <w:lang w:val="en-US"/>
+        </w:rPr>
         <w:t xml:space="preserve">    </w:t>
       </w:r>
       <w:r>
@@ -1931,6 +3432,191 @@
           <w:highlight w:val="white"/>
           <w:lang w:val="en-US"/>
         </w:rPr>
+        <w:t>else</w:t>
+      </w:r>
+    </w:p>
+    <w:p>
+      <w:pPr>
+        <w:autoSpaceDE w:val="0"/>
+        <w:autoSpaceDN w:val="0"/>
+        <w:adjustRightInd w:val="0"/>
+        <w:spacing w:after="0" w:line="240" w:lineRule="auto"/>
+        <w:rPr>
+          <w:rFonts w:ascii="Cascadia Mono" w:hAnsi="Cascadia Mono" w:cs="Cascadia Mono"/>
+          <w:color w:val="000000"/>
+          <w:sz w:val="19"/>
+          <w:szCs w:val="19"/>
+          <w:highlight w:val="white"/>
+          <w:lang w:val="en-US"/>
+        </w:rPr>
+      </w:pPr>
+      <w:r>
+        <w:rPr>
+          <w:rFonts w:ascii="Cascadia Mono" w:hAnsi="Cascadia Mono" w:cs="Cascadia Mono"/>
+          <w:color w:val="000000"/>
+          <w:sz w:val="19"/>
+          <w:szCs w:val="19"/>
+          <w:highlight w:val="white"/>
+          <w:lang w:val="en-US"/>
+        </w:rPr>
+        <w:t xml:space="preserve">    {</w:t>
+      </w:r>
+    </w:p>
+    <w:p>
+      <w:pPr>
+        <w:autoSpaceDE w:val="0"/>
+        <w:autoSpaceDN w:val="0"/>
+        <w:adjustRightInd w:val="0"/>
+        <w:spacing w:after="0" w:line="240" w:lineRule="auto"/>
+        <w:rPr>
+          <w:rFonts w:ascii="Cascadia Mono" w:hAnsi="Cascadia Mono" w:cs="Cascadia Mono"/>
+          <w:color w:val="000000"/>
+          <w:sz w:val="19"/>
+          <w:szCs w:val="19"/>
+          <w:highlight w:val="white"/>
+          <w:lang w:val="en-US"/>
+        </w:rPr>
+      </w:pPr>
+      <w:r>
+        <w:rPr>
+          <w:rFonts w:ascii="Cascadia Mono" w:hAnsi="Cascadia Mono" w:cs="Cascadia Mono"/>
+          <w:color w:val="000000"/>
+          <w:sz w:val="19"/>
+          <w:szCs w:val="19"/>
+          <w:highlight w:val="white"/>
+          <w:lang w:val="en-US"/>
+        </w:rPr>
+        <w:t xml:space="preserve">        </w:t>
+      </w:r>
+      <w:r>
+        <w:rPr>
+          <w:rFonts w:ascii="Cascadia Mono" w:hAnsi="Cascadia Mono" w:cs="Cascadia Mono"/>
+          <w:color w:val="0000FF"/>
+          <w:sz w:val="19"/>
+          <w:szCs w:val="19"/>
+          <w:highlight w:val="white"/>
+          <w:lang w:val="en-US"/>
+        </w:rPr>
+        <w:t>foreach</w:t>
+      </w:r>
+      <w:r>
+        <w:rPr>
+          <w:rFonts w:ascii="Cascadia Mono" w:hAnsi="Cascadia Mono" w:cs="Cascadia Mono"/>
+          <w:color w:val="000000"/>
+          <w:sz w:val="19"/>
+          <w:szCs w:val="19"/>
+          <w:highlight w:val="white"/>
+          <w:lang w:val="en-US"/>
+        </w:rPr>
+        <w:t xml:space="preserve"> (</w:t>
+      </w:r>
+      <w:r>
+        <w:rPr>
+          <w:rFonts w:ascii="Cascadia Mono" w:hAnsi="Cascadia Mono" w:cs="Cascadia Mono"/>
+          <w:color w:val="0000FF"/>
+          <w:sz w:val="19"/>
+          <w:szCs w:val="19"/>
+          <w:highlight w:val="white"/>
+          <w:lang w:val="en-US"/>
+        </w:rPr>
+        <w:t>char</w:t>
+      </w:r>
+      <w:r>
+        <w:rPr>
+          <w:rFonts w:ascii="Cascadia Mono" w:hAnsi="Cascadia Mono" w:cs="Cascadia Mono"/>
+          <w:color w:val="000000"/>
+          <w:sz w:val="19"/>
+          <w:szCs w:val="19"/>
+          <w:highlight w:val="white"/>
+          <w:lang w:val="en-US"/>
+        </w:rPr>
+        <w:t xml:space="preserve"> c </w:t>
+      </w:r>
+      <w:r>
+        <w:rPr>
+          <w:rFonts w:ascii="Cascadia Mono" w:hAnsi="Cascadia Mono" w:cs="Cascadia Mono"/>
+          <w:color w:val="0000FF"/>
+          <w:sz w:val="19"/>
+          <w:szCs w:val="19"/>
+          <w:highlight w:val="white"/>
+          <w:lang w:val="en-US"/>
+        </w:rPr>
+        <w:t>in</w:t>
+      </w:r>
+      <w:r>
+        <w:rPr>
+          <w:rFonts w:ascii="Cascadia Mono" w:hAnsi="Cascadia Mono" w:cs="Cascadia Mono"/>
+          <w:color w:val="000000"/>
+          <w:sz w:val="19"/>
+          <w:szCs w:val="19"/>
+          <w:highlight w:val="white"/>
+          <w:lang w:val="en-US"/>
+        </w:rPr>
+        <w:t xml:space="preserve"> input)</w:t>
+      </w:r>
+    </w:p>
+    <w:p>
+      <w:pPr>
+        <w:autoSpaceDE w:val="0"/>
+        <w:autoSpaceDN w:val="0"/>
+        <w:adjustRightInd w:val="0"/>
+        <w:spacing w:after="0" w:line="240" w:lineRule="auto"/>
+        <w:rPr>
+          <w:rFonts w:ascii="Cascadia Mono" w:hAnsi="Cascadia Mono" w:cs="Cascadia Mono"/>
+          <w:color w:val="000000"/>
+          <w:sz w:val="19"/>
+          <w:szCs w:val="19"/>
+          <w:highlight w:val="white"/>
+          <w:lang w:val="en-US"/>
+        </w:rPr>
+      </w:pPr>
+      <w:r>
+        <w:rPr>
+          <w:rFonts w:ascii="Cascadia Mono" w:hAnsi="Cascadia Mono" w:cs="Cascadia Mono"/>
+          <w:color w:val="000000"/>
+          <w:sz w:val="19"/>
+          <w:szCs w:val="19"/>
+          <w:highlight w:val="white"/>
+          <w:lang w:val="en-US"/>
+        </w:rPr>
+        <w:t xml:space="preserve">        {</w:t>
+      </w:r>
+    </w:p>
+    <w:p>
+      <w:pPr>
+        <w:autoSpaceDE w:val="0"/>
+        <w:autoSpaceDN w:val="0"/>
+        <w:adjustRightInd w:val="0"/>
+        <w:spacing w:after="0" w:line="240" w:lineRule="auto"/>
+        <w:rPr>
+          <w:rFonts w:ascii="Cascadia Mono" w:hAnsi="Cascadia Mono" w:cs="Cascadia Mono"/>
+          <w:color w:val="000000"/>
+          <w:sz w:val="19"/>
+          <w:szCs w:val="19"/>
+          <w:highlight w:val="white"/>
+          <w:lang w:val="en-US"/>
+        </w:rPr>
+      </w:pPr>
+      <w:r>
+        <w:rPr>
+          <w:rFonts w:ascii="Cascadia Mono" w:hAnsi="Cascadia Mono" w:cs="Cascadia Mono"/>
+          <w:color w:val="000000"/>
+          <w:sz w:val="19"/>
+          <w:szCs w:val="19"/>
+          <w:highlight w:val="white"/>
+          <w:lang w:val="en-US"/>
+        </w:rPr>
+        <w:t xml:space="preserve">            </w:t>
+      </w:r>
+      <w:r>
+        <w:rPr>
+          <w:rFonts w:ascii="Cascadia Mono" w:hAnsi="Cascadia Mono" w:cs="Cascadia Mono"/>
+          <w:color w:val="0000FF"/>
+          <w:sz w:val="19"/>
+          <w:szCs w:val="19"/>
+          <w:highlight w:val="white"/>
+          <w:lang w:val="en-US"/>
+        </w:rPr>
         <w:t>int</w:t>
       </w:r>
       <w:r>
@@ -1942,7 +3628,208 @@
           <w:highlight w:val="white"/>
           <w:lang w:val="en-US"/>
         </w:rPr>
-        <w:t xml:space="preserve"> indexKey = 0;</w:t>
+        <w:t xml:space="preserve"> code = (</w:t>
+      </w:r>
+      <w:r>
+        <w:rPr>
+          <w:rFonts w:ascii="Cascadia Mono" w:hAnsi="Cascadia Mono" w:cs="Cascadia Mono"/>
+          <w:color w:val="0000FF"/>
+          <w:sz w:val="19"/>
+          <w:szCs w:val="19"/>
+          <w:highlight w:val="white"/>
+          <w:lang w:val="en-US"/>
+        </w:rPr>
+        <w:t>int</w:t>
+      </w:r>
+      <w:r>
+        <w:rPr>
+          <w:rFonts w:ascii="Cascadia Mono" w:hAnsi="Cascadia Mono" w:cs="Cascadia Mono"/>
+          <w:color w:val="000000"/>
+          <w:sz w:val="19"/>
+          <w:szCs w:val="19"/>
+          <w:highlight w:val="white"/>
+          <w:lang w:val="en-US"/>
+        </w:rPr>
+        <w:t>)c;</w:t>
+      </w:r>
+    </w:p>
+    <w:p>
+      <w:pPr>
+        <w:autoSpaceDE w:val="0"/>
+        <w:autoSpaceDN w:val="0"/>
+        <w:adjustRightInd w:val="0"/>
+        <w:spacing w:after="0" w:line="240" w:lineRule="auto"/>
+        <w:rPr>
+          <w:rFonts w:ascii="Cascadia Mono" w:hAnsi="Cascadia Mono" w:cs="Cascadia Mono"/>
+          <w:color w:val="000000"/>
+          <w:sz w:val="19"/>
+          <w:szCs w:val="19"/>
+          <w:highlight w:val="white"/>
+          <w:lang w:val="en-US"/>
+        </w:rPr>
+      </w:pPr>
+      <w:r>
+        <w:rPr>
+          <w:rFonts w:ascii="Cascadia Mono" w:hAnsi="Cascadia Mono" w:cs="Cascadia Mono"/>
+          <w:color w:val="000000"/>
+          <w:sz w:val="19"/>
+          <w:szCs w:val="19"/>
+          <w:highlight w:val="white"/>
+          <w:lang w:val="en-US"/>
+        </w:rPr>
+        <w:t xml:space="preserve">            </w:t>
+      </w:r>
+      <w:r>
+        <w:rPr>
+          <w:rFonts w:ascii="Cascadia Mono" w:hAnsi="Cascadia Mono" w:cs="Cascadia Mono"/>
+          <w:color w:val="0000FF"/>
+          <w:sz w:val="19"/>
+          <w:szCs w:val="19"/>
+          <w:highlight w:val="white"/>
+          <w:lang w:val="en-US"/>
+        </w:rPr>
+        <w:t>char</w:t>
+      </w:r>
+      <w:r>
+        <w:rPr>
+          <w:rFonts w:ascii="Cascadia Mono" w:hAnsi="Cascadia Mono" w:cs="Cascadia Mono"/>
+          <w:color w:val="000000"/>
+          <w:sz w:val="19"/>
+          <w:szCs w:val="19"/>
+          <w:highlight w:val="white"/>
+          <w:lang w:val="en-US"/>
+        </w:rPr>
+        <w:t>? letter = CodeToLetter(code);</w:t>
+      </w:r>
+    </w:p>
+    <w:p>
+      <w:pPr>
+        <w:autoSpaceDE w:val="0"/>
+        <w:autoSpaceDN w:val="0"/>
+        <w:adjustRightInd w:val="0"/>
+        <w:spacing w:after="0" w:line="240" w:lineRule="auto"/>
+        <w:rPr>
+          <w:rFonts w:ascii="Cascadia Mono" w:hAnsi="Cascadia Mono" w:cs="Cascadia Mono"/>
+          <w:color w:val="000000"/>
+          <w:sz w:val="19"/>
+          <w:szCs w:val="19"/>
+          <w:highlight w:val="white"/>
+          <w:lang w:val="en-US"/>
+        </w:rPr>
+      </w:pPr>
+      <w:r>
+        <w:rPr>
+          <w:rFonts w:ascii="Cascadia Mono" w:hAnsi="Cascadia Mono" w:cs="Cascadia Mono"/>
+          <w:color w:val="000000"/>
+          <w:sz w:val="19"/>
+          <w:szCs w:val="19"/>
+          <w:highlight w:val="white"/>
+          <w:lang w:val="en-US"/>
+        </w:rPr>
+        <w:t xml:space="preserve">            </w:t>
+      </w:r>
+      <w:r>
+        <w:rPr>
+          <w:rFonts w:ascii="Cascadia Mono" w:hAnsi="Cascadia Mono" w:cs="Cascadia Mono"/>
+          <w:color w:val="0000FF"/>
+          <w:sz w:val="19"/>
+          <w:szCs w:val="19"/>
+          <w:highlight w:val="white"/>
+          <w:lang w:val="en-US"/>
+        </w:rPr>
+        <w:t>if</w:t>
+      </w:r>
+      <w:r>
+        <w:rPr>
+          <w:rFonts w:ascii="Cascadia Mono" w:hAnsi="Cascadia Mono" w:cs="Cascadia Mono"/>
+          <w:color w:val="000000"/>
+          <w:sz w:val="19"/>
+          <w:szCs w:val="19"/>
+          <w:highlight w:val="white"/>
+          <w:lang w:val="en-US"/>
+        </w:rPr>
+        <w:t xml:space="preserve"> (letter.HasValue)</w:t>
+      </w:r>
+    </w:p>
+    <w:p>
+      <w:pPr>
+        <w:autoSpaceDE w:val="0"/>
+        <w:autoSpaceDN w:val="0"/>
+        <w:adjustRightInd w:val="0"/>
+        <w:spacing w:after="0" w:line="240" w:lineRule="auto"/>
+        <w:rPr>
+          <w:rFonts w:ascii="Cascadia Mono" w:hAnsi="Cascadia Mono" w:cs="Cascadia Mono"/>
+          <w:color w:val="000000"/>
+          <w:sz w:val="19"/>
+          <w:szCs w:val="19"/>
+          <w:highlight w:val="white"/>
+          <w:lang w:val="en-US"/>
+        </w:rPr>
+      </w:pPr>
+      <w:r>
+        <w:rPr>
+          <w:rFonts w:ascii="Cascadia Mono" w:hAnsi="Cascadia Mono" w:cs="Cascadia Mono"/>
+          <w:color w:val="000000"/>
+          <w:sz w:val="19"/>
+          <w:szCs w:val="19"/>
+          <w:highlight w:val="white"/>
+          <w:lang w:val="en-US"/>
+        </w:rPr>
+        <w:t xml:space="preserve">                result.Append(letter.Value);</w:t>
+      </w:r>
+    </w:p>
+    <w:p>
+      <w:pPr>
+        <w:autoSpaceDE w:val="0"/>
+        <w:autoSpaceDN w:val="0"/>
+        <w:adjustRightInd w:val="0"/>
+        <w:spacing w:after="0" w:line="240" w:lineRule="auto"/>
+        <w:rPr>
+          <w:rFonts w:ascii="Cascadia Mono" w:hAnsi="Cascadia Mono" w:cs="Cascadia Mono"/>
+          <w:color w:val="000000"/>
+          <w:sz w:val="19"/>
+          <w:szCs w:val="19"/>
+          <w:highlight w:val="white"/>
+          <w:lang w:val="en-US"/>
+        </w:rPr>
+      </w:pPr>
+      <w:r>
+        <w:rPr>
+          <w:rFonts w:ascii="Cascadia Mono" w:hAnsi="Cascadia Mono" w:cs="Cascadia Mono"/>
+          <w:color w:val="000000"/>
+          <w:sz w:val="19"/>
+          <w:szCs w:val="19"/>
+          <w:highlight w:val="white"/>
+          <w:lang w:val="en-US"/>
+        </w:rPr>
+        <w:t xml:space="preserve">        }</w:t>
+      </w:r>
+    </w:p>
+    <w:p>
+      <w:pPr>
+        <w:autoSpaceDE w:val="0"/>
+        <w:autoSpaceDN w:val="0"/>
+        <w:adjustRightInd w:val="0"/>
+        <w:spacing w:after="0" w:line="240" w:lineRule="auto"/>
+        <w:rPr>
+          <w:rFonts w:ascii="Cascadia Mono" w:hAnsi="Cascadia Mono" w:cs="Cascadia Mono"/>
+          <w:color w:val="000000"/>
+          <w:sz w:val="19"/>
+          <w:szCs w:val="19"/>
+          <w:highlight w:val="white"/>
+          <w:lang w:val="en-US"/>
+        </w:rPr>
+      </w:pPr>
+      <w:r>
+        <w:rPr>
+          <w:rFonts w:ascii="Cascadia Mono" w:hAnsi="Cascadia Mono" w:cs="Cascadia Mono"/>
+          <w:color w:val="000000"/>
+          <w:sz w:val="19"/>
+          <w:szCs w:val="19"/>
+          <w:highlight w:val="white"/>
+          <w:lang w:val="en-US"/>
+        </w:rPr>
+        <w:t xml:space="preserve">    }</w:t>
       </w:r>
     </w:p>
     <w:p>
@@ -1996,40 +3883,18 @@
           <w:highlight w:val="white"/>
           <w:lang w:val="en-US"/>
         </w:rPr>
-        <w:t>for</w:t>
-      </w:r>
-      <w:r>
-        <w:rPr>
-          <w:rFonts w:ascii="Cascadia Mono" w:hAnsi="Cascadia Mono" w:cs="Cascadia Mono"/>
-          <w:color w:val="000000"/>
-          <w:sz w:val="19"/>
-          <w:szCs w:val="19"/>
-          <w:highlight w:val="white"/>
-          <w:lang w:val="en-US"/>
-        </w:rPr>
-        <w:t xml:space="preserve"> (</w:t>
-      </w:r>
-      <w:r>
-        <w:rPr>
-          <w:rFonts w:ascii="Cascadia Mono" w:hAnsi="Cascadia Mono" w:cs="Cascadia Mono"/>
-          <w:color w:val="0000FF"/>
-          <w:sz w:val="19"/>
-          <w:szCs w:val="19"/>
-          <w:highlight w:val="white"/>
-          <w:lang w:val="en-US"/>
-        </w:rPr>
-        <w:t>int</w:t>
-      </w:r>
-      <w:r>
-        <w:rPr>
-          <w:rFonts w:ascii="Cascadia Mono" w:hAnsi="Cascadia Mono" w:cs="Cascadia Mono"/>
-          <w:color w:val="000000"/>
-          <w:sz w:val="19"/>
-          <w:szCs w:val="19"/>
-          <w:highlight w:val="white"/>
-          <w:lang w:val="en-US"/>
-        </w:rPr>
-        <w:t xml:space="preserve"> i = 0; i &lt; text.Length; i++)</w:t>
+        <w:t>return</w:t>
+      </w:r>
+      <w:r>
+        <w:rPr>
+          <w:rFonts w:ascii="Cascadia Mono" w:hAnsi="Cascadia Mono" w:cs="Cascadia Mono"/>
+          <w:color w:val="000000"/>
+          <w:sz w:val="19"/>
+          <w:szCs w:val="19"/>
+          <w:highlight w:val="white"/>
+          <w:lang w:val="en-US"/>
+        </w:rPr>
+        <w:t xml:space="preserve"> result.ToString();</w:t>
       </w:r>
     </w:p>
     <w:p>
@@ -2056,7 +3921,7 @@
           <w:highlight w:val="white"/>
           <w:lang w:val="en-US"/>
         </w:rPr>
-        <w:t xml:space="preserve">    {</w:t>
+        <w:t>}</w:t>
       </w:r>
     </w:p>
     <w:p>
@@ -2077,23 +3942,34 @@
       <w:r>
         <w:rPr>
           <w:rFonts w:ascii="Cascadia Mono" w:hAnsi="Cascadia Mono" w:cs="Cascadia Mono"/>
-          <w:color w:val="000000"/>
-          <w:sz w:val="19"/>
-          <w:szCs w:val="19"/>
-          <w:highlight w:val="white"/>
-          <w:lang w:val="en-US"/>
-        </w:rPr>
-        <w:t xml:space="preserve">        </w:t>
-      </w:r>
-      <w:r>
-        <w:rPr>
-          <w:rFonts w:ascii="Cascadia Mono" w:hAnsi="Cascadia Mono" w:cs="Cascadia Mono"/>
           <w:color w:val="0000FF"/>
           <w:sz w:val="19"/>
           <w:szCs w:val="19"/>
           <w:highlight w:val="white"/>
           <w:lang w:val="en-US"/>
         </w:rPr>
+        <w:t>private</w:t>
+      </w:r>
+      <w:r>
+        <w:rPr>
+          <w:rFonts w:ascii="Cascadia Mono" w:hAnsi="Cascadia Mono" w:cs="Cascadia Mono"/>
+          <w:color w:val="000000"/>
+          <w:sz w:val="19"/>
+          <w:szCs w:val="19"/>
+          <w:highlight w:val="white"/>
+          <w:lang w:val="en-US"/>
+        </w:rPr>
+        <w:t xml:space="preserve"> </w:t>
+      </w:r>
+      <w:r>
+        <w:rPr>
+          <w:rFonts w:ascii="Cascadia Mono" w:hAnsi="Cascadia Mono" w:cs="Cascadia Mono"/>
+          <w:color w:val="0000FF"/>
+          <w:sz w:val="19"/>
+          <w:szCs w:val="19"/>
+          <w:highlight w:val="white"/>
+          <w:lang w:val="en-US"/>
+        </w:rPr>
         <w:t>char</w:t>
       </w:r>
       <w:r>
@@ -2105,7 +3981,29 @@
           <w:highlight w:val="white"/>
           <w:lang w:val="en-US"/>
         </w:rPr>
-        <w:t xml:space="preserve"> charText = text[i];</w:t>
+        <w:t>? CodeToLetter(</w:t>
+      </w:r>
+      <w:r>
+        <w:rPr>
+          <w:rFonts w:ascii="Cascadia Mono" w:hAnsi="Cascadia Mono" w:cs="Cascadia Mono"/>
+          <w:color w:val="0000FF"/>
+          <w:sz w:val="19"/>
+          <w:szCs w:val="19"/>
+          <w:highlight w:val="white"/>
+          <w:lang w:val="en-US"/>
+        </w:rPr>
+        <w:t>int</w:t>
+      </w:r>
+      <w:r>
+        <w:rPr>
+          <w:rFonts w:ascii="Cascadia Mono" w:hAnsi="Cascadia Mono" w:cs="Cascadia Mono"/>
+          <w:color w:val="000000"/>
+          <w:sz w:val="19"/>
+          <w:szCs w:val="19"/>
+          <w:highlight w:val="white"/>
+          <w:lang w:val="en-US"/>
+        </w:rPr>
+        <w:t xml:space="preserve"> code)</w:t>
       </w:r>
     </w:p>
     <w:p>
@@ -2123,6 +4021,17 @@
           <w:lang w:val="en-US"/>
         </w:rPr>
       </w:pPr>
+      <w:r>
+        <w:rPr>
+          <w:rFonts w:ascii="Cascadia Mono" w:hAnsi="Cascadia Mono" w:cs="Cascadia Mono"/>
+          <w:color w:val="000000"/>
+          <w:sz w:val="19"/>
+          <w:szCs w:val="19"/>
+          <w:highlight w:val="white"/>
+          <w:lang w:val="en-US"/>
+        </w:rPr>
+        <w:t>{</w:t>
+      </w:r>
     </w:p>
     <w:p>
       <w:pPr>
@@ -2148,7 +4057,7 @@
           <w:highlight w:val="white"/>
           <w:lang w:val="en-US"/>
         </w:rPr>
-        <w:t xml:space="preserve">        </w:t>
+        <w:t xml:space="preserve">    </w:t>
       </w:r>
       <w:r>
         <w:rPr>
@@ -2159,7 +4068,7 @@
           <w:highlight w:val="white"/>
           <w:lang w:val="en-US"/>
         </w:rPr>
-        <w:t>if</w:t>
+        <w:t>foreach</w:t>
       </w:r>
       <w:r>
         <w:rPr>
@@ -2181,18 +4090,40 @@
           <w:highlight w:val="white"/>
           <w:lang w:val="en-US"/>
         </w:rPr>
-        <w:t>char</w:t>
-      </w:r>
-      <w:r>
-        <w:rPr>
-          <w:rFonts w:ascii="Cascadia Mono" w:hAnsi="Cascadia Mono" w:cs="Cascadia Mono"/>
-          <w:color w:val="000000"/>
-          <w:sz w:val="19"/>
-          <w:szCs w:val="19"/>
-          <w:highlight w:val="white"/>
-          <w:lang w:val="en-US"/>
-        </w:rPr>
-        <w:t>.IsLetter(charText))</w:t>
+        <w:t>var</w:t>
+      </w:r>
+      <w:r>
+        <w:rPr>
+          <w:rFonts w:ascii="Cascadia Mono" w:hAnsi="Cascadia Mono" w:cs="Cascadia Mono"/>
+          <w:color w:val="000000"/>
+          <w:sz w:val="19"/>
+          <w:szCs w:val="19"/>
+          <w:highlight w:val="white"/>
+          <w:lang w:val="en-US"/>
+        </w:rPr>
+        <w:t xml:space="preserve"> kvp </w:t>
+      </w:r>
+      <w:r>
+        <w:rPr>
+          <w:rFonts w:ascii="Cascadia Mono" w:hAnsi="Cascadia Mono" w:cs="Cascadia Mono"/>
+          <w:color w:val="0000FF"/>
+          <w:sz w:val="19"/>
+          <w:szCs w:val="19"/>
+          <w:highlight w:val="white"/>
+          <w:lang w:val="en-US"/>
+        </w:rPr>
+        <w:t>in</w:t>
+      </w:r>
+      <w:r>
+        <w:rPr>
+          <w:rFonts w:ascii="Cascadia Mono" w:hAnsi="Cascadia Mono" w:cs="Cascadia Mono"/>
+          <w:color w:val="000000"/>
+          <w:sz w:val="19"/>
+          <w:szCs w:val="19"/>
+          <w:highlight w:val="white"/>
+          <w:lang w:val="en-US"/>
+        </w:rPr>
+        <w:t xml:space="preserve"> CipherMap)</w:t>
       </w:r>
     </w:p>
     <w:p>
@@ -2219,7 +4150,7 @@
           <w:highlight w:val="white"/>
           <w:lang w:val="en-US"/>
         </w:rPr>
-        <w:t xml:space="preserve">        {</w:t>
+        <w:t xml:space="preserve">    {</w:t>
       </w:r>
     </w:p>
     <w:p>
@@ -2246,7 +4177,7 @@
           <w:highlight w:val="white"/>
           <w:lang w:val="en-US"/>
         </w:rPr>
-        <w:t xml:space="preserve">            </w:t>
+        <w:t xml:space="preserve">        </w:t>
       </w:r>
       <w:r>
         <w:rPr>
@@ -2257,18 +4188,18 @@
           <w:highlight w:val="white"/>
           <w:lang w:val="en-US"/>
         </w:rPr>
-        <w:t>char</w:t>
-      </w:r>
-      <w:r>
-        <w:rPr>
-          <w:rFonts w:ascii="Cascadia Mono" w:hAnsi="Cascadia Mono" w:cs="Cascadia Mono"/>
-          <w:color w:val="000000"/>
-          <w:sz w:val="19"/>
-          <w:szCs w:val="19"/>
-          <w:highlight w:val="white"/>
-          <w:lang w:val="en-US"/>
-        </w:rPr>
-        <w:t xml:space="preserve"> charKey = keyword[Mod(indexKey, keyword.Length)];</w:t>
+        <w:t>if</w:t>
+      </w:r>
+      <w:r>
+        <w:rPr>
+          <w:rFonts w:ascii="Cascadia Mono" w:hAnsi="Cascadia Mono" w:cs="Cascadia Mono"/>
+          <w:color w:val="000000"/>
+          <w:sz w:val="19"/>
+          <w:szCs w:val="19"/>
+          <w:highlight w:val="white"/>
+          <w:lang w:val="en-US"/>
+        </w:rPr>
+        <w:t xml:space="preserve"> (code &gt;= kvp.Value.start &amp;&amp; code &lt;= kvp.Value.end)</w:t>
       </w:r>
     </w:p>
     <w:p>
@@ -2306,18 +4237,18 @@
           <w:highlight w:val="white"/>
           <w:lang w:val="en-US"/>
         </w:rPr>
-        <w:t>char</w:t>
-      </w:r>
-      <w:r>
-        <w:rPr>
-          <w:rFonts w:ascii="Cascadia Mono" w:hAnsi="Cascadia Mono" w:cs="Cascadia Mono"/>
-          <w:color w:val="000000"/>
-          <w:sz w:val="19"/>
-          <w:szCs w:val="19"/>
-          <w:highlight w:val="white"/>
-          <w:lang w:val="en-US"/>
-        </w:rPr>
-        <w:t xml:space="preserve"> answer = isEncrypt ? alph[Mod(alph.IndexOf(charText) + alph.IndexOf(charKey), n)] : alph[Mod(alph.IndexOf(charText) - alph.IndexOf(charKey), n)];</w:t>
+        <w:t>return</w:t>
+      </w:r>
+      <w:r>
+        <w:rPr>
+          <w:rFonts w:ascii="Cascadia Mono" w:hAnsi="Cascadia Mono" w:cs="Cascadia Mono"/>
+          <w:color w:val="000000"/>
+          <w:sz w:val="19"/>
+          <w:szCs w:val="19"/>
+          <w:highlight w:val="white"/>
+          <w:lang w:val="en-US"/>
+        </w:rPr>
+        <w:t xml:space="preserve"> kvp.Key;</w:t>
       </w:r>
     </w:p>
     <w:p>
@@ -2344,225 +4275,7 @@
           <w:highlight w:val="white"/>
           <w:lang w:val="en-US"/>
         </w:rPr>
-        <w:t xml:space="preserve">            </w:t>
-      </w:r>
-      <w:r>
-        <w:rPr>
-          <w:rFonts w:ascii="Cascadia Mono" w:hAnsi="Cascadia Mono" w:cs="Cascadia Mono"/>
-          <w:color w:val="2B91AF"/>
-          <w:sz w:val="19"/>
-          <w:szCs w:val="19"/>
-          <w:highlight w:val="white"/>
-          <w:lang w:val="en-US"/>
-        </w:rPr>
-        <w:t>Console</w:t>
-      </w:r>
-      <w:r>
-        <w:rPr>
-          <w:rFonts w:ascii="Cascadia Mono" w:hAnsi="Cascadia Mono" w:cs="Cascadia Mono"/>
-          <w:color w:val="000000"/>
-          <w:sz w:val="19"/>
-          <w:szCs w:val="19"/>
-          <w:highlight w:val="white"/>
-          <w:lang w:val="en-US"/>
-        </w:rPr>
-        <w:t>.WriteLine(</w:t>
-      </w:r>
-      <w:r>
-        <w:rPr>
-          <w:rFonts w:ascii="Cascadia Mono" w:hAnsi="Cascadia Mono" w:cs="Cascadia Mono"/>
-          <w:color w:val="A31515"/>
-          <w:sz w:val="19"/>
-          <w:szCs w:val="19"/>
-          <w:highlight w:val="white"/>
-          <w:lang w:val="en-US"/>
-        </w:rPr>
-        <w:t xml:space="preserve">$"i = </w:t>
-      </w:r>
-      <w:r>
-        <w:rPr>
-          <w:rFonts w:ascii="Cascadia Mono" w:hAnsi="Cascadia Mono" w:cs="Cascadia Mono"/>
-          <w:color w:val="000000"/>
-          <w:sz w:val="19"/>
-          <w:szCs w:val="19"/>
-          <w:highlight w:val="white"/>
-          <w:lang w:val="en-US"/>
-        </w:rPr>
-        <w:t>{i}</w:t>
-      </w:r>
-      <w:r>
-        <w:rPr>
-          <w:rFonts w:ascii="Cascadia Mono" w:hAnsi="Cascadia Mono" w:cs="Cascadia Mono"/>
-          <w:color w:val="A31515"/>
-          <w:sz w:val="19"/>
-          <w:szCs w:val="19"/>
-          <w:highlight w:val="white"/>
-          <w:lang w:val="en-US"/>
-        </w:rPr>
-        <w:t xml:space="preserve">, </w:t>
-      </w:r>
-      <w:r>
-        <w:rPr>
-          <w:rFonts w:ascii="Cascadia Mono" w:hAnsi="Cascadia Mono" w:cs="Cascadia Mono"/>
-          <w:color w:val="A31515"/>
-          <w:sz w:val="19"/>
-          <w:szCs w:val="19"/>
-          <w:highlight w:val="white"/>
-        </w:rPr>
-        <w:t>ОТ</w:t>
-      </w:r>
-      <w:r>
-        <w:rPr>
-          <w:rFonts w:ascii="Cascadia Mono" w:hAnsi="Cascadia Mono" w:cs="Cascadia Mono"/>
-          <w:color w:val="A31515"/>
-          <w:sz w:val="19"/>
-          <w:szCs w:val="19"/>
-          <w:highlight w:val="white"/>
-          <w:lang w:val="en-US"/>
-        </w:rPr>
-        <w:t xml:space="preserve">: </w:t>
-      </w:r>
-      <w:r>
-        <w:rPr>
-          <w:rFonts w:ascii="Cascadia Mono" w:hAnsi="Cascadia Mono" w:cs="Cascadia Mono"/>
-          <w:color w:val="000000"/>
-          <w:sz w:val="19"/>
-          <w:szCs w:val="19"/>
-          <w:highlight w:val="white"/>
-          <w:lang w:val="en-US"/>
-        </w:rPr>
-        <w:t>{charText}</w:t>
-      </w:r>
-      <w:r>
-        <w:rPr>
-          <w:rFonts w:ascii="Cascadia Mono" w:hAnsi="Cascadia Mono" w:cs="Cascadia Mono"/>
-          <w:color w:val="A31515"/>
-          <w:sz w:val="19"/>
-          <w:szCs w:val="19"/>
-          <w:highlight w:val="white"/>
-          <w:lang w:val="en-US"/>
-        </w:rPr>
-        <w:t xml:space="preserve"> = </w:t>
-      </w:r>
-      <w:r>
-        <w:rPr>
-          <w:rFonts w:ascii="Cascadia Mono" w:hAnsi="Cascadia Mono" w:cs="Cascadia Mono"/>
-          <w:color w:val="000000"/>
-          <w:sz w:val="19"/>
-          <w:szCs w:val="19"/>
-          <w:highlight w:val="white"/>
-          <w:lang w:val="en-US"/>
-        </w:rPr>
-        <w:t>{alph.IndexOf(charText)}</w:t>
-      </w:r>
-      <w:r>
-        <w:rPr>
-          <w:rFonts w:ascii="Cascadia Mono" w:hAnsi="Cascadia Mono" w:cs="Cascadia Mono"/>
-          <w:color w:val="A31515"/>
-          <w:sz w:val="19"/>
-          <w:szCs w:val="19"/>
-          <w:highlight w:val="white"/>
-          <w:lang w:val="en-US"/>
-        </w:rPr>
-        <w:t xml:space="preserve">, </w:t>
-      </w:r>
-      <w:r>
-        <w:rPr>
-          <w:rFonts w:ascii="Cascadia Mono" w:hAnsi="Cascadia Mono" w:cs="Cascadia Mono"/>
-          <w:color w:val="000000"/>
-          <w:sz w:val="19"/>
-          <w:szCs w:val="19"/>
-          <w:highlight w:val="white"/>
-          <w:lang w:val="en-US"/>
-        </w:rPr>
-        <w:t>{charKey}</w:t>
-      </w:r>
-      <w:r>
-        <w:rPr>
-          <w:rFonts w:ascii="Cascadia Mono" w:hAnsi="Cascadia Mono" w:cs="Cascadia Mono"/>
-          <w:color w:val="A31515"/>
-          <w:sz w:val="19"/>
-          <w:szCs w:val="19"/>
-          <w:highlight w:val="white"/>
-          <w:lang w:val="en-US"/>
-        </w:rPr>
-        <w:t xml:space="preserve"> = </w:t>
-      </w:r>
-      <w:r>
-        <w:rPr>
-          <w:rFonts w:ascii="Cascadia Mono" w:hAnsi="Cascadia Mono" w:cs="Cascadia Mono"/>
-          <w:color w:val="000000"/>
-          <w:sz w:val="19"/>
-          <w:szCs w:val="19"/>
-          <w:highlight w:val="white"/>
-          <w:lang w:val="en-US"/>
-        </w:rPr>
-        <w:t>{alph.IndexOf(charKey)}</w:t>
-      </w:r>
-      <w:r>
-        <w:rPr>
-          <w:rFonts w:ascii="Cascadia Mono" w:hAnsi="Cascadia Mono" w:cs="Cascadia Mono"/>
-          <w:color w:val="A31515"/>
-          <w:sz w:val="19"/>
-          <w:szCs w:val="19"/>
-          <w:highlight w:val="white"/>
-          <w:lang w:val="en-US"/>
-        </w:rPr>
-        <w:t xml:space="preserve">, </w:t>
-      </w:r>
-      <w:r>
-        <w:rPr>
-          <w:rFonts w:ascii="Cascadia Mono" w:hAnsi="Cascadia Mono" w:cs="Cascadia Mono"/>
-          <w:color w:val="A31515"/>
-          <w:sz w:val="19"/>
-          <w:szCs w:val="19"/>
-          <w:highlight w:val="white"/>
-        </w:rPr>
-        <w:t>ШТ</w:t>
-      </w:r>
-      <w:r>
-        <w:rPr>
-          <w:rFonts w:ascii="Cascadia Mono" w:hAnsi="Cascadia Mono" w:cs="Cascadia Mono"/>
-          <w:color w:val="A31515"/>
-          <w:sz w:val="19"/>
-          <w:szCs w:val="19"/>
-          <w:highlight w:val="white"/>
-          <w:lang w:val="en-US"/>
-        </w:rPr>
-        <w:t xml:space="preserve">: </w:t>
-      </w:r>
-      <w:r>
-        <w:rPr>
-          <w:rFonts w:ascii="Cascadia Mono" w:hAnsi="Cascadia Mono" w:cs="Cascadia Mono"/>
-          <w:color w:val="000000"/>
-          <w:sz w:val="19"/>
-          <w:szCs w:val="19"/>
-          <w:highlight w:val="white"/>
-          <w:lang w:val="en-US"/>
-        </w:rPr>
-        <w:t>{answer}</w:t>
-      </w:r>
-      <w:r>
-        <w:rPr>
-          <w:rFonts w:ascii="Cascadia Mono" w:hAnsi="Cascadia Mono" w:cs="Cascadia Mono"/>
-          <w:color w:val="A31515"/>
-          <w:sz w:val="19"/>
-          <w:szCs w:val="19"/>
-          <w:highlight w:val="white"/>
-          <w:lang w:val="en-US"/>
-        </w:rPr>
-        <w:t>"</w:t>
-      </w:r>
-      <w:r>
-        <w:rPr>
-          <w:rFonts w:ascii="Cascadia Mono" w:hAnsi="Cascadia Mono" w:cs="Cascadia Mono"/>
-          <w:color w:val="000000"/>
-          <w:sz w:val="19"/>
-          <w:szCs w:val="19"/>
-          <w:highlight w:val="white"/>
-          <w:lang w:val="en-US"/>
-        </w:rPr>
-        <w:t>);</w:t>
+        <w:t xml:space="preserve">    }</w:t>
       </w:r>
     </w:p>
     <w:p>
@@ -2589,7 +4302,51 @@
           <w:highlight w:val="white"/>
           <w:lang w:val="en-US"/>
         </w:rPr>
-        <w:t xml:space="preserve">            result += answer;</w:t>
+        <w:t xml:space="preserve">    </w:t>
+      </w:r>
+      <w:r>
+        <w:rPr>
+          <w:rFonts w:ascii="Cascadia Mono" w:hAnsi="Cascadia Mono" w:cs="Cascadia Mono"/>
+          <w:color w:val="0000FF"/>
+          <w:sz w:val="19"/>
+          <w:szCs w:val="19"/>
+          <w:highlight w:val="white"/>
+          <w:lang w:val="en-US"/>
+        </w:rPr>
+        <w:t>return</w:t>
+      </w:r>
+      <w:r>
+        <w:rPr>
+          <w:rFonts w:ascii="Cascadia Mono" w:hAnsi="Cascadia Mono" w:cs="Cascadia Mono"/>
+          <w:color w:val="000000"/>
+          <w:sz w:val="19"/>
+          <w:szCs w:val="19"/>
+          <w:highlight w:val="white"/>
+          <w:lang w:val="en-US"/>
+        </w:rPr>
+        <w:t xml:space="preserve"> </w:t>
+      </w:r>
+      <w:r>
+        <w:rPr>
+          <w:rFonts w:ascii="Cascadia Mono" w:hAnsi="Cascadia Mono" w:cs="Cascadia Mono"/>
+          <w:color w:val="0000FF"/>
+          <w:sz w:val="19"/>
+          <w:szCs w:val="19"/>
+          <w:highlight w:val="white"/>
+          <w:lang w:val="en-US"/>
+        </w:rPr>
+        <w:t>null</w:t>
+      </w:r>
+      <w:r>
+        <w:rPr>
+          <w:rFonts w:ascii="Cascadia Mono" w:hAnsi="Cascadia Mono" w:cs="Cascadia Mono"/>
+          <w:color w:val="000000"/>
+          <w:sz w:val="19"/>
+          <w:szCs w:val="19"/>
+          <w:highlight w:val="white"/>
+          <w:lang w:val="en-US"/>
+        </w:rPr>
+        <w:t>;</w:t>
       </w:r>
     </w:p>
     <w:p>
@@ -2599,399 +4356,11 @@
         <w:adjustRightInd w:val="0"/>
         <w:spacing w:after="0" w:line="240" w:lineRule="auto"/>
         <w:rPr>
-          <w:rFonts w:ascii="Cascadia Mono" w:hAnsi="Cascadia Mono" w:cs="Cascadia Mono"/>
-          <w:color w:val="000000"/>
-          <w:sz w:val="19"/>
-          <w:szCs w:val="19"/>
-          <w:highlight w:val="white"/>
-          <w:lang w:val="en-US"/>
-        </w:rPr>
-      </w:pPr>
-      <w:r>
-        <w:rPr>
-          <w:rFonts w:ascii="Cascadia Mono" w:hAnsi="Cascadia Mono" w:cs="Cascadia Mono"/>
-          <w:color w:val="000000"/>
-          <w:sz w:val="19"/>
-          <w:szCs w:val="19"/>
-          <w:highlight w:val="white"/>
-          <w:lang w:val="en-US"/>
-        </w:rPr>
-        <w:t xml:space="preserve">            indexKey++;</w:t>
-      </w:r>
-    </w:p>
-    <w:p>
-      <w:pPr>
-        <w:autoSpaceDE w:val="0"/>
-        <w:autoSpaceDN w:val="0"/>
-        <w:adjustRightInd w:val="0"/>
-        <w:spacing w:after="0" w:line="240" w:lineRule="auto"/>
-        <w:rPr>
-          <w:rFonts w:ascii="Cascadia Mono" w:hAnsi="Cascadia Mono" w:cs="Cascadia Mono"/>
-          <w:color w:val="000000"/>
-          <w:sz w:val="19"/>
-          <w:szCs w:val="19"/>
-          <w:highlight w:val="white"/>
-          <w:lang w:val="en-US"/>
-        </w:rPr>
-      </w:pPr>
-      <w:r>
-        <w:rPr>
-          <w:rFonts w:ascii="Cascadia Mono" w:hAnsi="Cascadia Mono" w:cs="Cascadia Mono"/>
-          <w:color w:val="000000"/>
-          <w:sz w:val="19"/>
-          <w:szCs w:val="19"/>
-          <w:highlight w:val="white"/>
-          <w:lang w:val="en-US"/>
-        </w:rPr>
-        <w:t xml:space="preserve">        }</w:t>
-      </w:r>
-    </w:p>
-    <w:p>
-      <w:pPr>
-        <w:autoSpaceDE w:val="0"/>
-        <w:autoSpaceDN w:val="0"/>
-        <w:adjustRightInd w:val="0"/>
-        <w:spacing w:after="0" w:line="240" w:lineRule="auto"/>
-        <w:rPr>
-          <w:rFonts w:ascii="Cascadia Mono" w:hAnsi="Cascadia Mono" w:cs="Cascadia Mono"/>
-          <w:color w:val="0000FF"/>
-          <w:sz w:val="19"/>
-          <w:szCs w:val="19"/>
-          <w:highlight w:val="white"/>
-          <w:lang w:val="en-US"/>
-        </w:rPr>
-      </w:pPr>
-      <w:r>
-        <w:rPr>
-          <w:rFonts w:ascii="Cascadia Mono" w:hAnsi="Cascadia Mono" w:cs="Cascadia Mono"/>
-          <w:color w:val="000000"/>
-          <w:sz w:val="19"/>
-          <w:szCs w:val="19"/>
-          <w:highlight w:val="white"/>
-          <w:lang w:val="en-US"/>
-        </w:rPr>
-        <w:t xml:space="preserve">        </w:t>
-      </w:r>
-      <w:r>
-        <w:rPr>
-          <w:rFonts w:ascii="Cascadia Mono" w:hAnsi="Cascadia Mono" w:cs="Cascadia Mono"/>
-          <w:color w:val="0000FF"/>
-          <w:sz w:val="19"/>
-          <w:szCs w:val="19"/>
-          <w:highlight w:val="white"/>
-          <w:lang w:val="en-US"/>
-        </w:rPr>
-        <w:t>else</w:t>
-      </w:r>
-    </w:p>
-    <w:p>
-      <w:pPr>
-        <w:autoSpaceDE w:val="0"/>
-        <w:autoSpaceDN w:val="0"/>
-        <w:adjustRightInd w:val="0"/>
-        <w:spacing w:after="0" w:line="240" w:lineRule="auto"/>
-        <w:rPr>
-          <w:rFonts w:ascii="Cascadia Mono" w:hAnsi="Cascadia Mono" w:cs="Cascadia Mono"/>
-          <w:color w:val="000000"/>
-          <w:sz w:val="19"/>
-          <w:szCs w:val="19"/>
-          <w:highlight w:val="white"/>
-          <w:lang w:val="en-US"/>
-        </w:rPr>
-      </w:pPr>
-      <w:r>
-        <w:rPr>
-          <w:rFonts w:ascii="Cascadia Mono" w:hAnsi="Cascadia Mono" w:cs="Cascadia Mono"/>
-          <w:color w:val="000000"/>
-          <w:sz w:val="19"/>
-          <w:szCs w:val="19"/>
-          <w:highlight w:val="white"/>
-          <w:lang w:val="en-US"/>
-        </w:rPr>
-        <w:t xml:space="preserve">        {</w:t>
-      </w:r>
-    </w:p>
-    <w:p>
-      <w:pPr>
-        <w:autoSpaceDE w:val="0"/>
-        <w:autoSpaceDN w:val="0"/>
-        <w:adjustRightInd w:val="0"/>
-        <w:spacing w:after="0" w:line="240" w:lineRule="auto"/>
-        <w:rPr>
-          <w:rFonts w:ascii="Cascadia Mono" w:hAnsi="Cascadia Mono" w:cs="Cascadia Mono"/>
-          <w:color w:val="000000"/>
-          <w:sz w:val="19"/>
-          <w:szCs w:val="19"/>
-          <w:highlight w:val="white"/>
-          <w:lang w:val="en-US"/>
-        </w:rPr>
-      </w:pPr>
-      <w:r>
-        <w:rPr>
-          <w:rFonts w:ascii="Cascadia Mono" w:hAnsi="Cascadia Mono" w:cs="Cascadia Mono"/>
-          <w:color w:val="000000"/>
-          <w:sz w:val="19"/>
-          <w:szCs w:val="19"/>
-          <w:highlight w:val="white"/>
-          <w:lang w:val="en-US"/>
-        </w:rPr>
-        <w:t xml:space="preserve">            </w:t>
-      </w:r>
-      <w:r>
-        <w:rPr>
-          <w:rFonts w:ascii="Cascadia Mono" w:hAnsi="Cascadia Mono" w:cs="Cascadia Mono"/>
-          <w:color w:val="2B91AF"/>
-          <w:sz w:val="19"/>
-          <w:szCs w:val="19"/>
-          <w:highlight w:val="white"/>
-          <w:lang w:val="en-US"/>
-        </w:rPr>
-        <w:t>Console</w:t>
-      </w:r>
-      <w:r>
-        <w:rPr>
-          <w:rFonts w:ascii="Cascadia Mono" w:hAnsi="Cascadia Mono" w:cs="Cascadia Mono"/>
-          <w:color w:val="000000"/>
-          <w:sz w:val="19"/>
-          <w:szCs w:val="19"/>
-          <w:highlight w:val="white"/>
-          <w:lang w:val="en-US"/>
-        </w:rPr>
-        <w:t>.WriteLine(</w:t>
-      </w:r>
-      <w:r>
-        <w:rPr>
-          <w:rFonts w:ascii="Cascadia Mono" w:hAnsi="Cascadia Mono" w:cs="Cascadia Mono"/>
-          <w:color w:val="A31515"/>
-          <w:sz w:val="19"/>
-          <w:szCs w:val="19"/>
-          <w:highlight w:val="white"/>
-          <w:lang w:val="en-US"/>
-        </w:rPr>
-        <w:t xml:space="preserve">$"i = </w:t>
-      </w:r>
-      <w:r>
-        <w:rPr>
-          <w:rFonts w:ascii="Cascadia Mono" w:hAnsi="Cascadia Mono" w:cs="Cascadia Mono"/>
-          <w:color w:val="000000"/>
-          <w:sz w:val="19"/>
-          <w:szCs w:val="19"/>
-          <w:highlight w:val="white"/>
-          <w:lang w:val="en-US"/>
-        </w:rPr>
-        <w:t>{i}</w:t>
-      </w:r>
-      <w:r>
-        <w:rPr>
-          <w:rFonts w:ascii="Cascadia Mono" w:hAnsi="Cascadia Mono" w:cs="Cascadia Mono"/>
-          <w:color w:val="A31515"/>
-          <w:sz w:val="19"/>
-          <w:szCs w:val="19"/>
-          <w:highlight w:val="white"/>
-          <w:lang w:val="en-US"/>
-        </w:rPr>
-        <w:t xml:space="preserve">, </w:t>
-      </w:r>
-      <w:r>
-        <w:rPr>
-          <w:rFonts w:ascii="Cascadia Mono" w:hAnsi="Cascadia Mono" w:cs="Cascadia Mono"/>
-          <w:color w:val="000000"/>
-          <w:sz w:val="19"/>
-          <w:szCs w:val="19"/>
-          <w:highlight w:val="white"/>
-          <w:lang w:val="en-US"/>
-        </w:rPr>
-        <w:t>{charText}</w:t>
-      </w:r>
-      <w:r>
-        <w:rPr>
-          <w:rFonts w:ascii="Cascadia Mono" w:hAnsi="Cascadia Mono" w:cs="Cascadia Mono"/>
-          <w:color w:val="A31515"/>
-          <w:sz w:val="19"/>
-          <w:szCs w:val="19"/>
-          <w:highlight w:val="white"/>
-          <w:lang w:val="en-US"/>
-        </w:rPr>
-        <w:t>"</w:t>
-      </w:r>
-      <w:r>
-        <w:rPr>
-          <w:rFonts w:ascii="Cascadia Mono" w:hAnsi="Cascadia Mono" w:cs="Cascadia Mono"/>
-          <w:color w:val="000000"/>
-          <w:sz w:val="19"/>
-          <w:szCs w:val="19"/>
-          <w:highlight w:val="white"/>
-          <w:lang w:val="en-US"/>
-        </w:rPr>
-        <w:t>);</w:t>
-      </w:r>
-    </w:p>
-    <w:p>
-      <w:pPr>
-        <w:autoSpaceDE w:val="0"/>
-        <w:autoSpaceDN w:val="0"/>
-        <w:adjustRightInd w:val="0"/>
-        <w:spacing w:after="0" w:line="240" w:lineRule="auto"/>
-        <w:rPr>
-          <w:rFonts w:ascii="Cascadia Mono" w:hAnsi="Cascadia Mono" w:cs="Cascadia Mono"/>
-          <w:color w:val="000000"/>
-          <w:sz w:val="19"/>
-          <w:szCs w:val="19"/>
-          <w:highlight w:val="white"/>
-          <w:lang w:val="en-US"/>
-        </w:rPr>
-      </w:pPr>
-      <w:r>
-        <w:rPr>
-          <w:rFonts w:ascii="Cascadia Mono" w:hAnsi="Cascadia Mono" w:cs="Cascadia Mono"/>
-          <w:color w:val="000000"/>
-          <w:sz w:val="19"/>
-          <w:szCs w:val="19"/>
-          <w:highlight w:val="white"/>
-          <w:lang w:val="en-US"/>
-        </w:rPr>
-        <w:t xml:space="preserve">            </w:t>
-      </w:r>
-      <w:r>
-        <w:rPr>
-          <w:rFonts w:ascii="Cascadia Mono" w:hAnsi="Cascadia Mono" w:cs="Cascadia Mono"/>
-          <w:color w:val="000000"/>
-          <w:sz w:val="19"/>
-          <w:szCs w:val="19"/>
-          <w:highlight w:val="white"/>
-          <w:lang w:val="en-US"/>
-        </w:rPr>
-        <w:t>result += charText;</w:t>
-      </w:r>
-    </w:p>
-    <w:p>
-      <w:pPr>
-        <w:autoSpaceDE w:val="0"/>
-        <w:autoSpaceDN w:val="0"/>
-        <w:adjustRightInd w:val="0"/>
-        <w:spacing w:after="0" w:line="240" w:lineRule="auto"/>
-        <w:rPr>
-          <w:rFonts w:ascii="Cascadia Mono" w:hAnsi="Cascadia Mono" w:cs="Cascadia Mono"/>
-          <w:color w:val="000000"/>
-          <w:sz w:val="19"/>
-          <w:szCs w:val="19"/>
-          <w:highlight w:val="white"/>
-          <w:lang w:val="en-US"/>
-        </w:rPr>
-      </w:pPr>
-      <w:r>
-        <w:rPr>
-          <w:rFonts w:ascii="Cascadia Mono" w:hAnsi="Cascadia Mono" w:cs="Cascadia Mono"/>
-          <w:color w:val="000000"/>
-          <w:sz w:val="19"/>
-          <w:szCs w:val="19"/>
-          <w:highlight w:val="white"/>
-          <w:lang w:val="en-US"/>
-        </w:rPr>
-        <w:t xml:space="preserve">        }</w:t>
-      </w:r>
-    </w:p>
-    <w:p>
-      <w:pPr>
-        <w:autoSpaceDE w:val="0"/>
-        <w:autoSpaceDN w:val="0"/>
-        <w:adjustRightInd w:val="0"/>
-        <w:spacing w:after="0" w:line="240" w:lineRule="auto"/>
-        <w:rPr>
-          <w:rFonts w:ascii="Cascadia Mono" w:hAnsi="Cascadia Mono" w:cs="Cascadia Mono"/>
-          <w:color w:val="000000"/>
-          <w:sz w:val="19"/>
-          <w:szCs w:val="19"/>
-          <w:highlight w:val="white"/>
-          <w:lang w:val="en-US"/>
-        </w:rPr>
-      </w:pPr>
-      <w:r>
-        <w:rPr>
-          <w:rFonts w:ascii="Cascadia Mono" w:hAnsi="Cascadia Mono" w:cs="Cascadia Mono"/>
-          <w:color w:val="000000"/>
-          <w:sz w:val="19"/>
-          <w:szCs w:val="19"/>
-          <w:highlight w:val="white"/>
-          <w:lang w:val="en-US"/>
-        </w:rPr>
-        <w:t xml:space="preserve">    }</w:t>
-      </w:r>
-    </w:p>
-    <w:p>
-      <w:pPr>
-        <w:autoSpaceDE w:val="0"/>
-        <w:autoSpaceDN w:val="0"/>
-        <w:adjustRightInd w:val="0"/>
-        <w:spacing w:after="0" w:line="240" w:lineRule="auto"/>
-        <w:rPr>
-          <w:rFonts w:ascii="Cascadia Mono" w:hAnsi="Cascadia Mono" w:cs="Cascadia Mono"/>
-          <w:color w:val="000000"/>
-          <w:sz w:val="19"/>
-          <w:szCs w:val="19"/>
-          <w:highlight w:val="white"/>
-          <w:lang w:val="en-US"/>
-        </w:rPr>
-      </w:pPr>
-    </w:p>
-    <w:p>
-      <w:pPr>
-        <w:autoSpaceDE w:val="0"/>
-        <w:autoSpaceDN w:val="0"/>
-        <w:adjustRightInd w:val="0"/>
-        <w:spacing w:after="0" w:line="240" w:lineRule="auto"/>
-        <w:rPr>
-          <w:rFonts w:ascii="Cascadia Mono" w:hAnsi="Cascadia Mono" w:cs="Cascadia Mono"/>
-          <w:color w:val="000000"/>
-          <w:sz w:val="19"/>
-          <w:szCs w:val="19"/>
-          <w:highlight w:val="white"/>
-          <w:lang w:val="en-US"/>
-        </w:rPr>
-      </w:pPr>
-      <w:r>
-        <w:rPr>
-          <w:rFonts w:ascii="Cascadia Mono" w:hAnsi="Cascadia Mono" w:cs="Cascadia Mono"/>
-          <w:color w:val="000000"/>
-          <w:sz w:val="19"/>
-          <w:szCs w:val="19"/>
-          <w:highlight w:val="white"/>
-          <w:lang w:val="en-US"/>
-        </w:rPr>
-        <w:t xml:space="preserve">    </w:t>
-      </w:r>
-      <w:r>
-        <w:rPr>
-          <w:rFonts w:ascii="Cascadia Mono" w:hAnsi="Cascadia Mono" w:cs="Cascadia Mono"/>
-          <w:color w:val="0000FF"/>
-          <w:sz w:val="19"/>
-          <w:szCs w:val="19"/>
-          <w:highlight w:val="white"/>
-          <w:lang w:val="en-US"/>
-        </w:rPr>
-        <w:t>return</w:t>
-      </w:r>
-      <w:r>
-        <w:rPr>
-          <w:rFonts w:ascii="Cascadia Mono" w:hAnsi="Cascadia Mono" w:cs="Cascadia Mono"/>
-          <w:color w:val="000000"/>
-          <w:sz w:val="19"/>
-          <w:szCs w:val="19"/>
-          <w:highlight w:val="white"/>
-          <w:lang w:val="en-US"/>
-        </w:rPr>
-        <w:t xml:space="preserve"> result;</w:t>
-      </w:r>
-    </w:p>
-    <w:p>
-      <w:pPr>
-        <w:rPr>
           <w:rFonts w:ascii="Times New Roman" w:hAnsi="Times New Roman" w:cs="Times New Roman"/>
           <w:b/>
           <w:bCs/>
           <w:sz w:val="28"/>
           <w:szCs w:val="28"/>
-          <w:lang w:val="en-US"/>
         </w:rPr>
       </w:pPr>
       <w:r>
@@ -3001,7 +4370,6 @@
           <w:sz w:val="19"/>
           <w:szCs w:val="19"/>
           <w:highlight w:val="white"/>
-          <w:lang w:val="en-US"/>
         </w:rPr>
         <w:t>}</w:t>
       </w:r>
@@ -3014,3159 +4382,22 @@
           <w:bCs/>
           <w:sz w:val="28"/>
           <w:szCs w:val="28"/>
-          <w:lang w:val="en-US"/>
         </w:rPr>
       </w:pPr>
     </w:p>
     <w:p>
       <w:pPr>
-        <w:rPr>
-          <w:rFonts w:ascii="Times New Roman" w:hAnsi="Times New Roman" w:cs="Times New Roman"/>
-          <w:b/>
-          <w:sz w:val="28"/>
-          <w:szCs w:val="28"/>
-          <w:lang w:val="en-US"/>
-        </w:rPr>
-      </w:pPr>
-      <w:r>
-        <w:rPr>
-          <w:rFonts w:ascii="Times New Roman" w:hAnsi="Times New Roman" w:cs="Times New Roman"/>
-          <w:b/>
-          <w:sz w:val="28"/>
-          <w:szCs w:val="28"/>
-        </w:rPr>
-        <w:lastRenderedPageBreak/>
-        <w:t>Задание</w:t>
-      </w:r>
-      <w:r>
-        <w:rPr>
-          <w:rFonts w:ascii="Times New Roman" w:hAnsi="Times New Roman" w:cs="Times New Roman"/>
-          <w:b/>
-          <w:sz w:val="28"/>
-          <w:szCs w:val="28"/>
-          <w:lang w:val="en-US"/>
-        </w:rPr>
-        <w:t xml:space="preserve"> 2:</w:t>
-      </w:r>
-    </w:p>
-    <w:p>
-      <w:pPr>
-        <w:rPr>
-          <w:rFonts w:ascii="Times New Roman" w:hAnsi="Times New Roman" w:cs="Times New Roman"/>
-          <w:b/>
-          <w:sz w:val="28"/>
-          <w:szCs w:val="28"/>
-        </w:rPr>
-      </w:pPr>
-      <w:r>
-        <w:rPr>
-          <w:rFonts w:ascii="Times New Roman" w:hAnsi="Times New Roman" w:cs="Times New Roman"/>
-          <w:b/>
-          <w:sz w:val="28"/>
-          <w:szCs w:val="28"/>
-        </w:rPr>
-        <w:t>Ручная реализация.</w:t>
-      </w:r>
-    </w:p>
-    <w:p>
-      <w:pPr>
-        <w:rPr>
-          <w:rFonts w:ascii="Times New Roman" w:hAnsi="Times New Roman" w:cs="Times New Roman"/>
-          <w:b/>
-          <w:sz w:val="28"/>
-          <w:szCs w:val="28"/>
-        </w:rPr>
-      </w:pPr>
-    </w:p>
-    <w:p>
-      <w:pPr>
-        <w:jc w:val="center"/>
-        <w:rPr>
-          <w:rFonts w:ascii="Times New Roman" w:hAnsi="Times New Roman" w:cs="Times New Roman"/>
-          <w:sz w:val="28"/>
-          <w:szCs w:val="28"/>
-        </w:rPr>
-      </w:pPr>
-      <w:r>
-        <w:rPr>
-          <w:rFonts w:ascii="Times New Roman" w:hAnsi="Times New Roman" w:cs="Times New Roman"/>
-          <w:noProof/>
-          <w:sz w:val="28"/>
-          <w:szCs w:val="28"/>
-        </w:rPr>
-        <w:drawing>
-          <wp:inline distT="0" distB="0" distL="0" distR="0" wp14:anchorId="005A20F6" wp14:editId="497C5202">
-            <wp:extent cx="5940425" cy="1891665"/>
-            <wp:effectExtent l="0" t="0" r="3175" b="0"/>
-            <wp:docPr id="701969659" name="Рисунок 1"/>
-            <wp:cNvGraphicFramePr>
-              <a:graphicFrameLocks xmlns:a="http://schemas.openxmlformats.org/drawingml/2006/main" noChangeAspect="1"/>
-            </wp:cNvGraphicFramePr>
-            <a:graphic xmlns:a="http://schemas.openxmlformats.org/drawingml/2006/main">
-              <a:graphicData uri="http://schemas.openxmlformats.org/drawingml/2006/picture">
-                <pic:pic xmlns:pic="http://schemas.openxmlformats.org/drawingml/2006/picture">
-                  <pic:nvPicPr>
-                    <pic:cNvPr id="701969659" name=""/>
-                    <pic:cNvPicPr/>
-                  </pic:nvPicPr>
-                  <pic:blipFill>
-                    <a:blip r:embed="rId14"/>
-                    <a:stretch>
-                      <a:fillRect/>
-                    </a:stretch>
-                  </pic:blipFill>
-                  <pic:spPr>
-                    <a:xfrm>
-                      <a:off x="0" y="0"/>
-                      <a:ext cx="5940425" cy="1891665"/>
-                    </a:xfrm>
-                    <a:prstGeom prst="rect">
-                      <a:avLst/>
-                    </a:prstGeom>
-                  </pic:spPr>
-                </pic:pic>
-              </a:graphicData>
-            </a:graphic>
-          </wp:inline>
-        </w:drawing>
-      </w:r>
-    </w:p>
-    <w:p>
-      <w:pPr>
-        <w:jc w:val="center"/>
-        <w:rPr>
-          <w:rFonts w:ascii="Times New Roman" w:hAnsi="Times New Roman" w:cs="Times New Roman"/>
-          <w:sz w:val="28"/>
-          <w:szCs w:val="28"/>
-        </w:rPr>
-      </w:pPr>
-      <w:r>
-        <w:rPr>
-          <w:rFonts w:ascii="Times New Roman" w:hAnsi="Times New Roman" w:cs="Times New Roman"/>
-          <w:noProof/>
-          <w:sz w:val="28"/>
-          <w:szCs w:val="28"/>
-        </w:rPr>
-        <w:drawing>
-          <wp:inline distT="0" distB="0" distL="0" distR="0" wp14:anchorId="0390799A" wp14:editId="713DA9A2">
-            <wp:extent cx="5940425" cy="762000"/>
-            <wp:effectExtent l="0" t="0" r="3175" b="0"/>
-            <wp:docPr id="1671290392" name="Рисунок 1"/>
-            <wp:cNvGraphicFramePr>
-              <a:graphicFrameLocks xmlns:a="http://schemas.openxmlformats.org/drawingml/2006/main" noChangeAspect="1"/>
-            </wp:cNvGraphicFramePr>
-            <a:graphic xmlns:a="http://schemas.openxmlformats.org/drawingml/2006/main">
-              <a:graphicData uri="http://schemas.openxmlformats.org/drawingml/2006/picture">
-                <pic:pic xmlns:pic="http://schemas.openxmlformats.org/drawingml/2006/picture">
-                  <pic:nvPicPr>
-                    <pic:cNvPr id="1671290392" name=""/>
-                    <pic:cNvPicPr/>
-                  </pic:nvPicPr>
-                  <pic:blipFill>
-                    <a:blip r:embed="rId15"/>
-                    <a:stretch>
-                      <a:fillRect/>
-                    </a:stretch>
-                  </pic:blipFill>
-                  <pic:spPr>
-                    <a:xfrm>
-                      <a:off x="0" y="0"/>
-                      <a:ext cx="5940425" cy="762000"/>
-                    </a:xfrm>
-                    <a:prstGeom prst="rect">
-                      <a:avLst/>
-                    </a:prstGeom>
-                  </pic:spPr>
-                </pic:pic>
-              </a:graphicData>
-            </a:graphic>
-          </wp:inline>
-        </w:drawing>
-      </w:r>
-    </w:p>
-    <w:p>
-      <w:pPr>
-        <w:rPr>
-          <w:rFonts w:ascii="Times New Roman" w:hAnsi="Times New Roman" w:cs="Times New Roman"/>
-          <w:sz w:val="28"/>
-          <w:szCs w:val="28"/>
-        </w:rPr>
-      </w:pPr>
-    </w:p>
-    <w:p>
-      <w:pPr>
-        <w:rPr>
-          <w:rFonts w:ascii="Times New Roman" w:hAnsi="Times New Roman" w:cs="Times New Roman"/>
-          <w:sz w:val="28"/>
-          <w:szCs w:val="28"/>
-        </w:rPr>
-      </w:pPr>
-    </w:p>
-    <w:p>
-      <w:pPr>
-        <w:rPr>
-          <w:rFonts w:ascii="Times New Roman" w:hAnsi="Times New Roman" w:cs="Times New Roman"/>
-          <w:b/>
-          <w:sz w:val="28"/>
-          <w:szCs w:val="28"/>
-        </w:rPr>
-      </w:pPr>
-      <w:r>
-        <w:rPr>
-          <w:rFonts w:ascii="Times New Roman" w:hAnsi="Times New Roman" w:cs="Times New Roman"/>
-          <w:b/>
-          <w:sz w:val="28"/>
-          <w:szCs w:val="28"/>
-        </w:rPr>
-        <w:t>Входные данные.</w:t>
-      </w:r>
-    </w:p>
-    <w:p>
-      <w:pPr>
-        <w:jc w:val="center"/>
-        <w:rPr>
-          <w:noProof/>
-        </w:rPr>
-      </w:pPr>
-      <w:r>
-        <w:rPr>
-          <w:rFonts w:ascii="Times New Roman" w:hAnsi="Times New Roman" w:cs="Times New Roman"/>
-          <w:noProof/>
-          <w:sz w:val="28"/>
-          <w:szCs w:val="28"/>
-        </w:rPr>
-        <w:drawing>
-          <wp:inline distT="0" distB="0" distL="0" distR="0" wp14:anchorId="7A6F3E11" wp14:editId="166811DA">
-            <wp:extent cx="2771775" cy="2568411"/>
-            <wp:effectExtent l="0" t="0" r="0" b="3810"/>
-            <wp:docPr id="48414344" name="Рисунок 1"/>
-            <wp:cNvGraphicFramePr>
-              <a:graphicFrameLocks xmlns:a="http://schemas.openxmlformats.org/drawingml/2006/main" noChangeAspect="1"/>
-            </wp:cNvGraphicFramePr>
-            <a:graphic xmlns:a="http://schemas.openxmlformats.org/drawingml/2006/main">
-              <a:graphicData uri="http://schemas.openxmlformats.org/drawingml/2006/picture">
-                <pic:pic xmlns:pic="http://schemas.openxmlformats.org/drawingml/2006/picture">
-                  <pic:nvPicPr>
-                    <pic:cNvPr id="48414344" name=""/>
-                    <pic:cNvPicPr/>
-                  </pic:nvPicPr>
-                  <pic:blipFill>
-                    <a:blip r:embed="rId16"/>
-                    <a:stretch>
-                      <a:fillRect/>
-                    </a:stretch>
-                  </pic:blipFill>
-                  <pic:spPr>
-                    <a:xfrm>
-                      <a:off x="0" y="0"/>
-                      <a:ext cx="2785256" cy="2580903"/>
-                    </a:xfrm>
-                    <a:prstGeom prst="rect">
-                      <a:avLst/>
-                    </a:prstGeom>
-                  </pic:spPr>
-                </pic:pic>
-              </a:graphicData>
-            </a:graphic>
-          </wp:inline>
-        </w:drawing>
-      </w:r>
-      <w:r>
-        <w:rPr>
-          <w:noProof/>
-        </w:rPr>
-        <w:t xml:space="preserve"> </w:t>
-      </w:r>
-      <w:r>
-        <w:rPr>
-          <w:rFonts w:ascii="Times New Roman" w:hAnsi="Times New Roman" w:cs="Times New Roman"/>
-          <w:noProof/>
-          <w:sz w:val="28"/>
-          <w:szCs w:val="28"/>
-        </w:rPr>
-        <w:drawing>
-          <wp:inline distT="0" distB="0" distL="0" distR="0" wp14:anchorId="474AC81B" wp14:editId="3DBB9A6E">
-            <wp:extent cx="2744703" cy="2571750"/>
-            <wp:effectExtent l="0" t="0" r="0" b="0"/>
-            <wp:docPr id="1621536819" name="Рисунок 1"/>
-            <wp:cNvGraphicFramePr>
-              <a:graphicFrameLocks xmlns:a="http://schemas.openxmlformats.org/drawingml/2006/main" noChangeAspect="1"/>
-            </wp:cNvGraphicFramePr>
-            <a:graphic xmlns:a="http://schemas.openxmlformats.org/drawingml/2006/main">
-              <a:graphicData uri="http://schemas.openxmlformats.org/drawingml/2006/picture">
-                <pic:pic xmlns:pic="http://schemas.openxmlformats.org/drawingml/2006/picture">
-                  <pic:nvPicPr>
-                    <pic:cNvPr id="1621536819" name=""/>
-                    <pic:cNvPicPr/>
-                  </pic:nvPicPr>
-                  <pic:blipFill>
-                    <a:blip r:embed="rId17"/>
-                    <a:stretch>
-                      <a:fillRect/>
-                    </a:stretch>
-                  </pic:blipFill>
-                  <pic:spPr>
-                    <a:xfrm>
-                      <a:off x="0" y="0"/>
-                      <a:ext cx="2747499" cy="2574370"/>
-                    </a:xfrm>
-                    <a:prstGeom prst="rect">
-                      <a:avLst/>
-                    </a:prstGeom>
-                  </pic:spPr>
-                </pic:pic>
-              </a:graphicData>
-            </a:graphic>
-          </wp:inline>
-        </w:drawing>
-      </w:r>
-    </w:p>
-    <w:p>
-      <w:pPr>
-        <w:jc w:val="center"/>
-        <w:rPr>
-          <w:rFonts w:ascii="Times New Roman" w:hAnsi="Times New Roman" w:cs="Times New Roman"/>
-          <w:sz w:val="28"/>
-          <w:szCs w:val="28"/>
-        </w:rPr>
-      </w:pPr>
-      <w:r>
-        <w:rPr>
-          <w:rFonts w:ascii="Times New Roman" w:hAnsi="Times New Roman" w:cs="Times New Roman"/>
-          <w:noProof/>
-          <w:sz w:val="28"/>
-          <w:szCs w:val="28"/>
-        </w:rPr>
-        <w:drawing>
-          <wp:inline distT="0" distB="0" distL="0" distR="0" wp14:anchorId="65A720E6" wp14:editId="3D3D21D2">
-            <wp:extent cx="5940425" cy="300990"/>
-            <wp:effectExtent l="0" t="0" r="3175" b="3810"/>
-            <wp:docPr id="815873077" name="Рисунок 1"/>
-            <wp:cNvGraphicFramePr>
-              <a:graphicFrameLocks xmlns:a="http://schemas.openxmlformats.org/drawingml/2006/main" noChangeAspect="1"/>
-            </wp:cNvGraphicFramePr>
-            <a:graphic xmlns:a="http://schemas.openxmlformats.org/drawingml/2006/main">
-              <a:graphicData uri="http://schemas.openxmlformats.org/drawingml/2006/picture">
-                <pic:pic xmlns:pic="http://schemas.openxmlformats.org/drawingml/2006/picture">
-                  <pic:nvPicPr>
-                    <pic:cNvPr id="815873077" name=""/>
-                    <pic:cNvPicPr/>
-                  </pic:nvPicPr>
-                  <pic:blipFill>
-                    <a:blip r:embed="rId18"/>
-                    <a:stretch>
-                      <a:fillRect/>
-                    </a:stretch>
-                  </pic:blipFill>
-                  <pic:spPr>
-                    <a:xfrm>
-                      <a:off x="0" y="0"/>
-                      <a:ext cx="5940425" cy="300990"/>
-                    </a:xfrm>
-                    <a:prstGeom prst="rect">
-                      <a:avLst/>
-                    </a:prstGeom>
-                  </pic:spPr>
-                </pic:pic>
-              </a:graphicData>
-            </a:graphic>
-          </wp:inline>
-        </w:drawing>
-      </w:r>
-    </w:p>
-    <w:p>
-      <w:pPr>
-        <w:jc w:val="center"/>
-        <w:rPr>
-          <w:rFonts w:ascii="Times New Roman" w:hAnsi="Times New Roman" w:cs="Times New Roman"/>
-          <w:sz w:val="28"/>
-          <w:szCs w:val="28"/>
-        </w:rPr>
-      </w:pPr>
-    </w:p>
-    <w:p>
-      <w:pPr>
-        <w:jc w:val="center"/>
-        <w:rPr>
-          <w:rFonts w:ascii="Times New Roman" w:hAnsi="Times New Roman" w:cs="Times New Roman"/>
-          <w:sz w:val="28"/>
-          <w:szCs w:val="28"/>
-        </w:rPr>
-      </w:pPr>
-    </w:p>
-    <w:p>
-      <w:pPr>
-        <w:jc w:val="center"/>
-        <w:rPr>
-          <w:rFonts w:ascii="Times New Roman" w:hAnsi="Times New Roman" w:cs="Times New Roman"/>
-          <w:sz w:val="28"/>
-          <w:szCs w:val="28"/>
-        </w:rPr>
-      </w:pPr>
-    </w:p>
-    <w:p>
-      <w:pPr>
-        <w:jc w:val="center"/>
-        <w:rPr>
-          <w:rFonts w:ascii="Times New Roman" w:hAnsi="Times New Roman" w:cs="Times New Roman"/>
-          <w:sz w:val="28"/>
-          <w:szCs w:val="28"/>
-        </w:rPr>
-      </w:pPr>
-    </w:p>
-    <w:p>
-      <w:pPr>
-        <w:rPr>
-          <w:rFonts w:ascii="Times New Roman" w:hAnsi="Times New Roman" w:cs="Times New Roman"/>
-          <w:b/>
-          <w:sz w:val="28"/>
-          <w:szCs w:val="28"/>
-        </w:rPr>
-      </w:pPr>
-      <w:r>
-        <w:rPr>
-          <w:rFonts w:ascii="Times New Roman" w:hAnsi="Times New Roman" w:cs="Times New Roman"/>
-          <w:b/>
-          <w:sz w:val="28"/>
-          <w:szCs w:val="28"/>
-        </w:rPr>
-        <w:lastRenderedPageBreak/>
-        <w:t>Результат.</w:t>
-      </w:r>
-    </w:p>
-    <w:p>
-      <w:pPr>
-        <w:jc w:val="center"/>
-        <w:rPr>
-          <w:rFonts w:ascii="Times New Roman" w:hAnsi="Times New Roman" w:cs="Times New Roman"/>
-          <w:sz w:val="28"/>
-          <w:szCs w:val="28"/>
-        </w:rPr>
-      </w:pPr>
-      <w:r>
-        <w:rPr>
-          <w:rFonts w:ascii="Times New Roman" w:hAnsi="Times New Roman" w:cs="Times New Roman"/>
-          <w:noProof/>
-          <w:sz w:val="28"/>
-          <w:szCs w:val="28"/>
-        </w:rPr>
-        <w:drawing>
-          <wp:inline distT="0" distB="0" distL="0" distR="0" wp14:anchorId="670771C7" wp14:editId="7CD124C2">
-            <wp:extent cx="5940425" cy="1007110"/>
-            <wp:effectExtent l="0" t="0" r="3175" b="2540"/>
-            <wp:docPr id="1695223014" name="Рисунок 1"/>
-            <wp:cNvGraphicFramePr>
-              <a:graphicFrameLocks xmlns:a="http://schemas.openxmlformats.org/drawingml/2006/main" noChangeAspect="1"/>
-            </wp:cNvGraphicFramePr>
-            <a:graphic xmlns:a="http://schemas.openxmlformats.org/drawingml/2006/main">
-              <a:graphicData uri="http://schemas.openxmlformats.org/drawingml/2006/picture">
-                <pic:pic xmlns:pic="http://schemas.openxmlformats.org/drawingml/2006/picture">
-                  <pic:nvPicPr>
-                    <pic:cNvPr id="1695223014" name=""/>
-                    <pic:cNvPicPr/>
-                  </pic:nvPicPr>
-                  <pic:blipFill>
-                    <a:blip r:embed="rId19"/>
-                    <a:stretch>
-                      <a:fillRect/>
-                    </a:stretch>
-                  </pic:blipFill>
-                  <pic:spPr>
-                    <a:xfrm>
-                      <a:off x="0" y="0"/>
-                      <a:ext cx="5940425" cy="1007110"/>
-                    </a:xfrm>
-                    <a:prstGeom prst="rect">
-                      <a:avLst/>
-                    </a:prstGeom>
-                  </pic:spPr>
-                </pic:pic>
-              </a:graphicData>
-            </a:graphic>
-          </wp:inline>
-        </w:drawing>
-      </w:r>
-    </w:p>
-    <w:p>
-      <w:pPr>
-        <w:rPr>
-          <w:rFonts w:ascii="Times New Roman" w:hAnsi="Times New Roman" w:cs="Times New Roman"/>
-          <w:b/>
-          <w:sz w:val="28"/>
-          <w:szCs w:val="28"/>
-          <w:lang w:val="en-US"/>
-        </w:rPr>
-      </w:pPr>
-      <w:r>
-        <w:rPr>
-          <w:rFonts w:ascii="Times New Roman" w:hAnsi="Times New Roman" w:cs="Times New Roman"/>
-          <w:b/>
-          <w:sz w:val="28"/>
-          <w:szCs w:val="28"/>
-        </w:rPr>
-        <w:t>Листинг</w:t>
-      </w:r>
-      <w:r>
-        <w:rPr>
-          <w:rFonts w:ascii="Times New Roman" w:hAnsi="Times New Roman" w:cs="Times New Roman"/>
-          <w:b/>
-          <w:sz w:val="28"/>
-          <w:szCs w:val="28"/>
-          <w:lang w:val="en-US"/>
-        </w:rPr>
-        <w:t xml:space="preserve"> </w:t>
-      </w:r>
-      <w:r>
-        <w:rPr>
-          <w:rFonts w:ascii="Times New Roman" w:hAnsi="Times New Roman" w:cs="Times New Roman"/>
-          <w:b/>
-          <w:sz w:val="28"/>
-          <w:szCs w:val="28"/>
-        </w:rPr>
-        <w:t>программы</w:t>
-      </w:r>
-      <w:r>
-        <w:rPr>
-          <w:rFonts w:ascii="Times New Roman" w:hAnsi="Times New Roman" w:cs="Times New Roman"/>
-          <w:b/>
-          <w:sz w:val="28"/>
-          <w:szCs w:val="28"/>
-          <w:lang w:val="en-US"/>
-        </w:rPr>
-        <w:t>.</w:t>
-      </w:r>
-    </w:p>
-    <w:p>
-      <w:pPr>
-        <w:autoSpaceDE w:val="0"/>
-        <w:autoSpaceDN w:val="0"/>
-        <w:adjustRightInd w:val="0"/>
-        <w:spacing w:after="0" w:line="240" w:lineRule="auto"/>
-        <w:rPr>
-          <w:rFonts w:ascii="Cascadia Mono" w:hAnsi="Cascadia Mono" w:cs="Cascadia Mono"/>
-          <w:color w:val="000000"/>
-          <w:sz w:val="19"/>
-          <w:szCs w:val="19"/>
-          <w:highlight w:val="white"/>
-          <w:lang w:val="en-US"/>
-        </w:rPr>
-      </w:pPr>
-      <w:r>
         <w:rPr>
           <w:rFonts w:ascii="Times New Roman" w:hAnsi="Times New Roman" w:cs="Times New Roman"/>
           <w:b/>
           <w:bCs/>
           <w:sz w:val="28"/>
           <w:szCs w:val="28"/>
-          <w:lang w:val="en-US"/>
-        </w:rPr>
-        <w:t xml:space="preserve"> </w:t>
-      </w:r>
-      <w:r>
-        <w:rPr>
-          <w:rFonts w:ascii="Cascadia Mono" w:hAnsi="Cascadia Mono" w:cs="Cascadia Mono"/>
-          <w:color w:val="0000FF"/>
-          <w:sz w:val="19"/>
-          <w:szCs w:val="19"/>
-          <w:highlight w:val="white"/>
-          <w:lang w:val="en-US"/>
-        </w:rPr>
-        <w:t>static</w:t>
-      </w:r>
-      <w:r>
-        <w:rPr>
-          <w:rFonts w:ascii="Cascadia Mono" w:hAnsi="Cascadia Mono" w:cs="Cascadia Mono"/>
-          <w:color w:val="000000"/>
-          <w:sz w:val="19"/>
-          <w:szCs w:val="19"/>
-          <w:highlight w:val="white"/>
-          <w:lang w:val="en-US"/>
-        </w:rPr>
-        <w:t xml:space="preserve"> </w:t>
-      </w:r>
-      <w:r>
-        <w:rPr>
-          <w:rFonts w:ascii="Cascadia Mono" w:hAnsi="Cascadia Mono" w:cs="Cascadia Mono"/>
-          <w:color w:val="0000FF"/>
-          <w:sz w:val="19"/>
-          <w:szCs w:val="19"/>
-          <w:highlight w:val="white"/>
-          <w:lang w:val="en-US"/>
-        </w:rPr>
-        <w:t>string</w:t>
-      </w:r>
-      <w:r>
-        <w:rPr>
-          <w:rFonts w:ascii="Cascadia Mono" w:hAnsi="Cascadia Mono" w:cs="Cascadia Mono"/>
-          <w:color w:val="000000"/>
-          <w:sz w:val="19"/>
-          <w:szCs w:val="19"/>
-          <w:highlight w:val="white"/>
-          <w:lang w:val="en-US"/>
-        </w:rPr>
-        <w:t xml:space="preserve"> Uitston(</w:t>
-      </w:r>
-      <w:r>
-        <w:rPr>
-          <w:rFonts w:ascii="Cascadia Mono" w:hAnsi="Cascadia Mono" w:cs="Cascadia Mono"/>
-          <w:color w:val="2B91AF"/>
-          <w:sz w:val="19"/>
-          <w:szCs w:val="19"/>
-          <w:highlight w:val="white"/>
-          <w:lang w:val="en-US"/>
-        </w:rPr>
-        <w:t>List</w:t>
-      </w:r>
-      <w:r>
-        <w:rPr>
-          <w:rFonts w:ascii="Cascadia Mono" w:hAnsi="Cascadia Mono" w:cs="Cascadia Mono"/>
-          <w:color w:val="000000"/>
-          <w:sz w:val="19"/>
-          <w:szCs w:val="19"/>
-          <w:highlight w:val="white"/>
-          <w:lang w:val="en-US"/>
-        </w:rPr>
-        <w:t>&lt;</w:t>
-      </w:r>
-      <w:r>
-        <w:rPr>
-          <w:rFonts w:ascii="Cascadia Mono" w:hAnsi="Cascadia Mono" w:cs="Cascadia Mono"/>
-          <w:color w:val="0000FF"/>
-          <w:sz w:val="19"/>
-          <w:szCs w:val="19"/>
-          <w:highlight w:val="white"/>
-          <w:lang w:val="en-US"/>
-        </w:rPr>
-        <w:t>string</w:t>
-      </w:r>
-      <w:r>
-        <w:rPr>
-          <w:rFonts w:ascii="Cascadia Mono" w:hAnsi="Cascadia Mono" w:cs="Cascadia Mono"/>
-          <w:color w:val="000000"/>
-          <w:sz w:val="19"/>
-          <w:szCs w:val="19"/>
-          <w:highlight w:val="white"/>
-          <w:lang w:val="en-US"/>
-        </w:rPr>
-        <w:t xml:space="preserve">&gt; bigrams, </w:t>
-      </w:r>
-      <w:r>
-        <w:rPr>
-          <w:rFonts w:ascii="Cascadia Mono" w:hAnsi="Cascadia Mono" w:cs="Cascadia Mono"/>
-          <w:color w:val="0000FF"/>
-          <w:sz w:val="19"/>
-          <w:szCs w:val="19"/>
-          <w:highlight w:val="white"/>
-          <w:lang w:val="en-US"/>
-        </w:rPr>
-        <w:t>char</w:t>
-      </w:r>
-      <w:r>
-        <w:rPr>
-          <w:rFonts w:ascii="Cascadia Mono" w:hAnsi="Cascadia Mono" w:cs="Cascadia Mono"/>
-          <w:color w:val="000000"/>
-          <w:sz w:val="19"/>
-          <w:szCs w:val="19"/>
-          <w:highlight w:val="white"/>
-          <w:lang w:val="en-US"/>
-        </w:rPr>
-        <w:t xml:space="preserve">[,] square1, </w:t>
-      </w:r>
-      <w:r>
-        <w:rPr>
-          <w:rFonts w:ascii="Cascadia Mono" w:hAnsi="Cascadia Mono" w:cs="Cascadia Mono"/>
-          <w:color w:val="0000FF"/>
-          <w:sz w:val="19"/>
-          <w:szCs w:val="19"/>
-          <w:highlight w:val="white"/>
-          <w:lang w:val="en-US"/>
-        </w:rPr>
-        <w:t>char</w:t>
-      </w:r>
-      <w:r>
-        <w:rPr>
-          <w:rFonts w:ascii="Cascadia Mono" w:hAnsi="Cascadia Mono" w:cs="Cascadia Mono"/>
-          <w:color w:val="000000"/>
-          <w:sz w:val="19"/>
-          <w:szCs w:val="19"/>
-          <w:highlight w:val="white"/>
-          <w:lang w:val="en-US"/>
-        </w:rPr>
-        <w:t xml:space="preserve">[,] square2, </w:t>
-      </w:r>
-      <w:r>
-        <w:rPr>
-          <w:rFonts w:ascii="Cascadia Mono" w:hAnsi="Cascadia Mono" w:cs="Cascadia Mono"/>
-          <w:color w:val="0000FF"/>
-          <w:sz w:val="19"/>
-          <w:szCs w:val="19"/>
-          <w:highlight w:val="white"/>
-          <w:lang w:val="en-US"/>
-        </w:rPr>
-        <w:t>bool</w:t>
-      </w:r>
-      <w:r>
-        <w:rPr>
-          <w:rFonts w:ascii="Cascadia Mono" w:hAnsi="Cascadia Mono" w:cs="Cascadia Mono"/>
-          <w:color w:val="000000"/>
-          <w:sz w:val="19"/>
-          <w:szCs w:val="19"/>
-          <w:highlight w:val="white"/>
-          <w:lang w:val="en-US"/>
-        </w:rPr>
-        <w:t xml:space="preserve"> isEncrypt)</w:t>
-      </w:r>
-    </w:p>
-    <w:p>
-      <w:pPr>
-        <w:autoSpaceDE w:val="0"/>
-        <w:autoSpaceDN w:val="0"/>
-        <w:adjustRightInd w:val="0"/>
-        <w:spacing w:after="0" w:line="240" w:lineRule="auto"/>
-        <w:rPr>
-          <w:rFonts w:ascii="Cascadia Mono" w:hAnsi="Cascadia Mono" w:cs="Cascadia Mono"/>
-          <w:color w:val="000000"/>
-          <w:sz w:val="19"/>
-          <w:szCs w:val="19"/>
-          <w:highlight w:val="white"/>
-          <w:lang w:val="en-US"/>
-        </w:rPr>
-      </w:pPr>
-      <w:r>
-        <w:rPr>
-          <w:rFonts w:ascii="Cascadia Mono" w:hAnsi="Cascadia Mono" w:cs="Cascadia Mono"/>
-          <w:color w:val="000000"/>
-          <w:sz w:val="19"/>
-          <w:szCs w:val="19"/>
-          <w:highlight w:val="white"/>
-          <w:lang w:val="en-US"/>
-        </w:rPr>
-        <w:t xml:space="preserve"> {</w:t>
-      </w:r>
-    </w:p>
-    <w:p>
-      <w:pPr>
-        <w:autoSpaceDE w:val="0"/>
-        <w:autoSpaceDN w:val="0"/>
-        <w:adjustRightInd w:val="0"/>
-        <w:spacing w:after="0" w:line="240" w:lineRule="auto"/>
-        <w:rPr>
-          <w:rFonts w:ascii="Cascadia Mono" w:hAnsi="Cascadia Mono" w:cs="Cascadia Mono"/>
-          <w:color w:val="000000"/>
-          <w:sz w:val="19"/>
-          <w:szCs w:val="19"/>
-          <w:highlight w:val="white"/>
-          <w:lang w:val="en-US"/>
-        </w:rPr>
-      </w:pPr>
-      <w:r>
-        <w:rPr>
-          <w:rFonts w:ascii="Cascadia Mono" w:hAnsi="Cascadia Mono" w:cs="Cascadia Mono"/>
-          <w:color w:val="000000"/>
-          <w:sz w:val="19"/>
-          <w:szCs w:val="19"/>
-          <w:highlight w:val="white"/>
-          <w:lang w:val="en-US"/>
-        </w:rPr>
-        <w:t xml:space="preserve">     </w:t>
-      </w:r>
-      <w:r>
-        <w:rPr>
-          <w:rFonts w:ascii="Cascadia Mono" w:hAnsi="Cascadia Mono" w:cs="Cascadia Mono"/>
-          <w:color w:val="0000FF"/>
-          <w:sz w:val="19"/>
-          <w:szCs w:val="19"/>
-          <w:highlight w:val="white"/>
-          <w:lang w:val="en-US"/>
-        </w:rPr>
-        <w:t>string</w:t>
-      </w:r>
-      <w:r>
-        <w:rPr>
-          <w:rFonts w:ascii="Cascadia Mono" w:hAnsi="Cascadia Mono" w:cs="Cascadia Mono"/>
-          <w:color w:val="000000"/>
-          <w:sz w:val="19"/>
-          <w:szCs w:val="19"/>
-          <w:highlight w:val="white"/>
-          <w:lang w:val="en-US"/>
-        </w:rPr>
-        <w:t xml:space="preserve"> alph = </w:t>
-      </w:r>
-      <w:r>
-        <w:rPr>
-          <w:rFonts w:ascii="Cascadia Mono" w:hAnsi="Cascadia Mono" w:cs="Cascadia Mono"/>
-          <w:color w:val="A31515"/>
-          <w:sz w:val="19"/>
-          <w:szCs w:val="19"/>
-          <w:highlight w:val="white"/>
-          <w:lang w:val="en-US"/>
-        </w:rPr>
-        <w:t>"</w:t>
-      </w:r>
-      <w:r>
-        <w:rPr>
-          <w:rFonts w:ascii="Cascadia Mono" w:hAnsi="Cascadia Mono" w:cs="Cascadia Mono"/>
-          <w:color w:val="A31515"/>
-          <w:sz w:val="19"/>
-          <w:szCs w:val="19"/>
-          <w:highlight w:val="white"/>
-        </w:rPr>
-        <w:t>АБВГДЕЖЗИКЛМНОПРСТУФХЦЧШЩЪЫЬЭЮЯ</w:t>
-      </w:r>
-      <w:r>
-        <w:rPr>
-          <w:rFonts w:ascii="Cascadia Mono" w:hAnsi="Cascadia Mono" w:cs="Cascadia Mono"/>
-          <w:color w:val="A31515"/>
-          <w:sz w:val="19"/>
-          <w:szCs w:val="19"/>
-          <w:highlight w:val="white"/>
-          <w:lang w:val="en-US"/>
-        </w:rPr>
-        <w:t xml:space="preserve"> ,:."</w:t>
-      </w:r>
-      <w:r>
-        <w:rPr>
-          <w:rFonts w:ascii="Cascadia Mono" w:hAnsi="Cascadia Mono" w:cs="Cascadia Mono"/>
-          <w:color w:val="000000"/>
-          <w:sz w:val="19"/>
-          <w:szCs w:val="19"/>
-          <w:highlight w:val="white"/>
-          <w:lang w:val="en-US"/>
-        </w:rPr>
-        <w:t>;</w:t>
-      </w:r>
-    </w:p>
-    <w:p>
-      <w:pPr>
-        <w:autoSpaceDE w:val="0"/>
-        <w:autoSpaceDN w:val="0"/>
-        <w:adjustRightInd w:val="0"/>
-        <w:spacing w:after="0" w:line="240" w:lineRule="auto"/>
-        <w:rPr>
-          <w:rFonts w:ascii="Cascadia Mono" w:hAnsi="Cascadia Mono" w:cs="Cascadia Mono"/>
-          <w:color w:val="000000"/>
-          <w:sz w:val="19"/>
-          <w:szCs w:val="19"/>
-          <w:highlight w:val="white"/>
-          <w:lang w:val="en-US"/>
-        </w:rPr>
-      </w:pPr>
-      <w:r>
-        <w:rPr>
-          <w:rFonts w:ascii="Cascadia Mono" w:hAnsi="Cascadia Mono" w:cs="Cascadia Mono"/>
-          <w:color w:val="000000"/>
-          <w:sz w:val="19"/>
-          <w:szCs w:val="19"/>
-          <w:highlight w:val="white"/>
-          <w:lang w:val="en-US"/>
-        </w:rPr>
-        <w:t xml:space="preserve">     </w:t>
-      </w:r>
-      <w:r>
-        <w:rPr>
-          <w:rFonts w:ascii="Cascadia Mono" w:hAnsi="Cascadia Mono" w:cs="Cascadia Mono"/>
-          <w:color w:val="0000FF"/>
-          <w:sz w:val="19"/>
-          <w:szCs w:val="19"/>
-          <w:highlight w:val="white"/>
-          <w:lang w:val="en-US"/>
-        </w:rPr>
-        <w:t>string</w:t>
-      </w:r>
-      <w:r>
-        <w:rPr>
-          <w:rFonts w:ascii="Cascadia Mono" w:hAnsi="Cascadia Mono" w:cs="Cascadia Mono"/>
-          <w:color w:val="000000"/>
-          <w:sz w:val="19"/>
-          <w:szCs w:val="19"/>
-          <w:highlight w:val="white"/>
-          <w:lang w:val="en-US"/>
-        </w:rPr>
-        <w:t xml:space="preserve"> bigResult = </w:t>
-      </w:r>
-      <w:r>
-        <w:rPr>
-          <w:rFonts w:ascii="Cascadia Mono" w:hAnsi="Cascadia Mono" w:cs="Cascadia Mono"/>
-          <w:color w:val="A31515"/>
-          <w:sz w:val="19"/>
-          <w:szCs w:val="19"/>
-          <w:highlight w:val="white"/>
-          <w:lang w:val="en-US"/>
-        </w:rPr>
-        <w:t>$"</w:t>
-      </w:r>
-      <w:r>
-        <w:rPr>
-          <w:rFonts w:ascii="Cascadia Mono" w:hAnsi="Cascadia Mono" w:cs="Cascadia Mono"/>
-          <w:color w:val="A31515"/>
-          <w:sz w:val="19"/>
-          <w:szCs w:val="19"/>
-          <w:highlight w:val="white"/>
-        </w:rPr>
-        <w:t>Зашифрованные</w:t>
-      </w:r>
-      <w:r>
-        <w:rPr>
-          <w:rFonts w:ascii="Cascadia Mono" w:hAnsi="Cascadia Mono" w:cs="Cascadia Mono"/>
-          <w:color w:val="A31515"/>
-          <w:sz w:val="19"/>
-          <w:szCs w:val="19"/>
-          <w:highlight w:val="white"/>
-          <w:lang w:val="en-US"/>
-        </w:rPr>
-        <w:t xml:space="preserve"> </w:t>
-      </w:r>
-      <w:r>
-        <w:rPr>
-          <w:rFonts w:ascii="Cascadia Mono" w:hAnsi="Cascadia Mono" w:cs="Cascadia Mono"/>
-          <w:color w:val="A31515"/>
-          <w:sz w:val="19"/>
-          <w:szCs w:val="19"/>
-          <w:highlight w:val="white"/>
-        </w:rPr>
-        <w:t>биграммы</w:t>
-      </w:r>
-      <w:r>
-        <w:rPr>
-          <w:rFonts w:ascii="Cascadia Mono" w:hAnsi="Cascadia Mono" w:cs="Cascadia Mono"/>
-          <w:color w:val="A31515"/>
-          <w:sz w:val="19"/>
-          <w:szCs w:val="19"/>
-          <w:highlight w:val="white"/>
-          <w:lang w:val="en-US"/>
-        </w:rPr>
-        <w:t>:</w:t>
-      </w:r>
-      <w:r>
-        <w:rPr>
-          <w:rFonts w:ascii="Cascadia Mono" w:hAnsi="Cascadia Mono" w:cs="Cascadia Mono"/>
-          <w:color w:val="9E5B71"/>
-          <w:sz w:val="19"/>
-          <w:szCs w:val="19"/>
-          <w:highlight w:val="white"/>
-          <w:lang w:val="en-US"/>
-        </w:rPr>
-        <w:t>\n</w:t>
-      </w:r>
-      <w:r>
-        <w:rPr>
-          <w:rFonts w:ascii="Cascadia Mono" w:hAnsi="Cascadia Mono" w:cs="Cascadia Mono"/>
-          <w:color w:val="A31515"/>
-          <w:sz w:val="19"/>
-          <w:szCs w:val="19"/>
-          <w:highlight w:val="white"/>
-          <w:lang w:val="en-US"/>
-        </w:rPr>
-        <w:t>"</w:t>
-      </w:r>
-      <w:r>
-        <w:rPr>
-          <w:rFonts w:ascii="Cascadia Mono" w:hAnsi="Cascadia Mono" w:cs="Cascadia Mono"/>
-          <w:color w:val="000000"/>
-          <w:sz w:val="19"/>
-          <w:szCs w:val="19"/>
-          <w:highlight w:val="white"/>
-          <w:lang w:val="en-US"/>
-        </w:rPr>
-        <w:t>;</w:t>
-      </w:r>
-    </w:p>
-    <w:p>
-      <w:pPr>
-        <w:autoSpaceDE w:val="0"/>
-        <w:autoSpaceDN w:val="0"/>
-        <w:adjustRightInd w:val="0"/>
-        <w:spacing w:after="0" w:line="240" w:lineRule="auto"/>
-        <w:rPr>
-          <w:rFonts w:ascii="Cascadia Mono" w:hAnsi="Cascadia Mono" w:cs="Cascadia Mono"/>
-          <w:color w:val="000000"/>
-          <w:sz w:val="19"/>
-          <w:szCs w:val="19"/>
-          <w:highlight w:val="white"/>
-          <w:lang w:val="en-US"/>
-        </w:rPr>
-      </w:pPr>
-      <w:r>
-        <w:rPr>
-          <w:rFonts w:ascii="Cascadia Mono" w:hAnsi="Cascadia Mono" w:cs="Cascadia Mono"/>
-          <w:color w:val="000000"/>
-          <w:sz w:val="19"/>
-          <w:szCs w:val="19"/>
-          <w:highlight w:val="white"/>
-          <w:lang w:val="en-US"/>
-        </w:rPr>
-        <w:t xml:space="preserve">     </w:t>
-      </w:r>
-      <w:r>
-        <w:rPr>
-          <w:rFonts w:ascii="Cascadia Mono" w:hAnsi="Cascadia Mono" w:cs="Cascadia Mono"/>
-          <w:color w:val="0000FF"/>
-          <w:sz w:val="19"/>
-          <w:szCs w:val="19"/>
-          <w:highlight w:val="white"/>
-          <w:lang w:val="en-US"/>
-        </w:rPr>
-        <w:t>string</w:t>
-      </w:r>
-      <w:r>
-        <w:rPr>
-          <w:rFonts w:ascii="Cascadia Mono" w:hAnsi="Cascadia Mono" w:cs="Cascadia Mono"/>
-          <w:color w:val="000000"/>
-          <w:sz w:val="19"/>
-          <w:szCs w:val="19"/>
-          <w:highlight w:val="white"/>
-          <w:lang w:val="en-US"/>
-        </w:rPr>
-        <w:t xml:space="preserve"> result = </w:t>
-      </w:r>
-      <w:r>
-        <w:rPr>
-          <w:rFonts w:ascii="Cascadia Mono" w:hAnsi="Cascadia Mono" w:cs="Cascadia Mono"/>
-          <w:color w:val="A31515"/>
-          <w:sz w:val="19"/>
-          <w:szCs w:val="19"/>
-          <w:highlight w:val="white"/>
-          <w:lang w:val="en-US"/>
-        </w:rPr>
-        <w:t>""</w:t>
-      </w:r>
-      <w:r>
-        <w:rPr>
-          <w:rFonts w:ascii="Cascadia Mono" w:hAnsi="Cascadia Mono" w:cs="Cascadia Mono"/>
-          <w:color w:val="000000"/>
-          <w:sz w:val="19"/>
-          <w:szCs w:val="19"/>
-          <w:highlight w:val="white"/>
-          <w:lang w:val="en-US"/>
-        </w:rPr>
-        <w:t>;</w:t>
-      </w:r>
-    </w:p>
-    <w:p>
-      <w:pPr>
-        <w:autoSpaceDE w:val="0"/>
-        <w:autoSpaceDN w:val="0"/>
-        <w:adjustRightInd w:val="0"/>
-        <w:spacing w:after="0" w:line="240" w:lineRule="auto"/>
-        <w:rPr>
-          <w:rFonts w:ascii="Cascadia Mono" w:hAnsi="Cascadia Mono" w:cs="Cascadia Mono"/>
-          <w:color w:val="000000"/>
-          <w:sz w:val="19"/>
-          <w:szCs w:val="19"/>
-          <w:highlight w:val="white"/>
-          <w:lang w:val="en-US"/>
         </w:rPr>
       </w:pPr>
     </w:p>
     <w:p>
       <w:pPr>
-        <w:autoSpaceDE w:val="0"/>
-        <w:autoSpaceDN w:val="0"/>
-        <w:adjustRightInd w:val="0"/>
-        <w:spacing w:after="0" w:line="240" w:lineRule="auto"/>
-        <w:rPr>
-          <w:rFonts w:ascii="Cascadia Mono" w:hAnsi="Cascadia Mono" w:cs="Cascadia Mono"/>
-          <w:color w:val="000000"/>
-          <w:sz w:val="19"/>
-          <w:szCs w:val="19"/>
-          <w:highlight w:val="white"/>
-          <w:lang w:val="en-US"/>
-        </w:rPr>
-      </w:pPr>
-      <w:r>
-        <w:rPr>
-          <w:rFonts w:ascii="Cascadia Mono" w:hAnsi="Cascadia Mono" w:cs="Cascadia Mono"/>
-          <w:color w:val="000000"/>
-          <w:sz w:val="19"/>
-          <w:szCs w:val="19"/>
-          <w:highlight w:val="white"/>
-          <w:lang w:val="en-US"/>
-        </w:rPr>
-        <w:t xml:space="preserve">     </w:t>
-      </w:r>
-      <w:r>
-        <w:rPr>
-          <w:rFonts w:ascii="Cascadia Mono" w:hAnsi="Cascadia Mono" w:cs="Cascadia Mono"/>
-          <w:color w:val="0000FF"/>
-          <w:sz w:val="19"/>
-          <w:szCs w:val="19"/>
-          <w:highlight w:val="white"/>
-          <w:lang w:val="en-US"/>
-        </w:rPr>
-        <w:t>foreach</w:t>
-      </w:r>
-      <w:r>
-        <w:rPr>
-          <w:rFonts w:ascii="Cascadia Mono" w:hAnsi="Cascadia Mono" w:cs="Cascadia Mono"/>
-          <w:color w:val="000000"/>
-          <w:sz w:val="19"/>
-          <w:szCs w:val="19"/>
-          <w:highlight w:val="white"/>
-          <w:lang w:val="en-US"/>
-        </w:rPr>
-        <w:t xml:space="preserve"> (</w:t>
-      </w:r>
-      <w:r>
-        <w:rPr>
-          <w:rFonts w:ascii="Cascadia Mono" w:hAnsi="Cascadia Mono" w:cs="Cascadia Mono"/>
-          <w:color w:val="0000FF"/>
-          <w:sz w:val="19"/>
-          <w:szCs w:val="19"/>
-          <w:highlight w:val="white"/>
-          <w:lang w:val="en-US"/>
-        </w:rPr>
-        <w:t>string</w:t>
-      </w:r>
-      <w:r>
-        <w:rPr>
-          <w:rFonts w:ascii="Cascadia Mono" w:hAnsi="Cascadia Mono" w:cs="Cascadia Mono"/>
-          <w:color w:val="000000"/>
-          <w:sz w:val="19"/>
-          <w:szCs w:val="19"/>
-          <w:highlight w:val="white"/>
-          <w:lang w:val="en-US"/>
-        </w:rPr>
-        <w:t xml:space="preserve"> bigram </w:t>
-      </w:r>
-      <w:r>
-        <w:rPr>
-          <w:rFonts w:ascii="Cascadia Mono" w:hAnsi="Cascadia Mono" w:cs="Cascadia Mono"/>
-          <w:color w:val="0000FF"/>
-          <w:sz w:val="19"/>
-          <w:szCs w:val="19"/>
-          <w:highlight w:val="white"/>
-          <w:lang w:val="en-US"/>
-        </w:rPr>
-        <w:t>in</w:t>
-      </w:r>
-      <w:r>
-        <w:rPr>
-          <w:rFonts w:ascii="Cascadia Mono" w:hAnsi="Cascadia Mono" w:cs="Cascadia Mono"/>
-          <w:color w:val="000000"/>
-          <w:sz w:val="19"/>
-          <w:szCs w:val="19"/>
-          <w:highlight w:val="white"/>
-          <w:lang w:val="en-US"/>
-        </w:rPr>
-        <w:t xml:space="preserve"> bigrams)</w:t>
-      </w:r>
-    </w:p>
-    <w:p>
-      <w:pPr>
-        <w:autoSpaceDE w:val="0"/>
-        <w:autoSpaceDN w:val="0"/>
-        <w:adjustRightInd w:val="0"/>
-        <w:spacing w:after="0" w:line="240" w:lineRule="auto"/>
-        <w:rPr>
-          <w:rFonts w:ascii="Cascadia Mono" w:hAnsi="Cascadia Mono" w:cs="Cascadia Mono"/>
-          <w:color w:val="000000"/>
-          <w:sz w:val="19"/>
-          <w:szCs w:val="19"/>
-          <w:highlight w:val="white"/>
-          <w:lang w:val="en-US"/>
-        </w:rPr>
-      </w:pPr>
-      <w:r>
-        <w:rPr>
-          <w:rFonts w:ascii="Cascadia Mono" w:hAnsi="Cascadia Mono" w:cs="Cascadia Mono"/>
-          <w:color w:val="000000"/>
-          <w:sz w:val="19"/>
-          <w:szCs w:val="19"/>
-          <w:highlight w:val="white"/>
-          <w:lang w:val="en-US"/>
-        </w:rPr>
-        <w:t xml:space="preserve">     {</w:t>
-      </w:r>
-    </w:p>
-    <w:p>
-      <w:pPr>
-        <w:autoSpaceDE w:val="0"/>
-        <w:autoSpaceDN w:val="0"/>
-        <w:adjustRightInd w:val="0"/>
-        <w:spacing w:after="0" w:line="240" w:lineRule="auto"/>
-        <w:rPr>
-          <w:rFonts w:ascii="Cascadia Mono" w:hAnsi="Cascadia Mono" w:cs="Cascadia Mono"/>
-          <w:color w:val="000000"/>
-          <w:sz w:val="19"/>
-          <w:szCs w:val="19"/>
-          <w:highlight w:val="white"/>
-          <w:lang w:val="en-US"/>
-        </w:rPr>
-      </w:pPr>
-      <w:r>
-        <w:rPr>
-          <w:rFonts w:ascii="Cascadia Mono" w:hAnsi="Cascadia Mono" w:cs="Cascadia Mono"/>
-          <w:color w:val="000000"/>
-          <w:sz w:val="19"/>
-          <w:szCs w:val="19"/>
-          <w:highlight w:val="white"/>
-          <w:lang w:val="en-US"/>
-        </w:rPr>
-        <w:t xml:space="preserve">         </w:t>
-      </w:r>
-      <w:r>
-        <w:rPr>
-          <w:rFonts w:ascii="Cascadia Mono" w:hAnsi="Cascadia Mono" w:cs="Cascadia Mono"/>
-          <w:color w:val="0000FF"/>
-          <w:sz w:val="19"/>
-          <w:szCs w:val="19"/>
-          <w:highlight w:val="white"/>
-          <w:lang w:val="en-US"/>
-        </w:rPr>
-        <w:t>char</w:t>
-      </w:r>
-      <w:r>
-        <w:rPr>
-          <w:rFonts w:ascii="Cascadia Mono" w:hAnsi="Cascadia Mono" w:cs="Cascadia Mono"/>
-          <w:color w:val="000000"/>
-          <w:sz w:val="19"/>
-          <w:szCs w:val="19"/>
-          <w:highlight w:val="white"/>
-          <w:lang w:val="en-US"/>
-        </w:rPr>
-        <w:t xml:space="preserve"> char1 = bigram[0];</w:t>
-      </w:r>
-    </w:p>
-    <w:p>
-      <w:pPr>
-        <w:autoSpaceDE w:val="0"/>
-        <w:autoSpaceDN w:val="0"/>
-        <w:adjustRightInd w:val="0"/>
-        <w:spacing w:after="0" w:line="240" w:lineRule="auto"/>
-        <w:rPr>
-          <w:rFonts w:ascii="Cascadia Mono" w:hAnsi="Cascadia Mono" w:cs="Cascadia Mono"/>
-          <w:color w:val="000000"/>
-          <w:sz w:val="19"/>
-          <w:szCs w:val="19"/>
-          <w:highlight w:val="white"/>
-          <w:lang w:val="en-US"/>
-        </w:rPr>
-      </w:pPr>
-      <w:r>
-        <w:rPr>
-          <w:rFonts w:ascii="Cascadia Mono" w:hAnsi="Cascadia Mono" w:cs="Cascadia Mono"/>
-          <w:color w:val="000000"/>
-          <w:sz w:val="19"/>
-          <w:szCs w:val="19"/>
-          <w:highlight w:val="white"/>
-          <w:lang w:val="en-US"/>
-        </w:rPr>
-        <w:t xml:space="preserve">         </w:t>
-      </w:r>
-      <w:r>
-        <w:rPr>
-          <w:rFonts w:ascii="Cascadia Mono" w:hAnsi="Cascadia Mono" w:cs="Cascadia Mono"/>
-          <w:color w:val="0000FF"/>
-          <w:sz w:val="19"/>
-          <w:szCs w:val="19"/>
-          <w:highlight w:val="white"/>
-          <w:lang w:val="en-US"/>
-        </w:rPr>
-        <w:t>char</w:t>
-      </w:r>
-      <w:r>
-        <w:rPr>
-          <w:rFonts w:ascii="Cascadia Mono" w:hAnsi="Cascadia Mono" w:cs="Cascadia Mono"/>
-          <w:color w:val="000000"/>
-          <w:sz w:val="19"/>
-          <w:szCs w:val="19"/>
-          <w:highlight w:val="white"/>
-          <w:lang w:val="en-US"/>
-        </w:rPr>
-        <w:t xml:space="preserve"> char2 = bigram[1];</w:t>
-      </w:r>
-    </w:p>
-    <w:p>
-      <w:pPr>
-        <w:autoSpaceDE w:val="0"/>
-        <w:autoSpaceDN w:val="0"/>
-        <w:adjustRightInd w:val="0"/>
-        <w:spacing w:after="0" w:line="240" w:lineRule="auto"/>
-        <w:rPr>
-          <w:rFonts w:ascii="Cascadia Mono" w:hAnsi="Cascadia Mono" w:cs="Cascadia Mono"/>
-          <w:color w:val="000000"/>
-          <w:sz w:val="19"/>
-          <w:szCs w:val="19"/>
-          <w:highlight w:val="white"/>
-          <w:lang w:val="en-US"/>
-        </w:rPr>
-      </w:pPr>
-      <w:r>
-        <w:rPr>
-          <w:rFonts w:ascii="Cascadia Mono" w:hAnsi="Cascadia Mono" w:cs="Cascadia Mono"/>
-          <w:color w:val="000000"/>
-          <w:sz w:val="19"/>
-          <w:szCs w:val="19"/>
-          <w:highlight w:val="white"/>
-          <w:lang w:val="en-US"/>
-        </w:rPr>
-        <w:t xml:space="preserve">         </w:t>
-      </w:r>
-      <w:r>
-        <w:rPr>
-          <w:rFonts w:ascii="Cascadia Mono" w:hAnsi="Cascadia Mono" w:cs="Cascadia Mono"/>
-          <w:color w:val="0000FF"/>
-          <w:sz w:val="19"/>
-          <w:szCs w:val="19"/>
-          <w:highlight w:val="white"/>
-          <w:lang w:val="en-US"/>
-        </w:rPr>
-        <w:t>string</w:t>
-      </w:r>
-      <w:r>
-        <w:rPr>
-          <w:rFonts w:ascii="Cascadia Mono" w:hAnsi="Cascadia Mono" w:cs="Cascadia Mono"/>
-          <w:color w:val="000000"/>
-          <w:sz w:val="19"/>
-          <w:szCs w:val="19"/>
-          <w:highlight w:val="white"/>
-          <w:lang w:val="en-US"/>
-        </w:rPr>
-        <w:t xml:space="preserve"> answer = </w:t>
-      </w:r>
-      <w:r>
-        <w:rPr>
-          <w:rFonts w:ascii="Cascadia Mono" w:hAnsi="Cascadia Mono" w:cs="Cascadia Mono"/>
-          <w:color w:val="A31515"/>
-          <w:sz w:val="19"/>
-          <w:szCs w:val="19"/>
-          <w:highlight w:val="white"/>
-          <w:lang w:val="en-US"/>
-        </w:rPr>
-        <w:t>""</w:t>
-      </w:r>
-      <w:r>
-        <w:rPr>
-          <w:rFonts w:ascii="Cascadia Mono" w:hAnsi="Cascadia Mono" w:cs="Cascadia Mono"/>
-          <w:color w:val="000000"/>
-          <w:sz w:val="19"/>
-          <w:szCs w:val="19"/>
-          <w:highlight w:val="white"/>
-          <w:lang w:val="en-US"/>
-        </w:rPr>
-        <w:t>;</w:t>
-      </w:r>
-    </w:p>
-    <w:p>
-      <w:pPr>
-        <w:autoSpaceDE w:val="0"/>
-        <w:autoSpaceDN w:val="0"/>
-        <w:adjustRightInd w:val="0"/>
-        <w:spacing w:after="0" w:line="240" w:lineRule="auto"/>
-        <w:rPr>
-          <w:rFonts w:ascii="Cascadia Mono" w:hAnsi="Cascadia Mono" w:cs="Cascadia Mono"/>
-          <w:color w:val="000000"/>
-          <w:sz w:val="19"/>
-          <w:szCs w:val="19"/>
-          <w:highlight w:val="white"/>
-          <w:lang w:val="en-US"/>
-        </w:rPr>
-      </w:pPr>
-    </w:p>
-    <w:p>
-      <w:pPr>
-        <w:autoSpaceDE w:val="0"/>
-        <w:autoSpaceDN w:val="0"/>
-        <w:adjustRightInd w:val="0"/>
-        <w:spacing w:after="0" w:line="240" w:lineRule="auto"/>
-        <w:rPr>
-          <w:rFonts w:ascii="Cascadia Mono" w:hAnsi="Cascadia Mono" w:cs="Cascadia Mono"/>
-          <w:color w:val="000000"/>
-          <w:sz w:val="19"/>
-          <w:szCs w:val="19"/>
-          <w:highlight w:val="white"/>
-          <w:lang w:val="en-US"/>
-        </w:rPr>
-      </w:pPr>
-      <w:r>
-        <w:rPr>
-          <w:rFonts w:ascii="Cascadia Mono" w:hAnsi="Cascadia Mono" w:cs="Cascadia Mono"/>
-          <w:color w:val="000000"/>
-          <w:sz w:val="19"/>
-          <w:szCs w:val="19"/>
-          <w:highlight w:val="white"/>
-          <w:lang w:val="en-US"/>
-        </w:rPr>
-        <w:t xml:space="preserve">         </w:t>
-      </w:r>
-      <w:r>
-        <w:rPr>
-          <w:rFonts w:ascii="Cascadia Mono" w:hAnsi="Cascadia Mono" w:cs="Cascadia Mono"/>
-          <w:color w:val="0000FF"/>
-          <w:sz w:val="19"/>
-          <w:szCs w:val="19"/>
-          <w:highlight w:val="white"/>
-          <w:lang w:val="en-US"/>
-        </w:rPr>
-        <w:t>if</w:t>
-      </w:r>
-      <w:r>
-        <w:rPr>
-          <w:rFonts w:ascii="Cascadia Mono" w:hAnsi="Cascadia Mono" w:cs="Cascadia Mono"/>
-          <w:color w:val="000000"/>
-          <w:sz w:val="19"/>
-          <w:szCs w:val="19"/>
-          <w:highlight w:val="white"/>
-          <w:lang w:val="en-US"/>
-        </w:rPr>
-        <w:t xml:space="preserve"> (!alph.Contains(char1) || !alph.Contains(char2))</w:t>
-      </w:r>
-    </w:p>
-    <w:p>
-      <w:pPr>
-        <w:autoSpaceDE w:val="0"/>
-        <w:autoSpaceDN w:val="0"/>
-        <w:adjustRightInd w:val="0"/>
-        <w:spacing w:after="0" w:line="240" w:lineRule="auto"/>
-        <w:rPr>
-          <w:rFonts w:ascii="Cascadia Mono" w:hAnsi="Cascadia Mono" w:cs="Cascadia Mono"/>
-          <w:color w:val="000000"/>
-          <w:sz w:val="19"/>
-          <w:szCs w:val="19"/>
-          <w:highlight w:val="white"/>
-          <w:lang w:val="en-US"/>
-        </w:rPr>
-      </w:pPr>
-      <w:r>
-        <w:rPr>
-          <w:rFonts w:ascii="Cascadia Mono" w:hAnsi="Cascadia Mono" w:cs="Cascadia Mono"/>
-          <w:color w:val="000000"/>
-          <w:sz w:val="19"/>
-          <w:szCs w:val="19"/>
-          <w:highlight w:val="white"/>
-          <w:lang w:val="en-US"/>
-        </w:rPr>
-        <w:t xml:space="preserve">         {</w:t>
-      </w:r>
-    </w:p>
-    <w:p>
-      <w:pPr>
-        <w:autoSpaceDE w:val="0"/>
-        <w:autoSpaceDN w:val="0"/>
-        <w:adjustRightInd w:val="0"/>
-        <w:spacing w:after="0" w:line="240" w:lineRule="auto"/>
-        <w:rPr>
-          <w:rFonts w:ascii="Cascadia Mono" w:hAnsi="Cascadia Mono" w:cs="Cascadia Mono"/>
-          <w:color w:val="000000"/>
-          <w:sz w:val="19"/>
-          <w:szCs w:val="19"/>
-          <w:highlight w:val="white"/>
-          <w:lang w:val="en-US"/>
-        </w:rPr>
-      </w:pPr>
-      <w:r>
-        <w:rPr>
-          <w:rFonts w:ascii="Cascadia Mono" w:hAnsi="Cascadia Mono" w:cs="Cascadia Mono"/>
-          <w:color w:val="000000"/>
-          <w:sz w:val="19"/>
-          <w:szCs w:val="19"/>
-          <w:highlight w:val="white"/>
-          <w:lang w:val="en-US"/>
-        </w:rPr>
-        <w:t xml:space="preserve">             answer = char1.ToString() + char2.ToString();</w:t>
-      </w:r>
-    </w:p>
-    <w:p>
-      <w:pPr>
-        <w:autoSpaceDE w:val="0"/>
-        <w:autoSpaceDN w:val="0"/>
-        <w:adjustRightInd w:val="0"/>
-        <w:spacing w:after="0" w:line="240" w:lineRule="auto"/>
-        <w:rPr>
-          <w:rFonts w:ascii="Cascadia Mono" w:hAnsi="Cascadia Mono" w:cs="Cascadia Mono"/>
-          <w:color w:val="000000"/>
-          <w:sz w:val="19"/>
-          <w:szCs w:val="19"/>
-          <w:highlight w:val="white"/>
-          <w:lang w:val="en-US"/>
-        </w:rPr>
-      </w:pPr>
-      <w:r>
-        <w:rPr>
-          <w:rFonts w:ascii="Cascadia Mono" w:hAnsi="Cascadia Mono" w:cs="Cascadia Mono"/>
-          <w:color w:val="000000"/>
-          <w:sz w:val="19"/>
-          <w:szCs w:val="19"/>
-          <w:highlight w:val="white"/>
-          <w:lang w:val="en-US"/>
-        </w:rPr>
-        <w:t xml:space="preserve">             bigResult += answer + </w:t>
-      </w:r>
-      <w:r>
-        <w:rPr>
-          <w:rFonts w:ascii="Cascadia Mono" w:hAnsi="Cascadia Mono" w:cs="Cascadia Mono"/>
-          <w:color w:val="A31515"/>
-          <w:sz w:val="19"/>
-          <w:szCs w:val="19"/>
-          <w:highlight w:val="white"/>
-          <w:lang w:val="en-US"/>
-        </w:rPr>
-        <w:t>" "</w:t>
-      </w:r>
-      <w:r>
-        <w:rPr>
-          <w:rFonts w:ascii="Cascadia Mono" w:hAnsi="Cascadia Mono" w:cs="Cascadia Mono"/>
-          <w:color w:val="000000"/>
-          <w:sz w:val="19"/>
-          <w:szCs w:val="19"/>
-          <w:highlight w:val="white"/>
-          <w:lang w:val="en-US"/>
-        </w:rPr>
-        <w:t>;</w:t>
-      </w:r>
-    </w:p>
-    <w:p>
-      <w:pPr>
-        <w:autoSpaceDE w:val="0"/>
-        <w:autoSpaceDN w:val="0"/>
-        <w:adjustRightInd w:val="0"/>
-        <w:spacing w:after="0" w:line="240" w:lineRule="auto"/>
-        <w:rPr>
-          <w:rFonts w:ascii="Cascadia Mono" w:hAnsi="Cascadia Mono" w:cs="Cascadia Mono"/>
-          <w:color w:val="000000"/>
-          <w:sz w:val="19"/>
-          <w:szCs w:val="19"/>
-          <w:highlight w:val="white"/>
-          <w:lang w:val="en-US"/>
-        </w:rPr>
-      </w:pPr>
-      <w:r>
-        <w:rPr>
-          <w:rFonts w:ascii="Cascadia Mono" w:hAnsi="Cascadia Mono" w:cs="Cascadia Mono"/>
-          <w:color w:val="000000"/>
-          <w:sz w:val="19"/>
-          <w:szCs w:val="19"/>
-          <w:highlight w:val="white"/>
-          <w:lang w:val="en-US"/>
-        </w:rPr>
-        <w:t xml:space="preserve">             result += answer;</w:t>
-      </w:r>
-    </w:p>
-    <w:p>
-      <w:pPr>
-        <w:autoSpaceDE w:val="0"/>
-        <w:autoSpaceDN w:val="0"/>
-        <w:adjustRightInd w:val="0"/>
-        <w:spacing w:after="0" w:line="240" w:lineRule="auto"/>
-        <w:rPr>
-          <w:rFonts w:ascii="Cascadia Mono" w:hAnsi="Cascadia Mono" w:cs="Cascadia Mono"/>
-          <w:color w:val="000000"/>
-          <w:sz w:val="19"/>
-          <w:szCs w:val="19"/>
-          <w:highlight w:val="white"/>
-          <w:lang w:val="en-US"/>
-        </w:rPr>
-      </w:pPr>
-      <w:r>
-        <w:rPr>
-          <w:rFonts w:ascii="Cascadia Mono" w:hAnsi="Cascadia Mono" w:cs="Cascadia Mono"/>
-          <w:color w:val="000000"/>
-          <w:sz w:val="19"/>
-          <w:szCs w:val="19"/>
-          <w:highlight w:val="white"/>
-          <w:lang w:val="en-US"/>
-        </w:rPr>
-        <w:t xml:space="preserve">         }</w:t>
-      </w:r>
-    </w:p>
-    <w:p>
-      <w:pPr>
-        <w:autoSpaceDE w:val="0"/>
-        <w:autoSpaceDN w:val="0"/>
-        <w:adjustRightInd w:val="0"/>
-        <w:spacing w:after="0" w:line="240" w:lineRule="auto"/>
-        <w:rPr>
-          <w:rFonts w:ascii="Cascadia Mono" w:hAnsi="Cascadia Mono" w:cs="Cascadia Mono"/>
-          <w:color w:val="000000"/>
-          <w:sz w:val="19"/>
-          <w:szCs w:val="19"/>
-          <w:highlight w:val="white"/>
-          <w:lang w:val="en-US"/>
-        </w:rPr>
-      </w:pPr>
-    </w:p>
-    <w:p>
-      <w:pPr>
-        <w:autoSpaceDE w:val="0"/>
-        <w:autoSpaceDN w:val="0"/>
-        <w:adjustRightInd w:val="0"/>
-        <w:spacing w:after="0" w:line="240" w:lineRule="auto"/>
-        <w:rPr>
-          <w:rFonts w:ascii="Cascadia Mono" w:hAnsi="Cascadia Mono" w:cs="Cascadia Mono"/>
-          <w:color w:val="000000"/>
-          <w:sz w:val="19"/>
-          <w:szCs w:val="19"/>
-          <w:highlight w:val="white"/>
-          <w:lang w:val="en-US"/>
-        </w:rPr>
-      </w:pPr>
-    </w:p>
-    <w:p>
-      <w:pPr>
-        <w:autoSpaceDE w:val="0"/>
-        <w:autoSpaceDN w:val="0"/>
-        <w:adjustRightInd w:val="0"/>
-        <w:spacing w:after="0" w:line="240" w:lineRule="auto"/>
-        <w:rPr>
-          <w:rFonts w:ascii="Cascadia Mono" w:hAnsi="Cascadia Mono" w:cs="Cascadia Mono"/>
-          <w:color w:val="000000"/>
-          <w:sz w:val="19"/>
-          <w:szCs w:val="19"/>
-          <w:highlight w:val="white"/>
-          <w:lang w:val="en-US"/>
-        </w:rPr>
-      </w:pPr>
-      <w:r>
-        <w:rPr>
-          <w:rFonts w:ascii="Cascadia Mono" w:hAnsi="Cascadia Mono" w:cs="Cascadia Mono"/>
-          <w:color w:val="000000"/>
-          <w:sz w:val="19"/>
-          <w:szCs w:val="19"/>
-          <w:highlight w:val="white"/>
-          <w:lang w:val="en-US"/>
-        </w:rPr>
-        <w:t xml:space="preserve">         </w:t>
-      </w:r>
-      <w:r>
-        <w:rPr>
-          <w:rFonts w:ascii="Cascadia Mono" w:hAnsi="Cascadia Mono" w:cs="Cascadia Mono"/>
-          <w:color w:val="0000FF"/>
-          <w:sz w:val="19"/>
-          <w:szCs w:val="19"/>
-          <w:highlight w:val="white"/>
-          <w:lang w:val="en-US"/>
-        </w:rPr>
-        <w:t>if</w:t>
-      </w:r>
-      <w:r>
-        <w:rPr>
-          <w:rFonts w:ascii="Cascadia Mono" w:hAnsi="Cascadia Mono" w:cs="Cascadia Mono"/>
-          <w:color w:val="000000"/>
-          <w:sz w:val="19"/>
-          <w:szCs w:val="19"/>
-          <w:highlight w:val="white"/>
-          <w:lang w:val="en-US"/>
-        </w:rPr>
-        <w:t xml:space="preserve"> (isEncrypt)</w:t>
-      </w:r>
-    </w:p>
-    <w:p>
-      <w:pPr>
-        <w:autoSpaceDE w:val="0"/>
-        <w:autoSpaceDN w:val="0"/>
-        <w:adjustRightInd w:val="0"/>
-        <w:spacing w:after="0" w:line="240" w:lineRule="auto"/>
-        <w:rPr>
-          <w:rFonts w:ascii="Cascadia Mono" w:hAnsi="Cascadia Mono" w:cs="Cascadia Mono"/>
-          <w:color w:val="000000"/>
-          <w:sz w:val="19"/>
-          <w:szCs w:val="19"/>
-          <w:highlight w:val="white"/>
-          <w:lang w:val="en-US"/>
-        </w:rPr>
-      </w:pPr>
-      <w:r>
-        <w:rPr>
-          <w:rFonts w:ascii="Cascadia Mono" w:hAnsi="Cascadia Mono" w:cs="Cascadia Mono"/>
-          <w:color w:val="000000"/>
-          <w:sz w:val="19"/>
-          <w:szCs w:val="19"/>
-          <w:highlight w:val="white"/>
-          <w:lang w:val="en-US"/>
-        </w:rPr>
-        <w:t xml:space="preserve">         {</w:t>
-      </w:r>
-    </w:p>
-    <w:p>
-      <w:pPr>
-        <w:autoSpaceDE w:val="0"/>
-        <w:autoSpaceDN w:val="0"/>
-        <w:adjustRightInd w:val="0"/>
-        <w:spacing w:after="0" w:line="240" w:lineRule="auto"/>
-        <w:rPr>
-          <w:rFonts w:ascii="Cascadia Mono" w:hAnsi="Cascadia Mono" w:cs="Cascadia Mono"/>
-          <w:color w:val="000000"/>
-          <w:sz w:val="19"/>
-          <w:szCs w:val="19"/>
-          <w:highlight w:val="white"/>
-          <w:lang w:val="en-US"/>
-        </w:rPr>
-      </w:pPr>
-      <w:r>
-        <w:rPr>
-          <w:rFonts w:ascii="Cascadia Mono" w:hAnsi="Cascadia Mono" w:cs="Cascadia Mono"/>
-          <w:color w:val="000000"/>
-          <w:sz w:val="19"/>
-          <w:szCs w:val="19"/>
-          <w:highlight w:val="white"/>
-          <w:lang w:val="en-US"/>
-        </w:rPr>
-        <w:t xml:space="preserve">             </w:t>
-      </w:r>
-      <w:r>
-        <w:rPr>
-          <w:rFonts w:ascii="Cascadia Mono" w:hAnsi="Cascadia Mono" w:cs="Cascadia Mono"/>
-          <w:color w:val="0000FF"/>
-          <w:sz w:val="19"/>
-          <w:szCs w:val="19"/>
-          <w:highlight w:val="white"/>
-          <w:lang w:val="en-US"/>
-        </w:rPr>
-        <w:t>var</w:t>
-      </w:r>
-      <w:r>
-        <w:rPr>
-          <w:rFonts w:ascii="Cascadia Mono" w:hAnsi="Cascadia Mono" w:cs="Cascadia Mono"/>
-          <w:color w:val="000000"/>
-          <w:sz w:val="19"/>
-          <w:szCs w:val="19"/>
-          <w:highlight w:val="white"/>
-          <w:lang w:val="en-US"/>
-        </w:rPr>
-        <w:t xml:space="preserve"> (row1, col1) = FindPosition(square1, char1);</w:t>
-      </w:r>
-    </w:p>
-    <w:p>
-      <w:pPr>
-        <w:autoSpaceDE w:val="0"/>
-        <w:autoSpaceDN w:val="0"/>
-        <w:adjustRightInd w:val="0"/>
-        <w:spacing w:after="0" w:line="240" w:lineRule="auto"/>
-        <w:rPr>
-          <w:rFonts w:ascii="Cascadia Mono" w:hAnsi="Cascadia Mono" w:cs="Cascadia Mono"/>
-          <w:color w:val="000000"/>
-          <w:sz w:val="19"/>
-          <w:szCs w:val="19"/>
-          <w:highlight w:val="white"/>
-          <w:lang w:val="en-US"/>
-        </w:rPr>
-      </w:pPr>
-      <w:r>
-        <w:rPr>
-          <w:rFonts w:ascii="Cascadia Mono" w:hAnsi="Cascadia Mono" w:cs="Cascadia Mono"/>
-          <w:color w:val="000000"/>
-          <w:sz w:val="19"/>
-          <w:szCs w:val="19"/>
-          <w:highlight w:val="white"/>
-          <w:lang w:val="en-US"/>
-        </w:rPr>
-        <w:t xml:space="preserve">             </w:t>
-      </w:r>
-      <w:r>
-        <w:rPr>
-          <w:rFonts w:ascii="Cascadia Mono" w:hAnsi="Cascadia Mono" w:cs="Cascadia Mono"/>
-          <w:color w:val="0000FF"/>
-          <w:sz w:val="19"/>
-          <w:szCs w:val="19"/>
-          <w:highlight w:val="white"/>
-          <w:lang w:val="en-US"/>
-        </w:rPr>
-        <w:t>var</w:t>
-      </w:r>
-      <w:r>
-        <w:rPr>
-          <w:rFonts w:ascii="Cascadia Mono" w:hAnsi="Cascadia Mono" w:cs="Cascadia Mono"/>
-          <w:color w:val="000000"/>
-          <w:sz w:val="19"/>
-          <w:szCs w:val="19"/>
-          <w:highlight w:val="white"/>
-          <w:lang w:val="en-US"/>
-        </w:rPr>
-        <w:t xml:space="preserve"> (row2, col2) = FindPosition(square2, char2);</w:t>
-      </w:r>
-    </w:p>
-    <w:p>
-      <w:pPr>
-        <w:autoSpaceDE w:val="0"/>
-        <w:autoSpaceDN w:val="0"/>
-        <w:adjustRightInd w:val="0"/>
-        <w:spacing w:after="0" w:line="240" w:lineRule="auto"/>
-        <w:rPr>
-          <w:rFonts w:ascii="Cascadia Mono" w:hAnsi="Cascadia Mono" w:cs="Cascadia Mono"/>
-          <w:color w:val="000000"/>
-          <w:sz w:val="19"/>
-          <w:szCs w:val="19"/>
-          <w:highlight w:val="white"/>
-          <w:lang w:val="en-US"/>
-        </w:rPr>
-      </w:pPr>
-    </w:p>
-    <w:p>
-      <w:pPr>
-        <w:autoSpaceDE w:val="0"/>
-        <w:autoSpaceDN w:val="0"/>
-        <w:adjustRightInd w:val="0"/>
-        <w:spacing w:after="0" w:line="240" w:lineRule="auto"/>
-        <w:rPr>
-          <w:rFonts w:ascii="Cascadia Mono" w:hAnsi="Cascadia Mono" w:cs="Cascadia Mono"/>
-          <w:color w:val="000000"/>
-          <w:sz w:val="19"/>
-          <w:szCs w:val="19"/>
-          <w:highlight w:val="white"/>
-          <w:lang w:val="en-US"/>
-        </w:rPr>
-      </w:pPr>
-      <w:r>
-        <w:rPr>
-          <w:rFonts w:ascii="Cascadia Mono" w:hAnsi="Cascadia Mono" w:cs="Cascadia Mono"/>
-          <w:color w:val="000000"/>
-          <w:sz w:val="19"/>
-          <w:szCs w:val="19"/>
-          <w:highlight w:val="white"/>
-          <w:lang w:val="en-US"/>
-        </w:rPr>
-        <w:t xml:space="preserve">             </w:t>
-      </w:r>
-      <w:r>
-        <w:rPr>
-          <w:rFonts w:ascii="Cascadia Mono" w:hAnsi="Cascadia Mono" w:cs="Cascadia Mono"/>
-          <w:color w:val="0000FF"/>
-          <w:sz w:val="19"/>
-          <w:szCs w:val="19"/>
-          <w:highlight w:val="white"/>
-          <w:lang w:val="en-US"/>
-        </w:rPr>
-        <w:t>if</w:t>
-      </w:r>
-      <w:r>
-        <w:rPr>
-          <w:rFonts w:ascii="Cascadia Mono" w:hAnsi="Cascadia Mono" w:cs="Cascadia Mono"/>
-          <w:color w:val="000000"/>
-          <w:sz w:val="19"/>
-          <w:szCs w:val="19"/>
-          <w:highlight w:val="white"/>
-          <w:lang w:val="en-US"/>
-        </w:rPr>
-        <w:t xml:space="preserve"> (row1 == row2)</w:t>
-      </w:r>
-    </w:p>
-    <w:p>
-      <w:pPr>
-        <w:autoSpaceDE w:val="0"/>
-        <w:autoSpaceDN w:val="0"/>
-        <w:adjustRightInd w:val="0"/>
-        <w:spacing w:after="0" w:line="240" w:lineRule="auto"/>
-        <w:rPr>
-          <w:rFonts w:ascii="Cascadia Mono" w:hAnsi="Cascadia Mono" w:cs="Cascadia Mono"/>
-          <w:color w:val="000000"/>
-          <w:sz w:val="19"/>
-          <w:szCs w:val="19"/>
-          <w:highlight w:val="white"/>
-          <w:lang w:val="en-US"/>
-        </w:rPr>
-      </w:pPr>
-      <w:r>
-        <w:rPr>
-          <w:rFonts w:ascii="Cascadia Mono" w:hAnsi="Cascadia Mono" w:cs="Cascadia Mono"/>
-          <w:color w:val="000000"/>
-          <w:sz w:val="19"/>
-          <w:szCs w:val="19"/>
-          <w:highlight w:val="white"/>
-          <w:lang w:val="en-US"/>
-        </w:rPr>
-        <w:t xml:space="preserve">             {</w:t>
-      </w:r>
-    </w:p>
-    <w:p>
-      <w:pPr>
-        <w:autoSpaceDE w:val="0"/>
-        <w:autoSpaceDN w:val="0"/>
-        <w:adjustRightInd w:val="0"/>
-        <w:spacing w:after="0" w:line="240" w:lineRule="auto"/>
-        <w:rPr>
-          <w:rFonts w:ascii="Cascadia Mono" w:hAnsi="Cascadia Mono" w:cs="Cascadia Mono"/>
-          <w:color w:val="000000"/>
-          <w:sz w:val="19"/>
-          <w:szCs w:val="19"/>
-          <w:highlight w:val="white"/>
-          <w:lang w:val="en-US"/>
-        </w:rPr>
-      </w:pPr>
-      <w:r>
-        <w:rPr>
-          <w:rFonts w:ascii="Cascadia Mono" w:hAnsi="Cascadia Mono" w:cs="Cascadia Mono"/>
-          <w:color w:val="000000"/>
-          <w:sz w:val="19"/>
-          <w:szCs w:val="19"/>
-          <w:highlight w:val="white"/>
-          <w:lang w:val="en-US"/>
-        </w:rPr>
-        <w:t xml:space="preserve">                 </w:t>
-      </w:r>
-      <w:r>
-        <w:rPr>
-          <w:rFonts w:ascii="Cascadia Mono" w:hAnsi="Cascadia Mono" w:cs="Cascadia Mono"/>
-          <w:color w:val="0000FF"/>
-          <w:sz w:val="19"/>
-          <w:szCs w:val="19"/>
-          <w:highlight w:val="white"/>
-          <w:lang w:val="en-US"/>
-        </w:rPr>
-        <w:t>char</w:t>
-      </w:r>
-      <w:r>
-        <w:rPr>
-          <w:rFonts w:ascii="Cascadia Mono" w:hAnsi="Cascadia Mono" w:cs="Cascadia Mono"/>
-          <w:color w:val="000000"/>
-          <w:sz w:val="19"/>
-          <w:szCs w:val="19"/>
-          <w:highlight w:val="white"/>
-          <w:lang w:val="en-US"/>
-        </w:rPr>
-        <w:t xml:space="preserve"> encrypt1 = square2[row2, col1];</w:t>
-      </w:r>
-    </w:p>
-    <w:p>
-      <w:pPr>
-        <w:autoSpaceDE w:val="0"/>
-        <w:autoSpaceDN w:val="0"/>
-        <w:adjustRightInd w:val="0"/>
-        <w:spacing w:after="0" w:line="240" w:lineRule="auto"/>
-        <w:rPr>
-          <w:rFonts w:ascii="Cascadia Mono" w:hAnsi="Cascadia Mono" w:cs="Cascadia Mono"/>
-          <w:color w:val="000000"/>
-          <w:sz w:val="19"/>
-          <w:szCs w:val="19"/>
-          <w:highlight w:val="white"/>
-          <w:lang w:val="en-US"/>
-        </w:rPr>
-      </w:pPr>
-      <w:r>
-        <w:rPr>
-          <w:rFonts w:ascii="Cascadia Mono" w:hAnsi="Cascadia Mono" w:cs="Cascadia Mono"/>
-          <w:color w:val="000000"/>
-          <w:sz w:val="19"/>
-          <w:szCs w:val="19"/>
-          <w:highlight w:val="white"/>
-          <w:lang w:val="en-US"/>
-        </w:rPr>
-        <w:t xml:space="preserve">                 </w:t>
-      </w:r>
-      <w:r>
-        <w:rPr>
-          <w:rFonts w:ascii="Cascadia Mono" w:hAnsi="Cascadia Mono" w:cs="Cascadia Mono"/>
-          <w:color w:val="0000FF"/>
-          <w:sz w:val="19"/>
-          <w:szCs w:val="19"/>
-          <w:highlight w:val="white"/>
-          <w:lang w:val="en-US"/>
-        </w:rPr>
-        <w:t>char</w:t>
-      </w:r>
-      <w:r>
-        <w:rPr>
-          <w:rFonts w:ascii="Cascadia Mono" w:hAnsi="Cascadia Mono" w:cs="Cascadia Mono"/>
-          <w:color w:val="000000"/>
-          <w:sz w:val="19"/>
-          <w:szCs w:val="19"/>
-          <w:highlight w:val="white"/>
-          <w:lang w:val="en-US"/>
-        </w:rPr>
-        <w:t xml:space="preserve"> encrypt2 = square1[row1, col2];</w:t>
-      </w:r>
-    </w:p>
-    <w:p>
-      <w:pPr>
-        <w:autoSpaceDE w:val="0"/>
-        <w:autoSpaceDN w:val="0"/>
-        <w:adjustRightInd w:val="0"/>
-        <w:spacing w:after="0" w:line="240" w:lineRule="auto"/>
-        <w:rPr>
-          <w:rFonts w:ascii="Cascadia Mono" w:hAnsi="Cascadia Mono" w:cs="Cascadia Mono"/>
-          <w:color w:val="000000"/>
-          <w:sz w:val="19"/>
-          <w:szCs w:val="19"/>
-          <w:highlight w:val="white"/>
-          <w:lang w:val="en-US"/>
-        </w:rPr>
-      </w:pPr>
-      <w:r>
-        <w:rPr>
-          <w:rFonts w:ascii="Cascadia Mono" w:hAnsi="Cascadia Mono" w:cs="Cascadia Mono"/>
-          <w:color w:val="000000"/>
-          <w:sz w:val="19"/>
-          <w:szCs w:val="19"/>
-          <w:highlight w:val="white"/>
-          <w:lang w:val="en-US"/>
-        </w:rPr>
-        <w:t xml:space="preserve">                 answer = encrypt1.ToString() + encrypt2.ToString();</w:t>
-      </w:r>
-    </w:p>
-    <w:p>
-      <w:pPr>
-        <w:autoSpaceDE w:val="0"/>
-        <w:autoSpaceDN w:val="0"/>
-        <w:adjustRightInd w:val="0"/>
-        <w:spacing w:after="0" w:line="240" w:lineRule="auto"/>
-        <w:rPr>
-          <w:rFonts w:ascii="Cascadia Mono" w:hAnsi="Cascadia Mono" w:cs="Cascadia Mono"/>
-          <w:color w:val="000000"/>
-          <w:sz w:val="19"/>
-          <w:szCs w:val="19"/>
-          <w:highlight w:val="white"/>
-          <w:lang w:val="en-US"/>
-        </w:rPr>
-      </w:pPr>
-      <w:r>
-        <w:rPr>
-          <w:rFonts w:ascii="Cascadia Mono" w:hAnsi="Cascadia Mono" w:cs="Cascadia Mono"/>
-          <w:color w:val="000000"/>
-          <w:sz w:val="19"/>
-          <w:szCs w:val="19"/>
-          <w:highlight w:val="white"/>
-          <w:lang w:val="en-US"/>
-        </w:rPr>
-        <w:t xml:space="preserve">             }</w:t>
-      </w:r>
-    </w:p>
-    <w:p>
-      <w:pPr>
-        <w:autoSpaceDE w:val="0"/>
-        <w:autoSpaceDN w:val="0"/>
-        <w:adjustRightInd w:val="0"/>
-        <w:spacing w:after="0" w:line="240" w:lineRule="auto"/>
-        <w:rPr>
-          <w:rFonts w:ascii="Cascadia Mono" w:hAnsi="Cascadia Mono" w:cs="Cascadia Mono"/>
-          <w:color w:val="0000FF"/>
-          <w:sz w:val="19"/>
-          <w:szCs w:val="19"/>
-          <w:highlight w:val="white"/>
-          <w:lang w:val="en-US"/>
-        </w:rPr>
-      </w:pPr>
-      <w:r>
-        <w:rPr>
-          <w:rFonts w:ascii="Cascadia Mono" w:hAnsi="Cascadia Mono" w:cs="Cascadia Mono"/>
-          <w:color w:val="000000"/>
-          <w:sz w:val="19"/>
-          <w:szCs w:val="19"/>
-          <w:highlight w:val="white"/>
-          <w:lang w:val="en-US"/>
-        </w:rPr>
-        <w:t xml:space="preserve">             </w:t>
-      </w:r>
-      <w:r>
-        <w:rPr>
-          <w:rFonts w:ascii="Cascadia Mono" w:hAnsi="Cascadia Mono" w:cs="Cascadia Mono"/>
-          <w:color w:val="0000FF"/>
-          <w:sz w:val="19"/>
-          <w:szCs w:val="19"/>
-          <w:highlight w:val="white"/>
-          <w:lang w:val="en-US"/>
-        </w:rPr>
-        <w:t>else</w:t>
-      </w:r>
-    </w:p>
-    <w:p>
-      <w:pPr>
-        <w:autoSpaceDE w:val="0"/>
-        <w:autoSpaceDN w:val="0"/>
-        <w:adjustRightInd w:val="0"/>
-        <w:spacing w:after="0" w:line="240" w:lineRule="auto"/>
-        <w:rPr>
-          <w:rFonts w:ascii="Cascadia Mono" w:hAnsi="Cascadia Mono" w:cs="Cascadia Mono"/>
-          <w:color w:val="000000"/>
-          <w:sz w:val="19"/>
-          <w:szCs w:val="19"/>
-          <w:highlight w:val="white"/>
-          <w:lang w:val="en-US"/>
-        </w:rPr>
-      </w:pPr>
-      <w:r>
-        <w:rPr>
-          <w:rFonts w:ascii="Cascadia Mono" w:hAnsi="Cascadia Mono" w:cs="Cascadia Mono"/>
-          <w:color w:val="000000"/>
-          <w:sz w:val="19"/>
-          <w:szCs w:val="19"/>
-          <w:highlight w:val="white"/>
-          <w:lang w:val="en-US"/>
-        </w:rPr>
-        <w:t xml:space="preserve">             {</w:t>
-      </w:r>
-    </w:p>
-    <w:p>
-      <w:pPr>
-        <w:autoSpaceDE w:val="0"/>
-        <w:autoSpaceDN w:val="0"/>
-        <w:adjustRightInd w:val="0"/>
-        <w:spacing w:after="0" w:line="240" w:lineRule="auto"/>
-        <w:rPr>
-          <w:rFonts w:ascii="Cascadia Mono" w:hAnsi="Cascadia Mono" w:cs="Cascadia Mono"/>
-          <w:color w:val="000000"/>
-          <w:sz w:val="19"/>
-          <w:szCs w:val="19"/>
-          <w:highlight w:val="white"/>
-          <w:lang w:val="en-US"/>
-        </w:rPr>
-      </w:pPr>
-      <w:r>
-        <w:rPr>
-          <w:rFonts w:ascii="Cascadia Mono" w:hAnsi="Cascadia Mono" w:cs="Cascadia Mono"/>
-          <w:color w:val="000000"/>
-          <w:sz w:val="19"/>
-          <w:szCs w:val="19"/>
-          <w:highlight w:val="white"/>
-          <w:lang w:val="en-US"/>
-        </w:rPr>
-        <w:t xml:space="preserve">                 </w:t>
-      </w:r>
-      <w:r>
-        <w:rPr>
-          <w:rFonts w:ascii="Cascadia Mono" w:hAnsi="Cascadia Mono" w:cs="Cascadia Mono"/>
-          <w:color w:val="0000FF"/>
-          <w:sz w:val="19"/>
-          <w:szCs w:val="19"/>
-          <w:highlight w:val="white"/>
-          <w:lang w:val="en-US"/>
-        </w:rPr>
-        <w:t>char</w:t>
-      </w:r>
-      <w:r>
-        <w:rPr>
-          <w:rFonts w:ascii="Cascadia Mono" w:hAnsi="Cascadia Mono" w:cs="Cascadia Mono"/>
-          <w:color w:val="000000"/>
-          <w:sz w:val="19"/>
-          <w:szCs w:val="19"/>
-          <w:highlight w:val="white"/>
-          <w:lang w:val="en-US"/>
-        </w:rPr>
-        <w:t xml:space="preserve"> encrypt1 = square2[row1, col2];</w:t>
-      </w:r>
-    </w:p>
-    <w:p>
-      <w:pPr>
-        <w:autoSpaceDE w:val="0"/>
-        <w:autoSpaceDN w:val="0"/>
-        <w:adjustRightInd w:val="0"/>
-        <w:spacing w:after="0" w:line="240" w:lineRule="auto"/>
-        <w:rPr>
-          <w:rFonts w:ascii="Cascadia Mono" w:hAnsi="Cascadia Mono" w:cs="Cascadia Mono"/>
-          <w:color w:val="000000"/>
-          <w:sz w:val="19"/>
-          <w:szCs w:val="19"/>
-          <w:highlight w:val="white"/>
-          <w:lang w:val="en-US"/>
-        </w:rPr>
-      </w:pPr>
-      <w:r>
-        <w:rPr>
-          <w:rFonts w:ascii="Cascadia Mono" w:hAnsi="Cascadia Mono" w:cs="Cascadia Mono"/>
-          <w:color w:val="000000"/>
-          <w:sz w:val="19"/>
-          <w:szCs w:val="19"/>
-          <w:highlight w:val="white"/>
-          <w:lang w:val="en-US"/>
-        </w:rPr>
-        <w:t xml:space="preserve">                 </w:t>
-      </w:r>
-      <w:r>
-        <w:rPr>
-          <w:rFonts w:ascii="Cascadia Mono" w:hAnsi="Cascadia Mono" w:cs="Cascadia Mono"/>
-          <w:color w:val="0000FF"/>
-          <w:sz w:val="19"/>
-          <w:szCs w:val="19"/>
-          <w:highlight w:val="white"/>
-          <w:lang w:val="en-US"/>
-        </w:rPr>
-        <w:t>char</w:t>
-      </w:r>
-      <w:r>
-        <w:rPr>
-          <w:rFonts w:ascii="Cascadia Mono" w:hAnsi="Cascadia Mono" w:cs="Cascadia Mono"/>
-          <w:color w:val="000000"/>
-          <w:sz w:val="19"/>
-          <w:szCs w:val="19"/>
-          <w:highlight w:val="white"/>
-          <w:lang w:val="en-US"/>
-        </w:rPr>
-        <w:t xml:space="preserve"> encrypt2 = square1[row2, col1];</w:t>
-      </w:r>
-    </w:p>
-    <w:p>
-      <w:pPr>
-        <w:autoSpaceDE w:val="0"/>
-        <w:autoSpaceDN w:val="0"/>
-        <w:adjustRightInd w:val="0"/>
-        <w:spacing w:after="0" w:line="240" w:lineRule="auto"/>
-        <w:rPr>
-          <w:rFonts w:ascii="Cascadia Mono" w:hAnsi="Cascadia Mono" w:cs="Cascadia Mono"/>
-          <w:color w:val="000000"/>
-          <w:sz w:val="19"/>
-          <w:szCs w:val="19"/>
-          <w:highlight w:val="white"/>
-          <w:lang w:val="en-US"/>
-        </w:rPr>
-      </w:pPr>
-      <w:r>
-        <w:rPr>
-          <w:rFonts w:ascii="Cascadia Mono" w:hAnsi="Cascadia Mono" w:cs="Cascadia Mono"/>
-          <w:color w:val="000000"/>
-          <w:sz w:val="19"/>
-          <w:szCs w:val="19"/>
-          <w:highlight w:val="white"/>
-          <w:lang w:val="en-US"/>
-        </w:rPr>
-        <w:t xml:space="preserve">                 answer = encrypt1.ToString() + encrypt2.ToString();</w:t>
-      </w:r>
-    </w:p>
-    <w:p>
-      <w:pPr>
-        <w:autoSpaceDE w:val="0"/>
-        <w:autoSpaceDN w:val="0"/>
-        <w:adjustRightInd w:val="0"/>
-        <w:spacing w:after="0" w:line="240" w:lineRule="auto"/>
-        <w:rPr>
-          <w:rFonts w:ascii="Cascadia Mono" w:hAnsi="Cascadia Mono" w:cs="Cascadia Mono"/>
-          <w:color w:val="000000"/>
-          <w:sz w:val="19"/>
-          <w:szCs w:val="19"/>
-          <w:highlight w:val="white"/>
-          <w:lang w:val="en-US"/>
-        </w:rPr>
-      </w:pPr>
-      <w:r>
-        <w:rPr>
-          <w:rFonts w:ascii="Cascadia Mono" w:hAnsi="Cascadia Mono" w:cs="Cascadia Mono"/>
-          <w:color w:val="000000"/>
-          <w:sz w:val="19"/>
-          <w:szCs w:val="19"/>
-          <w:highlight w:val="white"/>
-          <w:lang w:val="en-US"/>
-        </w:rPr>
-        <w:t xml:space="preserve">             }</w:t>
-      </w:r>
-    </w:p>
-    <w:p>
-      <w:pPr>
-        <w:autoSpaceDE w:val="0"/>
-        <w:autoSpaceDN w:val="0"/>
-        <w:adjustRightInd w:val="0"/>
-        <w:spacing w:after="0" w:line="240" w:lineRule="auto"/>
-        <w:rPr>
-          <w:rFonts w:ascii="Cascadia Mono" w:hAnsi="Cascadia Mono" w:cs="Cascadia Mono"/>
-          <w:color w:val="000000"/>
-          <w:sz w:val="19"/>
-          <w:szCs w:val="19"/>
-          <w:highlight w:val="white"/>
-          <w:lang w:val="en-US"/>
-        </w:rPr>
-      </w:pPr>
-      <w:r>
-        <w:rPr>
-          <w:rFonts w:ascii="Cascadia Mono" w:hAnsi="Cascadia Mono" w:cs="Cascadia Mono"/>
-          <w:color w:val="000000"/>
-          <w:sz w:val="19"/>
-          <w:szCs w:val="19"/>
-          <w:highlight w:val="white"/>
-          <w:lang w:val="en-US"/>
-        </w:rPr>
-        <w:t xml:space="preserve">         }</w:t>
-      </w:r>
-    </w:p>
-    <w:p>
-      <w:pPr>
-        <w:autoSpaceDE w:val="0"/>
-        <w:autoSpaceDN w:val="0"/>
-        <w:adjustRightInd w:val="0"/>
-        <w:spacing w:after="0" w:line="240" w:lineRule="auto"/>
-        <w:rPr>
-          <w:rFonts w:ascii="Cascadia Mono" w:hAnsi="Cascadia Mono" w:cs="Cascadia Mono"/>
-          <w:color w:val="0000FF"/>
-          <w:sz w:val="19"/>
-          <w:szCs w:val="19"/>
-          <w:highlight w:val="white"/>
-          <w:lang w:val="en-US"/>
-        </w:rPr>
-      </w:pPr>
-      <w:r>
-        <w:rPr>
-          <w:rFonts w:ascii="Cascadia Mono" w:hAnsi="Cascadia Mono" w:cs="Cascadia Mono"/>
-          <w:color w:val="000000"/>
-          <w:sz w:val="19"/>
-          <w:szCs w:val="19"/>
-          <w:highlight w:val="white"/>
-          <w:lang w:val="en-US"/>
-        </w:rPr>
-        <w:t xml:space="preserve">         </w:t>
-      </w:r>
-      <w:r>
-        <w:rPr>
-          <w:rFonts w:ascii="Cascadia Mono" w:hAnsi="Cascadia Mono" w:cs="Cascadia Mono"/>
-          <w:color w:val="0000FF"/>
-          <w:sz w:val="19"/>
-          <w:szCs w:val="19"/>
-          <w:highlight w:val="white"/>
-          <w:lang w:val="en-US"/>
-        </w:rPr>
-        <w:t>else</w:t>
-      </w:r>
-    </w:p>
-    <w:p>
-      <w:pPr>
-        <w:autoSpaceDE w:val="0"/>
-        <w:autoSpaceDN w:val="0"/>
-        <w:adjustRightInd w:val="0"/>
-        <w:spacing w:after="0" w:line="240" w:lineRule="auto"/>
-        <w:rPr>
-          <w:rFonts w:ascii="Cascadia Mono" w:hAnsi="Cascadia Mono" w:cs="Cascadia Mono"/>
-          <w:color w:val="000000"/>
-          <w:sz w:val="19"/>
-          <w:szCs w:val="19"/>
-          <w:highlight w:val="white"/>
-          <w:lang w:val="en-US"/>
-        </w:rPr>
-      </w:pPr>
-      <w:r>
-        <w:rPr>
-          <w:rFonts w:ascii="Cascadia Mono" w:hAnsi="Cascadia Mono" w:cs="Cascadia Mono"/>
-          <w:color w:val="000000"/>
-          <w:sz w:val="19"/>
-          <w:szCs w:val="19"/>
-          <w:highlight w:val="white"/>
-          <w:lang w:val="en-US"/>
-        </w:rPr>
-        <w:t xml:space="preserve">         {</w:t>
-      </w:r>
-    </w:p>
-    <w:p>
-      <w:pPr>
-        <w:autoSpaceDE w:val="0"/>
-        <w:autoSpaceDN w:val="0"/>
-        <w:adjustRightInd w:val="0"/>
-        <w:spacing w:after="0" w:line="240" w:lineRule="auto"/>
-        <w:rPr>
-          <w:rFonts w:ascii="Cascadia Mono" w:hAnsi="Cascadia Mono" w:cs="Cascadia Mono"/>
-          <w:color w:val="000000"/>
-          <w:sz w:val="19"/>
-          <w:szCs w:val="19"/>
-          <w:highlight w:val="white"/>
-          <w:lang w:val="en-US"/>
-        </w:rPr>
-      </w:pPr>
-      <w:r>
-        <w:rPr>
-          <w:rFonts w:ascii="Cascadia Mono" w:hAnsi="Cascadia Mono" w:cs="Cascadia Mono"/>
-          <w:color w:val="000000"/>
-          <w:sz w:val="19"/>
-          <w:szCs w:val="19"/>
-          <w:highlight w:val="white"/>
-          <w:lang w:val="en-US"/>
-        </w:rPr>
-        <w:t xml:space="preserve">             </w:t>
-      </w:r>
-      <w:r>
-        <w:rPr>
-          <w:rFonts w:ascii="Cascadia Mono" w:hAnsi="Cascadia Mono" w:cs="Cascadia Mono"/>
-          <w:color w:val="0000FF"/>
-          <w:sz w:val="19"/>
-          <w:szCs w:val="19"/>
-          <w:highlight w:val="white"/>
-          <w:lang w:val="en-US"/>
-        </w:rPr>
-        <w:t>var</w:t>
-      </w:r>
-      <w:r>
-        <w:rPr>
-          <w:rFonts w:ascii="Cascadia Mono" w:hAnsi="Cascadia Mono" w:cs="Cascadia Mono"/>
-          <w:color w:val="000000"/>
-          <w:sz w:val="19"/>
-          <w:szCs w:val="19"/>
-          <w:highlight w:val="white"/>
-          <w:lang w:val="en-US"/>
-        </w:rPr>
-        <w:t xml:space="preserve"> (row1, col1) = FindPosition(square2, char1);</w:t>
-      </w:r>
-    </w:p>
-    <w:p>
-      <w:pPr>
-        <w:autoSpaceDE w:val="0"/>
-        <w:autoSpaceDN w:val="0"/>
-        <w:adjustRightInd w:val="0"/>
-        <w:spacing w:after="0" w:line="240" w:lineRule="auto"/>
-        <w:rPr>
-          <w:rFonts w:ascii="Cascadia Mono" w:hAnsi="Cascadia Mono" w:cs="Cascadia Mono"/>
-          <w:color w:val="000000"/>
-          <w:sz w:val="19"/>
-          <w:szCs w:val="19"/>
-          <w:highlight w:val="white"/>
-          <w:lang w:val="en-US"/>
-        </w:rPr>
-      </w:pPr>
-      <w:r>
-        <w:rPr>
-          <w:rFonts w:ascii="Cascadia Mono" w:hAnsi="Cascadia Mono" w:cs="Cascadia Mono"/>
-          <w:color w:val="000000"/>
-          <w:sz w:val="19"/>
-          <w:szCs w:val="19"/>
-          <w:highlight w:val="white"/>
-          <w:lang w:val="en-US"/>
-        </w:rPr>
-        <w:t xml:space="preserve">             </w:t>
-      </w:r>
-      <w:r>
-        <w:rPr>
-          <w:rFonts w:ascii="Cascadia Mono" w:hAnsi="Cascadia Mono" w:cs="Cascadia Mono"/>
-          <w:color w:val="0000FF"/>
-          <w:sz w:val="19"/>
-          <w:szCs w:val="19"/>
-          <w:highlight w:val="white"/>
-          <w:lang w:val="en-US"/>
-        </w:rPr>
-        <w:t>var</w:t>
-      </w:r>
-      <w:r>
-        <w:rPr>
-          <w:rFonts w:ascii="Cascadia Mono" w:hAnsi="Cascadia Mono" w:cs="Cascadia Mono"/>
-          <w:color w:val="000000"/>
-          <w:sz w:val="19"/>
-          <w:szCs w:val="19"/>
-          <w:highlight w:val="white"/>
-          <w:lang w:val="en-US"/>
-        </w:rPr>
-        <w:t xml:space="preserve"> (row2, col2) = FindPosition(square1, char2);</w:t>
-      </w:r>
-    </w:p>
-    <w:p>
-      <w:pPr>
-        <w:autoSpaceDE w:val="0"/>
-        <w:autoSpaceDN w:val="0"/>
-        <w:adjustRightInd w:val="0"/>
-        <w:spacing w:after="0" w:line="240" w:lineRule="auto"/>
-        <w:rPr>
-          <w:rFonts w:ascii="Cascadia Mono" w:hAnsi="Cascadia Mono" w:cs="Cascadia Mono"/>
-          <w:color w:val="000000"/>
-          <w:sz w:val="19"/>
-          <w:szCs w:val="19"/>
-          <w:highlight w:val="white"/>
-          <w:lang w:val="en-US"/>
-        </w:rPr>
-      </w:pPr>
-    </w:p>
-    <w:p>
-      <w:pPr>
-        <w:autoSpaceDE w:val="0"/>
-        <w:autoSpaceDN w:val="0"/>
-        <w:adjustRightInd w:val="0"/>
-        <w:spacing w:after="0" w:line="240" w:lineRule="auto"/>
-        <w:rPr>
-          <w:rFonts w:ascii="Cascadia Mono" w:hAnsi="Cascadia Mono" w:cs="Cascadia Mono"/>
-          <w:color w:val="000000"/>
-          <w:sz w:val="19"/>
-          <w:szCs w:val="19"/>
-          <w:highlight w:val="white"/>
-          <w:lang w:val="en-US"/>
-        </w:rPr>
-      </w:pPr>
-      <w:r>
-        <w:rPr>
-          <w:rFonts w:ascii="Cascadia Mono" w:hAnsi="Cascadia Mono" w:cs="Cascadia Mono"/>
-          <w:color w:val="000000"/>
-          <w:sz w:val="19"/>
-          <w:szCs w:val="19"/>
-          <w:highlight w:val="white"/>
-          <w:lang w:val="en-US"/>
-        </w:rPr>
-        <w:t xml:space="preserve">             </w:t>
-      </w:r>
-      <w:r>
-        <w:rPr>
-          <w:rFonts w:ascii="Cascadia Mono" w:hAnsi="Cascadia Mono" w:cs="Cascadia Mono"/>
-          <w:color w:val="0000FF"/>
-          <w:sz w:val="19"/>
-          <w:szCs w:val="19"/>
-          <w:highlight w:val="white"/>
-          <w:lang w:val="en-US"/>
-        </w:rPr>
-        <w:t>if</w:t>
-      </w:r>
-      <w:r>
-        <w:rPr>
-          <w:rFonts w:ascii="Cascadia Mono" w:hAnsi="Cascadia Mono" w:cs="Cascadia Mono"/>
-          <w:color w:val="000000"/>
-          <w:sz w:val="19"/>
-          <w:szCs w:val="19"/>
-          <w:highlight w:val="white"/>
-          <w:lang w:val="en-US"/>
-        </w:rPr>
-        <w:t xml:space="preserve"> (row1 == row2)</w:t>
-      </w:r>
-    </w:p>
-    <w:p>
-      <w:pPr>
-        <w:autoSpaceDE w:val="0"/>
-        <w:autoSpaceDN w:val="0"/>
-        <w:adjustRightInd w:val="0"/>
-        <w:spacing w:after="0" w:line="240" w:lineRule="auto"/>
-        <w:rPr>
-          <w:rFonts w:ascii="Cascadia Mono" w:hAnsi="Cascadia Mono" w:cs="Cascadia Mono"/>
-          <w:color w:val="000000"/>
-          <w:sz w:val="19"/>
-          <w:szCs w:val="19"/>
-          <w:highlight w:val="white"/>
-          <w:lang w:val="en-US"/>
-        </w:rPr>
-      </w:pPr>
-      <w:r>
-        <w:rPr>
-          <w:rFonts w:ascii="Cascadia Mono" w:hAnsi="Cascadia Mono" w:cs="Cascadia Mono"/>
-          <w:color w:val="000000"/>
-          <w:sz w:val="19"/>
-          <w:szCs w:val="19"/>
-          <w:highlight w:val="white"/>
-          <w:lang w:val="en-US"/>
-        </w:rPr>
-        <w:t xml:space="preserve">             {</w:t>
-      </w:r>
-    </w:p>
-    <w:p>
-      <w:pPr>
-        <w:autoSpaceDE w:val="0"/>
-        <w:autoSpaceDN w:val="0"/>
-        <w:adjustRightInd w:val="0"/>
-        <w:spacing w:after="0" w:line="240" w:lineRule="auto"/>
-        <w:rPr>
-          <w:rFonts w:ascii="Cascadia Mono" w:hAnsi="Cascadia Mono" w:cs="Cascadia Mono"/>
-          <w:color w:val="000000"/>
-          <w:sz w:val="19"/>
-          <w:szCs w:val="19"/>
-          <w:highlight w:val="white"/>
-          <w:lang w:val="en-US"/>
-        </w:rPr>
-      </w:pPr>
-      <w:r>
-        <w:rPr>
-          <w:rFonts w:ascii="Cascadia Mono" w:hAnsi="Cascadia Mono" w:cs="Cascadia Mono"/>
-          <w:color w:val="000000"/>
-          <w:sz w:val="19"/>
-          <w:szCs w:val="19"/>
-          <w:highlight w:val="white"/>
-          <w:lang w:val="en-US"/>
-        </w:rPr>
-        <w:t xml:space="preserve">                 </w:t>
-      </w:r>
-      <w:r>
-        <w:rPr>
-          <w:rFonts w:ascii="Cascadia Mono" w:hAnsi="Cascadia Mono" w:cs="Cascadia Mono"/>
-          <w:color w:val="0000FF"/>
-          <w:sz w:val="19"/>
-          <w:szCs w:val="19"/>
-          <w:highlight w:val="white"/>
-          <w:lang w:val="en-US"/>
-        </w:rPr>
-        <w:t>char</w:t>
-      </w:r>
-      <w:r>
-        <w:rPr>
-          <w:rFonts w:ascii="Cascadia Mono" w:hAnsi="Cascadia Mono" w:cs="Cascadia Mono"/>
-          <w:color w:val="000000"/>
-          <w:sz w:val="19"/>
-          <w:szCs w:val="19"/>
-          <w:highlight w:val="white"/>
-          <w:lang w:val="en-US"/>
-        </w:rPr>
-        <w:t xml:space="preserve"> encrypt1 = square1[row2, col1];</w:t>
-      </w:r>
-    </w:p>
-    <w:p>
-      <w:pPr>
-        <w:autoSpaceDE w:val="0"/>
-        <w:autoSpaceDN w:val="0"/>
-        <w:adjustRightInd w:val="0"/>
-        <w:spacing w:after="0" w:line="240" w:lineRule="auto"/>
-        <w:rPr>
-          <w:rFonts w:ascii="Cascadia Mono" w:hAnsi="Cascadia Mono" w:cs="Cascadia Mono"/>
-          <w:color w:val="000000"/>
-          <w:sz w:val="19"/>
-          <w:szCs w:val="19"/>
-          <w:highlight w:val="white"/>
-          <w:lang w:val="en-US"/>
-        </w:rPr>
-      </w:pPr>
-      <w:r>
-        <w:rPr>
-          <w:rFonts w:ascii="Cascadia Mono" w:hAnsi="Cascadia Mono" w:cs="Cascadia Mono"/>
-          <w:color w:val="000000"/>
-          <w:sz w:val="19"/>
-          <w:szCs w:val="19"/>
-          <w:highlight w:val="white"/>
-          <w:lang w:val="en-US"/>
-        </w:rPr>
-        <w:t xml:space="preserve">                 </w:t>
-      </w:r>
-      <w:r>
-        <w:rPr>
-          <w:rFonts w:ascii="Cascadia Mono" w:hAnsi="Cascadia Mono" w:cs="Cascadia Mono"/>
-          <w:color w:val="0000FF"/>
-          <w:sz w:val="19"/>
-          <w:szCs w:val="19"/>
-          <w:highlight w:val="white"/>
-          <w:lang w:val="en-US"/>
-        </w:rPr>
-        <w:t>char</w:t>
-      </w:r>
-      <w:r>
-        <w:rPr>
-          <w:rFonts w:ascii="Cascadia Mono" w:hAnsi="Cascadia Mono" w:cs="Cascadia Mono"/>
-          <w:color w:val="000000"/>
-          <w:sz w:val="19"/>
-          <w:szCs w:val="19"/>
-          <w:highlight w:val="white"/>
-          <w:lang w:val="en-US"/>
-        </w:rPr>
-        <w:t xml:space="preserve"> encrypt2 = square2[row1, col2];</w:t>
-      </w:r>
-    </w:p>
-    <w:p>
-      <w:pPr>
-        <w:autoSpaceDE w:val="0"/>
-        <w:autoSpaceDN w:val="0"/>
-        <w:adjustRightInd w:val="0"/>
-        <w:spacing w:after="0" w:line="240" w:lineRule="auto"/>
-        <w:rPr>
-          <w:rFonts w:ascii="Cascadia Mono" w:hAnsi="Cascadia Mono" w:cs="Cascadia Mono"/>
-          <w:color w:val="000000"/>
-          <w:sz w:val="19"/>
-          <w:szCs w:val="19"/>
-          <w:highlight w:val="white"/>
-          <w:lang w:val="en-US"/>
-        </w:rPr>
-      </w:pPr>
-      <w:r>
-        <w:rPr>
-          <w:rFonts w:ascii="Cascadia Mono" w:hAnsi="Cascadia Mono" w:cs="Cascadia Mono"/>
-          <w:color w:val="000000"/>
-          <w:sz w:val="19"/>
-          <w:szCs w:val="19"/>
-          <w:highlight w:val="white"/>
-          <w:lang w:val="en-US"/>
-        </w:rPr>
-        <w:t xml:space="preserve">                 answer = encrypt1.ToString() + encrypt2.ToString();</w:t>
-      </w:r>
-    </w:p>
-    <w:p>
-      <w:pPr>
-        <w:autoSpaceDE w:val="0"/>
-        <w:autoSpaceDN w:val="0"/>
-        <w:adjustRightInd w:val="0"/>
-        <w:spacing w:after="0" w:line="240" w:lineRule="auto"/>
-        <w:rPr>
-          <w:rFonts w:ascii="Cascadia Mono" w:hAnsi="Cascadia Mono" w:cs="Cascadia Mono"/>
-          <w:color w:val="000000"/>
-          <w:sz w:val="19"/>
-          <w:szCs w:val="19"/>
-          <w:highlight w:val="white"/>
-          <w:lang w:val="en-US"/>
-        </w:rPr>
-      </w:pPr>
-      <w:r>
-        <w:rPr>
-          <w:rFonts w:ascii="Cascadia Mono" w:hAnsi="Cascadia Mono" w:cs="Cascadia Mono"/>
-          <w:color w:val="000000"/>
-          <w:sz w:val="19"/>
-          <w:szCs w:val="19"/>
-          <w:highlight w:val="white"/>
-          <w:lang w:val="en-US"/>
-        </w:rPr>
-        <w:t xml:space="preserve">             }</w:t>
-      </w:r>
-    </w:p>
-    <w:p>
-      <w:pPr>
-        <w:autoSpaceDE w:val="0"/>
-        <w:autoSpaceDN w:val="0"/>
-        <w:adjustRightInd w:val="0"/>
-        <w:spacing w:after="0" w:line="240" w:lineRule="auto"/>
-        <w:rPr>
-          <w:rFonts w:ascii="Cascadia Mono" w:hAnsi="Cascadia Mono" w:cs="Cascadia Mono"/>
-          <w:color w:val="0000FF"/>
-          <w:sz w:val="19"/>
-          <w:szCs w:val="19"/>
-          <w:highlight w:val="white"/>
-          <w:lang w:val="en-US"/>
-        </w:rPr>
-      </w:pPr>
-      <w:r>
-        <w:rPr>
-          <w:rFonts w:ascii="Cascadia Mono" w:hAnsi="Cascadia Mono" w:cs="Cascadia Mono"/>
-          <w:color w:val="000000"/>
-          <w:sz w:val="19"/>
-          <w:szCs w:val="19"/>
-          <w:highlight w:val="white"/>
-          <w:lang w:val="en-US"/>
-        </w:rPr>
-        <w:t xml:space="preserve">             </w:t>
-      </w:r>
-      <w:r>
-        <w:rPr>
-          <w:rFonts w:ascii="Cascadia Mono" w:hAnsi="Cascadia Mono" w:cs="Cascadia Mono"/>
-          <w:color w:val="0000FF"/>
-          <w:sz w:val="19"/>
-          <w:szCs w:val="19"/>
-          <w:highlight w:val="white"/>
-          <w:lang w:val="en-US"/>
-        </w:rPr>
-        <w:t>else</w:t>
-      </w:r>
-    </w:p>
-    <w:p>
-      <w:pPr>
-        <w:autoSpaceDE w:val="0"/>
-        <w:autoSpaceDN w:val="0"/>
-        <w:adjustRightInd w:val="0"/>
-        <w:spacing w:after="0" w:line="240" w:lineRule="auto"/>
-        <w:rPr>
-          <w:rFonts w:ascii="Cascadia Mono" w:hAnsi="Cascadia Mono" w:cs="Cascadia Mono"/>
-          <w:color w:val="000000"/>
-          <w:sz w:val="19"/>
-          <w:szCs w:val="19"/>
-          <w:highlight w:val="white"/>
-          <w:lang w:val="en-US"/>
-        </w:rPr>
-      </w:pPr>
-      <w:r>
-        <w:rPr>
-          <w:rFonts w:ascii="Cascadia Mono" w:hAnsi="Cascadia Mono" w:cs="Cascadia Mono"/>
-          <w:color w:val="000000"/>
-          <w:sz w:val="19"/>
-          <w:szCs w:val="19"/>
-          <w:highlight w:val="white"/>
-          <w:lang w:val="en-US"/>
-        </w:rPr>
-        <w:t xml:space="preserve">             {</w:t>
-      </w:r>
-    </w:p>
-    <w:p>
-      <w:pPr>
-        <w:autoSpaceDE w:val="0"/>
-        <w:autoSpaceDN w:val="0"/>
-        <w:adjustRightInd w:val="0"/>
-        <w:spacing w:after="0" w:line="240" w:lineRule="auto"/>
-        <w:rPr>
-          <w:rFonts w:ascii="Cascadia Mono" w:hAnsi="Cascadia Mono" w:cs="Cascadia Mono"/>
-          <w:color w:val="000000"/>
-          <w:sz w:val="19"/>
-          <w:szCs w:val="19"/>
-          <w:highlight w:val="white"/>
-          <w:lang w:val="en-US"/>
-        </w:rPr>
-      </w:pPr>
-      <w:r>
-        <w:rPr>
-          <w:rFonts w:ascii="Cascadia Mono" w:hAnsi="Cascadia Mono" w:cs="Cascadia Mono"/>
-          <w:color w:val="000000"/>
-          <w:sz w:val="19"/>
-          <w:szCs w:val="19"/>
-          <w:highlight w:val="white"/>
-          <w:lang w:val="en-US"/>
-        </w:rPr>
-        <w:t xml:space="preserve">                 </w:t>
-      </w:r>
-      <w:r>
-        <w:rPr>
-          <w:rFonts w:ascii="Cascadia Mono" w:hAnsi="Cascadia Mono" w:cs="Cascadia Mono"/>
-          <w:color w:val="0000FF"/>
-          <w:sz w:val="19"/>
-          <w:szCs w:val="19"/>
-          <w:highlight w:val="white"/>
-          <w:lang w:val="en-US"/>
-        </w:rPr>
-        <w:t>char</w:t>
-      </w:r>
-      <w:r>
-        <w:rPr>
-          <w:rFonts w:ascii="Cascadia Mono" w:hAnsi="Cascadia Mono" w:cs="Cascadia Mono"/>
-          <w:color w:val="000000"/>
-          <w:sz w:val="19"/>
-          <w:szCs w:val="19"/>
-          <w:highlight w:val="white"/>
-          <w:lang w:val="en-US"/>
-        </w:rPr>
-        <w:t xml:space="preserve"> encrypt1 = square1[row1, col2];</w:t>
-      </w:r>
-    </w:p>
-    <w:p>
-      <w:pPr>
-        <w:autoSpaceDE w:val="0"/>
-        <w:autoSpaceDN w:val="0"/>
-        <w:adjustRightInd w:val="0"/>
-        <w:spacing w:after="0" w:line="240" w:lineRule="auto"/>
-        <w:rPr>
-          <w:rFonts w:ascii="Cascadia Mono" w:hAnsi="Cascadia Mono" w:cs="Cascadia Mono"/>
-          <w:color w:val="000000"/>
-          <w:sz w:val="19"/>
-          <w:szCs w:val="19"/>
-          <w:highlight w:val="white"/>
-          <w:lang w:val="en-US"/>
-        </w:rPr>
-      </w:pPr>
-      <w:r>
-        <w:rPr>
-          <w:rFonts w:ascii="Cascadia Mono" w:hAnsi="Cascadia Mono" w:cs="Cascadia Mono"/>
-          <w:color w:val="000000"/>
-          <w:sz w:val="19"/>
-          <w:szCs w:val="19"/>
-          <w:highlight w:val="white"/>
-          <w:lang w:val="en-US"/>
-        </w:rPr>
-        <w:lastRenderedPageBreak/>
-        <w:t xml:space="preserve">                 </w:t>
-      </w:r>
-      <w:r>
-        <w:rPr>
-          <w:rFonts w:ascii="Cascadia Mono" w:hAnsi="Cascadia Mono" w:cs="Cascadia Mono"/>
-          <w:color w:val="0000FF"/>
-          <w:sz w:val="19"/>
-          <w:szCs w:val="19"/>
-          <w:highlight w:val="white"/>
-          <w:lang w:val="en-US"/>
-        </w:rPr>
-        <w:t>char</w:t>
-      </w:r>
-      <w:r>
-        <w:rPr>
-          <w:rFonts w:ascii="Cascadia Mono" w:hAnsi="Cascadia Mono" w:cs="Cascadia Mono"/>
-          <w:color w:val="000000"/>
-          <w:sz w:val="19"/>
-          <w:szCs w:val="19"/>
-          <w:highlight w:val="white"/>
-          <w:lang w:val="en-US"/>
-        </w:rPr>
-        <w:t xml:space="preserve"> encrypt2 = square2[row2, col1];</w:t>
-      </w:r>
-    </w:p>
-    <w:p>
-      <w:pPr>
-        <w:autoSpaceDE w:val="0"/>
-        <w:autoSpaceDN w:val="0"/>
-        <w:adjustRightInd w:val="0"/>
-        <w:spacing w:after="0" w:line="240" w:lineRule="auto"/>
-        <w:rPr>
-          <w:rFonts w:ascii="Cascadia Mono" w:hAnsi="Cascadia Mono" w:cs="Cascadia Mono"/>
-          <w:color w:val="000000"/>
-          <w:sz w:val="19"/>
-          <w:szCs w:val="19"/>
-          <w:highlight w:val="white"/>
-          <w:lang w:val="en-US"/>
-        </w:rPr>
-      </w:pPr>
-      <w:r>
-        <w:rPr>
-          <w:rFonts w:ascii="Cascadia Mono" w:hAnsi="Cascadia Mono" w:cs="Cascadia Mono"/>
-          <w:color w:val="000000"/>
-          <w:sz w:val="19"/>
-          <w:szCs w:val="19"/>
-          <w:highlight w:val="white"/>
-          <w:lang w:val="en-US"/>
-        </w:rPr>
-        <w:t xml:space="preserve">                 answer = encrypt1.ToString() + encrypt2.ToString();</w:t>
-      </w:r>
-    </w:p>
-    <w:p>
-      <w:pPr>
-        <w:autoSpaceDE w:val="0"/>
-        <w:autoSpaceDN w:val="0"/>
-        <w:adjustRightInd w:val="0"/>
-        <w:spacing w:after="0" w:line="240" w:lineRule="auto"/>
-        <w:rPr>
-          <w:rFonts w:ascii="Cascadia Mono" w:hAnsi="Cascadia Mono" w:cs="Cascadia Mono"/>
-          <w:color w:val="000000"/>
-          <w:sz w:val="19"/>
-          <w:szCs w:val="19"/>
-          <w:highlight w:val="white"/>
-          <w:lang w:val="en-US"/>
-        </w:rPr>
-      </w:pPr>
-      <w:r>
-        <w:rPr>
-          <w:rFonts w:ascii="Cascadia Mono" w:hAnsi="Cascadia Mono" w:cs="Cascadia Mono"/>
-          <w:color w:val="000000"/>
-          <w:sz w:val="19"/>
-          <w:szCs w:val="19"/>
-          <w:highlight w:val="white"/>
-          <w:lang w:val="en-US"/>
-        </w:rPr>
-        <w:t xml:space="preserve">             }</w:t>
-      </w:r>
-    </w:p>
-    <w:p>
-      <w:pPr>
-        <w:autoSpaceDE w:val="0"/>
-        <w:autoSpaceDN w:val="0"/>
-        <w:adjustRightInd w:val="0"/>
-        <w:spacing w:after="0" w:line="240" w:lineRule="auto"/>
-        <w:rPr>
-          <w:rFonts w:ascii="Cascadia Mono" w:hAnsi="Cascadia Mono" w:cs="Cascadia Mono"/>
-          <w:color w:val="000000"/>
-          <w:sz w:val="19"/>
-          <w:szCs w:val="19"/>
-          <w:highlight w:val="white"/>
-          <w:lang w:val="en-US"/>
-        </w:rPr>
-      </w:pPr>
-      <w:r>
-        <w:rPr>
-          <w:rFonts w:ascii="Cascadia Mono" w:hAnsi="Cascadia Mono" w:cs="Cascadia Mono"/>
-          <w:color w:val="000000"/>
-          <w:sz w:val="19"/>
-          <w:szCs w:val="19"/>
-          <w:highlight w:val="white"/>
-          <w:lang w:val="en-US"/>
-        </w:rPr>
-        <w:t xml:space="preserve">         }</w:t>
-      </w:r>
-    </w:p>
-    <w:p>
-      <w:pPr>
-        <w:autoSpaceDE w:val="0"/>
-        <w:autoSpaceDN w:val="0"/>
-        <w:adjustRightInd w:val="0"/>
-        <w:spacing w:after="0" w:line="240" w:lineRule="auto"/>
-        <w:rPr>
-          <w:rFonts w:ascii="Cascadia Mono" w:hAnsi="Cascadia Mono" w:cs="Cascadia Mono"/>
-          <w:color w:val="000000"/>
-          <w:sz w:val="19"/>
-          <w:szCs w:val="19"/>
-          <w:highlight w:val="white"/>
-          <w:lang w:val="en-US"/>
-        </w:rPr>
-      </w:pPr>
-    </w:p>
-    <w:p>
-      <w:pPr>
-        <w:autoSpaceDE w:val="0"/>
-        <w:autoSpaceDN w:val="0"/>
-        <w:adjustRightInd w:val="0"/>
-        <w:spacing w:after="0" w:line="240" w:lineRule="auto"/>
-        <w:rPr>
-          <w:rFonts w:ascii="Cascadia Mono" w:hAnsi="Cascadia Mono" w:cs="Cascadia Mono"/>
-          <w:color w:val="000000"/>
-          <w:sz w:val="19"/>
-          <w:szCs w:val="19"/>
-          <w:highlight w:val="white"/>
-          <w:lang w:val="en-US"/>
-        </w:rPr>
-      </w:pPr>
-    </w:p>
-    <w:p>
-      <w:pPr>
-        <w:autoSpaceDE w:val="0"/>
-        <w:autoSpaceDN w:val="0"/>
-        <w:adjustRightInd w:val="0"/>
-        <w:spacing w:after="0" w:line="240" w:lineRule="auto"/>
-        <w:rPr>
-          <w:rFonts w:ascii="Cascadia Mono" w:hAnsi="Cascadia Mono" w:cs="Cascadia Mono"/>
-          <w:color w:val="000000"/>
-          <w:sz w:val="19"/>
-          <w:szCs w:val="19"/>
-          <w:highlight w:val="white"/>
-          <w:lang w:val="en-US"/>
-        </w:rPr>
-      </w:pPr>
-      <w:r>
-        <w:rPr>
-          <w:rFonts w:ascii="Cascadia Mono" w:hAnsi="Cascadia Mono" w:cs="Cascadia Mono"/>
-          <w:color w:val="000000"/>
-          <w:sz w:val="19"/>
-          <w:szCs w:val="19"/>
-          <w:highlight w:val="white"/>
-          <w:lang w:val="en-US"/>
-        </w:rPr>
-        <w:t xml:space="preserve">         bigResult += answer + </w:t>
-      </w:r>
-      <w:r>
-        <w:rPr>
-          <w:rFonts w:ascii="Cascadia Mono" w:hAnsi="Cascadia Mono" w:cs="Cascadia Mono"/>
-          <w:color w:val="A31515"/>
-          <w:sz w:val="19"/>
-          <w:szCs w:val="19"/>
-          <w:highlight w:val="white"/>
-          <w:lang w:val="en-US"/>
-        </w:rPr>
-        <w:t>"||"</w:t>
-      </w:r>
-      <w:r>
-        <w:rPr>
-          <w:rFonts w:ascii="Cascadia Mono" w:hAnsi="Cascadia Mono" w:cs="Cascadia Mono"/>
-          <w:color w:val="000000"/>
-          <w:sz w:val="19"/>
-          <w:szCs w:val="19"/>
-          <w:highlight w:val="white"/>
-          <w:lang w:val="en-US"/>
-        </w:rPr>
-        <w:t>;</w:t>
-      </w:r>
-    </w:p>
-    <w:p>
-      <w:pPr>
-        <w:autoSpaceDE w:val="0"/>
-        <w:autoSpaceDN w:val="0"/>
-        <w:adjustRightInd w:val="0"/>
-        <w:spacing w:after="0" w:line="240" w:lineRule="auto"/>
-        <w:rPr>
-          <w:rFonts w:ascii="Cascadia Mono" w:hAnsi="Cascadia Mono" w:cs="Cascadia Mono"/>
-          <w:color w:val="000000"/>
-          <w:sz w:val="19"/>
-          <w:szCs w:val="19"/>
-          <w:highlight w:val="white"/>
-          <w:lang w:val="en-US"/>
-        </w:rPr>
-      </w:pPr>
-      <w:r>
-        <w:rPr>
-          <w:rFonts w:ascii="Cascadia Mono" w:hAnsi="Cascadia Mono" w:cs="Cascadia Mono"/>
-          <w:color w:val="000000"/>
-          <w:sz w:val="19"/>
-          <w:szCs w:val="19"/>
-          <w:highlight w:val="white"/>
-          <w:lang w:val="en-US"/>
-        </w:rPr>
-        <w:t xml:space="preserve">         result += answer;</w:t>
-      </w:r>
-    </w:p>
-    <w:p>
-      <w:pPr>
-        <w:autoSpaceDE w:val="0"/>
-        <w:autoSpaceDN w:val="0"/>
-        <w:adjustRightInd w:val="0"/>
-        <w:spacing w:after="0" w:line="240" w:lineRule="auto"/>
-        <w:rPr>
-          <w:rFonts w:ascii="Cascadia Mono" w:hAnsi="Cascadia Mono" w:cs="Cascadia Mono"/>
-          <w:color w:val="000000"/>
-          <w:sz w:val="19"/>
-          <w:szCs w:val="19"/>
-          <w:highlight w:val="white"/>
-          <w:lang w:val="en-US"/>
-        </w:rPr>
-      </w:pPr>
-      <w:r>
-        <w:rPr>
-          <w:rFonts w:ascii="Cascadia Mono" w:hAnsi="Cascadia Mono" w:cs="Cascadia Mono"/>
-          <w:color w:val="000000"/>
-          <w:sz w:val="19"/>
-          <w:szCs w:val="19"/>
-          <w:highlight w:val="white"/>
-          <w:lang w:val="en-US"/>
-        </w:rPr>
-        <w:t xml:space="preserve">     }</w:t>
-      </w:r>
-    </w:p>
-    <w:p>
-      <w:pPr>
-        <w:autoSpaceDE w:val="0"/>
-        <w:autoSpaceDN w:val="0"/>
-        <w:adjustRightInd w:val="0"/>
-        <w:spacing w:after="0" w:line="240" w:lineRule="auto"/>
-        <w:rPr>
-          <w:rFonts w:ascii="Cascadia Mono" w:hAnsi="Cascadia Mono" w:cs="Cascadia Mono"/>
-          <w:color w:val="000000"/>
-          <w:sz w:val="19"/>
-          <w:szCs w:val="19"/>
-          <w:highlight w:val="white"/>
-          <w:lang w:val="en-US"/>
-        </w:rPr>
-      </w:pPr>
-      <w:r>
-        <w:rPr>
-          <w:rFonts w:ascii="Cascadia Mono" w:hAnsi="Cascadia Mono" w:cs="Cascadia Mono"/>
-          <w:color w:val="000000"/>
-          <w:sz w:val="19"/>
-          <w:szCs w:val="19"/>
-          <w:highlight w:val="white"/>
-          <w:lang w:val="en-US"/>
-        </w:rPr>
-        <w:t xml:space="preserve">     </w:t>
-      </w:r>
-      <w:r>
-        <w:rPr>
-          <w:rFonts w:ascii="Cascadia Mono" w:hAnsi="Cascadia Mono" w:cs="Cascadia Mono"/>
-          <w:color w:val="2B91AF"/>
-          <w:sz w:val="19"/>
-          <w:szCs w:val="19"/>
-          <w:highlight w:val="white"/>
-          <w:lang w:val="en-US"/>
-        </w:rPr>
-        <w:t>Console</w:t>
-      </w:r>
-      <w:r>
-        <w:rPr>
-          <w:rFonts w:ascii="Cascadia Mono" w:hAnsi="Cascadia Mono" w:cs="Cascadia Mono"/>
-          <w:color w:val="000000"/>
-          <w:sz w:val="19"/>
-          <w:szCs w:val="19"/>
-          <w:highlight w:val="white"/>
-          <w:lang w:val="en-US"/>
-        </w:rPr>
-        <w:t>.WriteLine(bigResult);</w:t>
-      </w:r>
-    </w:p>
-    <w:p>
-      <w:pPr>
-        <w:autoSpaceDE w:val="0"/>
-        <w:autoSpaceDN w:val="0"/>
-        <w:adjustRightInd w:val="0"/>
-        <w:spacing w:after="0" w:line="240" w:lineRule="auto"/>
-        <w:rPr>
-          <w:rFonts w:ascii="Cascadia Mono" w:hAnsi="Cascadia Mono" w:cs="Cascadia Mono"/>
-          <w:color w:val="000000"/>
-          <w:sz w:val="19"/>
-          <w:szCs w:val="19"/>
-          <w:highlight w:val="white"/>
-          <w:lang w:val="en-US"/>
-        </w:rPr>
-      </w:pPr>
-    </w:p>
-    <w:p>
-      <w:pPr>
-        <w:autoSpaceDE w:val="0"/>
-        <w:autoSpaceDN w:val="0"/>
-        <w:adjustRightInd w:val="0"/>
-        <w:spacing w:after="0" w:line="240" w:lineRule="auto"/>
-        <w:rPr>
-          <w:rFonts w:ascii="Cascadia Mono" w:hAnsi="Cascadia Mono" w:cs="Cascadia Mono"/>
-          <w:color w:val="000000"/>
-          <w:sz w:val="19"/>
-          <w:szCs w:val="19"/>
-          <w:highlight w:val="white"/>
-        </w:rPr>
-      </w:pPr>
-      <w:r>
-        <w:rPr>
-          <w:rFonts w:ascii="Cascadia Mono" w:hAnsi="Cascadia Mono" w:cs="Cascadia Mono"/>
-          <w:color w:val="000000"/>
-          <w:sz w:val="19"/>
-          <w:szCs w:val="19"/>
-          <w:highlight w:val="white"/>
-          <w:lang w:val="en-US"/>
-        </w:rPr>
-        <w:t xml:space="preserve">     </w:t>
-      </w:r>
-      <w:r>
-        <w:rPr>
-          <w:rFonts w:ascii="Cascadia Mono" w:hAnsi="Cascadia Mono" w:cs="Cascadia Mono"/>
-          <w:color w:val="0000FF"/>
-          <w:sz w:val="19"/>
-          <w:szCs w:val="19"/>
-          <w:highlight w:val="white"/>
-        </w:rPr>
-        <w:t>return</w:t>
-      </w:r>
-      <w:r>
-        <w:rPr>
-          <w:rFonts w:ascii="Cascadia Mono" w:hAnsi="Cascadia Mono" w:cs="Cascadia Mono"/>
-          <w:color w:val="000000"/>
-          <w:sz w:val="19"/>
-          <w:szCs w:val="19"/>
-          <w:highlight w:val="white"/>
-        </w:rPr>
-        <w:t xml:space="preserve"> result;</w:t>
-      </w:r>
-    </w:p>
-    <w:p>
-      <w:pPr>
-        <w:autoSpaceDE w:val="0"/>
-        <w:autoSpaceDN w:val="0"/>
-        <w:adjustRightInd w:val="0"/>
-        <w:spacing w:after="0" w:line="240" w:lineRule="auto"/>
         <w:rPr>
           <w:rFonts w:ascii="Times New Roman" w:hAnsi="Times New Roman" w:cs="Times New Roman"/>
           <w:b/>
@@ -6177,28 +4408,15 @@
       </w:pPr>
       <w:r>
         <w:rPr>
-          <w:rFonts w:ascii="Cascadia Mono" w:hAnsi="Cascadia Mono" w:cs="Cascadia Mono"/>
-          <w:color w:val="000000"/>
-          <w:sz w:val="19"/>
-          <w:szCs w:val="19"/>
-          <w:highlight w:val="white"/>
-        </w:rPr>
-        <w:t xml:space="preserve"> }</w:t>
-      </w:r>
-    </w:p>
-    <w:p>
-      <w:pPr>
-        <w:rPr>
           <w:rFonts w:ascii="Times New Roman" w:hAnsi="Times New Roman" w:cs="Times New Roman"/>
           <w:b/>
           <w:bCs/>
           <w:sz w:val="28"/>
           <w:szCs w:val="28"/>
         </w:rPr>
-      </w:pPr>
-    </w:p>
-    <w:p>
-      <w:pPr>
+        <w:t>Вывод</w:t>
+      </w:r>
+      <w:r>
         <w:rPr>
           <w:rFonts w:ascii="Times New Roman" w:hAnsi="Times New Roman" w:cs="Times New Roman"/>
           <w:b/>
@@ -6206,10 +4424,9 @@
           <w:sz w:val="28"/>
           <w:szCs w:val="28"/>
         </w:rPr>
-      </w:pPr>
-    </w:p>
-    <w:p>
-      <w:pPr>
+        <w:t xml:space="preserve"> </w:t>
+      </w:r>
+      <w:r>
         <w:rPr>
           <w:rFonts w:ascii="Times New Roman" w:hAnsi="Times New Roman" w:cs="Times New Roman"/>
           <w:b/>
@@ -6217,7 +4434,8 @@
           <w:sz w:val="28"/>
           <w:szCs w:val="28"/>
         </w:rPr>
-      </w:pPr>
+        <w:t>по</w:t>
+      </w:r>
       <w:r>
         <w:rPr>
           <w:rFonts w:ascii="Times New Roman" w:hAnsi="Times New Roman" w:cs="Times New Roman"/>
@@ -6226,7 +4444,7 @@
           <w:sz w:val="28"/>
           <w:szCs w:val="28"/>
         </w:rPr>
-        <w:t>Вывод</w:t>
+        <w:t xml:space="preserve"> </w:t>
       </w:r>
       <w:r>
         <w:rPr>
@@ -6236,7 +4454,7 @@
           <w:sz w:val="28"/>
           <w:szCs w:val="28"/>
         </w:rPr>
-        <w:t xml:space="preserve"> </w:t>
+        <w:t>работе</w:t>
       </w:r>
       <w:r>
         <w:rPr>
@@ -6246,36 +4464,6 @@
           <w:sz w:val="28"/>
           <w:szCs w:val="28"/>
         </w:rPr>
-        <w:t>по</w:t>
-      </w:r>
-      <w:r>
-        <w:rPr>
-          <w:rFonts w:ascii="Times New Roman" w:hAnsi="Times New Roman" w:cs="Times New Roman"/>
-          <w:b/>
-          <w:bCs/>
-          <w:sz w:val="28"/>
-          <w:szCs w:val="28"/>
-        </w:rPr>
-        <w:t xml:space="preserve"> </w:t>
-      </w:r>
-      <w:r>
-        <w:rPr>
-          <w:rFonts w:ascii="Times New Roman" w:hAnsi="Times New Roman" w:cs="Times New Roman"/>
-          <w:b/>
-          <w:bCs/>
-          <w:sz w:val="28"/>
-          <w:szCs w:val="28"/>
-        </w:rPr>
-        <w:t>работе</w:t>
-      </w:r>
-      <w:r>
-        <w:rPr>
-          <w:rFonts w:ascii="Times New Roman" w:hAnsi="Times New Roman" w:cs="Times New Roman"/>
-          <w:b/>
-          <w:bCs/>
-          <w:sz w:val="28"/>
-          <w:szCs w:val="28"/>
-        </w:rPr>
         <w:t>.</w:t>
       </w:r>
     </w:p>
@@ -6311,7 +4499,47 @@
           <w:szCs w:val="28"/>
           <w:lang w:eastAsia="ru-RU"/>
         </w:rPr>
-        <w:t>использованием системы Вижинера и шифра «Двойной квадрат» Уитстона</w:t>
+        <w:t xml:space="preserve">использованием </w:t>
+      </w:r>
+      <w:r>
+        <w:rPr>
+          <w:rFonts w:ascii="Times New Roman" w:eastAsia="Times New Roman" w:hAnsi="Times New Roman" w:cs="Times New Roman"/>
+          <w:color w:val="000000"/>
+          <w:sz w:val="28"/>
+          <w:szCs w:val="28"/>
+          <w:lang w:eastAsia="ru-RU"/>
+        </w:rPr>
+        <w:t>ш</w:t>
+      </w:r>
+      <w:r>
+        <w:rPr>
+          <w:rFonts w:ascii="Times New Roman" w:eastAsia="Times New Roman" w:hAnsi="Times New Roman" w:cs="Times New Roman"/>
+          <w:color w:val="000000"/>
+          <w:sz w:val="28"/>
+          <w:szCs w:val="28"/>
+          <w:lang w:eastAsia="ru-RU"/>
+        </w:rPr>
+        <w:t>ифр</w:t>
+      </w:r>
+      <w:r>
+        <w:rPr>
+          <w:rFonts w:ascii="Times New Roman" w:eastAsia="Times New Roman" w:hAnsi="Times New Roman" w:cs="Times New Roman"/>
+          <w:color w:val="000000"/>
+          <w:sz w:val="28"/>
+          <w:szCs w:val="28"/>
+          <w:lang w:eastAsia="ru-RU"/>
+        </w:rPr>
+        <w:t>а</w:t>
+      </w:r>
+      <w:r>
+        <w:rPr>
+          <w:rFonts w:ascii="Times New Roman" w:eastAsia="Times New Roman" w:hAnsi="Times New Roman" w:cs="Times New Roman"/>
+          <w:color w:val="000000"/>
+          <w:sz w:val="28"/>
+          <w:szCs w:val="28"/>
+          <w:lang w:eastAsia="ru-RU"/>
+        </w:rPr>
+        <w:t xml:space="preserve"> пропорциональной замены</w:t>
       </w:r>
       <w:r>
         <w:rPr>
@@ -6328,6 +4556,14 @@
           <w:szCs w:val="28"/>
         </w:rPr>
         <w:t>программу</w:t>
+      </w:r>
+      <w:r>
+        <w:rPr>
+          <w:rFonts w:ascii="Times New Roman" w:hAnsi="Times New Roman" w:cs="Times New Roman"/>
+          <w:sz w:val="28"/>
+          <w:szCs w:val="28"/>
+        </w:rPr>
+        <w:t xml:space="preserve"> с графическим интерфейсом</w:t>
       </w:r>
       <w:r>
         <w:rPr>
@@ -6349,7 +4585,7 @@
 </file>
 
 <file path=word/endnotes.xml><?xml version="1.0" encoding="utf-8"?>
-<w:endnotes xmlns:wpc="http://schemas.microsoft.com/office/word/2010/wordprocessingCanvas" xmlns:cx="http://schemas.microsoft.com/office/drawing/2014/chartex" xmlns:cx1="http://schemas.microsoft.com/office/drawing/2015/9/8/chartex" xmlns:cx2="http://schemas.microsoft.com/office/drawing/2015/10/21/chartex" xmlns:cx3="http://schemas.microsoft.com/office/drawing/2016/5/9/chartex" xmlns:cx4="http://schemas.microsoft.com/office/drawing/2016/5/10/chartex" xmlns:cx5="http://schemas.microsoft.com/office/drawing/2016/5/11/chartex" xmlns:cx6="http://schemas.microsoft.com/office/drawing/2016/5/12/chartex" xmlns:cx7="http://schemas.microsoft.com/office/drawing/2016/5/13/chartex" xmlns:cx8="http://schemas.microsoft.com/office/drawing/2016/5/14/chartex" xmlns:mc="http://schemas.openxmlformats.org/markup-compatibility/2006" xmlns:aink="http://schemas.microsoft.com/office/drawing/2016/ink" xmlns:am3d="http://schemas.microsoft.com/office/drawing/2017/model3d" xmlns:o="urn:schemas-microsoft-com:office:office" xmlns:r="http://schemas.openxmlformats.org/officeDocument/2006/relationships" xmlns:m="http://schemas.openxmlformats.org/officeDocument/2006/math" xmlns:v="urn:schemas-microsoft-com:vml" xmlns:wp14="http://schemas.microsoft.com/office/word/2010/wordprocessingDrawing" xmlns:wp="http://schemas.openxmlformats.org/drawingml/2006/wordprocessingDrawing" xmlns:w10="urn:schemas-microsoft-com:office:word" xmlns:w="http://schemas.openxmlformats.org/wordprocessingml/2006/main" xmlns:w14="http://schemas.microsoft.com/office/word/2010/wordml" xmlns:w15="http://schemas.microsoft.com/office/word/2012/wordml" xmlns:w16cex="http://schemas.microsoft.com/office/word/2018/wordml/cex" xmlns:w16cid="http://schemas.microsoft.com/office/word/2016/wordml/cid" xmlns:w16="http://schemas.microsoft.com/office/word/2018/wordml" xmlns:w16sdtdh="http://schemas.microsoft.com/office/word/2020/wordml/sdtdatahash" xmlns:w16se="http://schemas.microsoft.com/office/word/2015/wordml/symex" xmlns:wpg="http://schemas.microsoft.com/office/word/2010/wordprocessingGroup" xmlns:wpi="http://schemas.microsoft.com/office/word/2010/wordprocessingInk" xmlns:wne="http://schemas.microsoft.com/office/word/2006/wordml" xmlns:wps="http://schemas.microsoft.com/office/word/2010/wordprocessingShape" mc:Ignorable="w14 w15 w16se w16cid w16 w16cex w16sdtdh wp14">
+<w:endnotes xmlns:wpc="http://schemas.microsoft.com/office/word/2010/wordprocessingCanvas" xmlns:cx="http://schemas.microsoft.com/office/drawing/2014/chartex" xmlns:cx1="http://schemas.microsoft.com/office/drawing/2015/9/8/chartex" xmlns:cx2="http://schemas.microsoft.com/office/drawing/2015/10/21/chartex" xmlns:cx3="http://schemas.microsoft.com/office/drawing/2016/5/9/chartex" xmlns:cx4="http://schemas.microsoft.com/office/drawing/2016/5/10/chartex" xmlns:cx5="http://schemas.microsoft.com/office/drawing/2016/5/11/chartex" xmlns:cx6="http://schemas.microsoft.com/office/drawing/2016/5/12/chartex" xmlns:cx7="http://schemas.microsoft.com/office/drawing/2016/5/13/chartex" xmlns:cx8="http://schemas.microsoft.com/office/drawing/2016/5/14/chartex" xmlns:mc="http://schemas.openxmlformats.org/markup-compatibility/2006" xmlns:aink="http://schemas.microsoft.com/office/drawing/2016/ink" xmlns:am3d="http://schemas.microsoft.com/office/drawing/2017/model3d" xmlns:o="urn:schemas-microsoft-com:office:office" xmlns:oel="http://schemas.microsoft.com/office/2019/extlst" xmlns:r="http://schemas.openxmlformats.org/officeDocument/2006/relationships" xmlns:m="http://schemas.openxmlformats.org/officeDocument/2006/math" xmlns:v="urn:schemas-microsoft-com:vml" xmlns:wp14="http://schemas.microsoft.com/office/word/2010/wordprocessingDrawing" xmlns:wp="http://schemas.openxmlformats.org/drawingml/2006/wordprocessingDrawing" xmlns:w10="urn:schemas-microsoft-com:office:word" xmlns:w="http://schemas.openxmlformats.org/wordprocessingml/2006/main" xmlns:w14="http://schemas.microsoft.com/office/word/2010/wordml" xmlns:w15="http://schemas.microsoft.com/office/word/2012/wordml" xmlns:w16cex="http://schemas.microsoft.com/office/word/2018/wordml/cex" xmlns:w16cid="http://schemas.microsoft.com/office/word/2016/wordml/cid" xmlns:w16="http://schemas.microsoft.com/office/word/2018/wordml" xmlns:w16du="http://schemas.microsoft.com/office/word/2023/wordml/word16du" xmlns:w16sdtdh="http://schemas.microsoft.com/office/word/2020/wordml/sdtdatahash" xmlns:w16sdtfl="http://schemas.microsoft.com/office/word/2024/wordml/sdtformatlock" xmlns:w16se="http://schemas.microsoft.com/office/word/2015/wordml/symex" xmlns:wpg="http://schemas.microsoft.com/office/word/2010/wordprocessingGroup" xmlns:wpi="http://schemas.microsoft.com/office/word/2010/wordprocessingInk" xmlns:wne="http://schemas.microsoft.com/office/word/2006/wordml" xmlns:wps="http://schemas.microsoft.com/office/word/2010/wordprocessingShape" mc:Ignorable="w14 w15 w16se w16cid w16 w16cex w16sdtdh w16sdtfl w16du wp14">
   <w:endnote w:type="separator" w:id="-1">
     <w:p>
       <w:pPr>
@@ -6374,7 +4610,7 @@
 </file>
 
 <file path=word/footnotes.xml><?xml version="1.0" encoding="utf-8"?>
-<w:footnotes xmlns:wpc="http://schemas.microsoft.com/office/word/2010/wordprocessingCanvas" xmlns:cx="http://schemas.microsoft.com/office/drawing/2014/chartex" xmlns:cx1="http://schemas.microsoft.com/office/drawing/2015/9/8/chartex" xmlns:cx2="http://schemas.microsoft.com/office/drawing/2015/10/21/chartex" xmlns:cx3="http://schemas.microsoft.com/office/drawing/2016/5/9/chartex" xmlns:cx4="http://schemas.microsoft.com/office/drawing/2016/5/10/chartex" xmlns:cx5="http://schemas.microsoft.com/office/drawing/2016/5/11/chartex" xmlns:cx6="http://schemas.microsoft.com/office/drawing/2016/5/12/chartex" xmlns:cx7="http://schemas.microsoft.com/office/drawing/2016/5/13/chartex" xmlns:cx8="http://schemas.microsoft.com/office/drawing/2016/5/14/chartex" xmlns:mc="http://schemas.openxmlformats.org/markup-compatibility/2006" xmlns:aink="http://schemas.microsoft.com/office/drawing/2016/ink" xmlns:am3d="http://schemas.microsoft.com/office/drawing/2017/model3d" xmlns:o="urn:schemas-microsoft-com:office:office" xmlns:r="http://schemas.openxmlformats.org/officeDocument/2006/relationships" xmlns:m="http://schemas.openxmlformats.org/officeDocument/2006/math" xmlns:v="urn:schemas-microsoft-com:vml" xmlns:wp14="http://schemas.microsoft.com/office/word/2010/wordprocessingDrawing" xmlns:wp="http://schemas.openxmlformats.org/drawingml/2006/wordprocessingDrawing" xmlns:w10="urn:schemas-microsoft-com:office:word" xmlns:w="http://schemas.openxmlformats.org/wordprocessingml/2006/main" xmlns:w14="http://schemas.microsoft.com/office/word/2010/wordml" xmlns:w15="http://schemas.microsoft.com/office/word/2012/wordml" xmlns:w16cex="http://schemas.microsoft.com/office/word/2018/wordml/cex" xmlns:w16cid="http://schemas.microsoft.com/office/word/2016/wordml/cid" xmlns:w16="http://schemas.microsoft.com/office/word/2018/wordml" xmlns:w16sdtdh="http://schemas.microsoft.com/office/word/2020/wordml/sdtdatahash" xmlns:w16se="http://schemas.microsoft.com/office/word/2015/wordml/symex" xmlns:wpg="http://schemas.microsoft.com/office/word/2010/wordprocessingGroup" xmlns:wpi="http://schemas.microsoft.com/office/word/2010/wordprocessingInk" xmlns:wne="http://schemas.microsoft.com/office/word/2006/wordml" xmlns:wps="http://schemas.microsoft.com/office/word/2010/wordprocessingShape" mc:Ignorable="w14 w15 w16se w16cid w16 w16cex w16sdtdh wp14">
+<w:footnotes xmlns:wpc="http://schemas.microsoft.com/office/word/2010/wordprocessingCanvas" xmlns:cx="http://schemas.microsoft.com/office/drawing/2014/chartex" xmlns:cx1="http://schemas.microsoft.com/office/drawing/2015/9/8/chartex" xmlns:cx2="http://schemas.microsoft.com/office/drawing/2015/10/21/chartex" xmlns:cx3="http://schemas.microsoft.com/office/drawing/2016/5/9/chartex" xmlns:cx4="http://schemas.microsoft.com/office/drawing/2016/5/10/chartex" xmlns:cx5="http://schemas.microsoft.com/office/drawing/2016/5/11/chartex" xmlns:cx6="http://schemas.microsoft.com/office/drawing/2016/5/12/chartex" xmlns:cx7="http://schemas.microsoft.com/office/drawing/2016/5/13/chartex" xmlns:cx8="http://schemas.microsoft.com/office/drawing/2016/5/14/chartex" xmlns:mc="http://schemas.openxmlformats.org/markup-compatibility/2006" xmlns:aink="http://schemas.microsoft.com/office/drawing/2016/ink" xmlns:am3d="http://schemas.microsoft.com/office/drawing/2017/model3d" xmlns:o="urn:schemas-microsoft-com:office:office" xmlns:oel="http://schemas.microsoft.com/office/2019/extlst" xmlns:r="http://schemas.openxmlformats.org/officeDocument/2006/relationships" xmlns:m="http://schemas.openxmlformats.org/officeDocument/2006/math" xmlns:v="urn:schemas-microsoft-com:vml" xmlns:wp14="http://schemas.microsoft.com/office/word/2010/wordprocessingDrawing" xmlns:wp="http://schemas.openxmlformats.org/drawingml/2006/wordprocessingDrawing" xmlns:w10="urn:schemas-microsoft-com:office:word" xmlns:w="http://schemas.openxmlformats.org/wordprocessingml/2006/main" xmlns:w14="http://schemas.microsoft.com/office/word/2010/wordml" xmlns:w15="http://schemas.microsoft.com/office/word/2012/wordml" xmlns:w16cex="http://schemas.microsoft.com/office/word/2018/wordml/cex" xmlns:w16cid="http://schemas.microsoft.com/office/word/2016/wordml/cid" xmlns:w16="http://schemas.microsoft.com/office/word/2018/wordml" xmlns:w16du="http://schemas.microsoft.com/office/word/2023/wordml/word16du" xmlns:w16sdtdh="http://schemas.microsoft.com/office/word/2020/wordml/sdtdatahash" xmlns:w16sdtfl="http://schemas.microsoft.com/office/word/2024/wordml/sdtformatlock" xmlns:w16se="http://schemas.microsoft.com/office/word/2015/wordml/symex" xmlns:wpg="http://schemas.microsoft.com/office/word/2010/wordprocessingGroup" xmlns:wpi="http://schemas.microsoft.com/office/word/2010/wordprocessingInk" xmlns:wne="http://schemas.microsoft.com/office/word/2006/wordml" xmlns:wps="http://schemas.microsoft.com/office/word/2010/wordprocessingShape" mc:Ignorable="w14 w15 w16se w16cid w16 w16cex w16sdtdh w16sdtfl w16du wp14">
   <w:footnote w:type="separator" w:id="-1">
     <w:p>
       <w:pPr>
@@ -6399,7 +4635,7 @@
 </file>
 
 <file path=word/numbering.xml><?xml version="1.0" encoding="utf-8"?>
-<w:numbering xmlns:wpc="http://schemas.microsoft.com/office/word/2010/wordprocessingCanvas" xmlns:cx="http://schemas.microsoft.com/office/drawing/2014/chartex" xmlns:cx1="http://schemas.microsoft.com/office/drawing/2015/9/8/chartex" xmlns:cx2="http://schemas.microsoft.com/office/drawing/2015/10/21/chartex" xmlns:cx3="http://schemas.microsoft.com/office/drawing/2016/5/9/chartex" xmlns:cx4="http://schemas.microsoft.com/office/drawing/2016/5/10/chartex" xmlns:cx5="http://schemas.microsoft.com/office/drawing/2016/5/11/chartex" xmlns:cx6="http://schemas.microsoft.com/office/drawing/2016/5/12/chartex" xmlns:cx7="http://schemas.microsoft.com/office/drawing/2016/5/13/chartex" xmlns:cx8="http://schemas.microsoft.com/office/drawing/2016/5/14/chartex" xmlns:mc="http://schemas.openxmlformats.org/markup-compatibility/2006" xmlns:aink="http://schemas.microsoft.com/office/drawing/2016/ink" xmlns:am3d="http://schemas.microsoft.com/office/drawing/2017/model3d" xmlns:o="urn:schemas-microsoft-com:office:office" xmlns:r="http://schemas.openxmlformats.org/officeDocument/2006/relationships" xmlns:m="http://schemas.openxmlformats.org/officeDocument/2006/math" xmlns:v="urn:schemas-microsoft-com:vml" xmlns:wp14="http://schemas.microsoft.com/office/word/2010/wordprocessingDrawing" xmlns:wp="http://schemas.openxmlformats.org/drawingml/2006/wordprocessingDrawing" xmlns:w10="urn:schemas-microsoft-com:office:word" xmlns:w="http://schemas.openxmlformats.org/wordprocessingml/2006/main" xmlns:w14="http://schemas.microsoft.com/office/word/2010/wordml" xmlns:w15="http://schemas.microsoft.com/office/word/2012/wordml" xmlns:w16cex="http://schemas.microsoft.com/office/word/2018/wordml/cex" xmlns:w16cid="http://schemas.microsoft.com/office/word/2016/wordml/cid" xmlns:w16="http://schemas.microsoft.com/office/word/2018/wordml" xmlns:w16sdtdh="http://schemas.microsoft.com/office/word/2020/wordml/sdtdatahash" xmlns:w16se="http://schemas.microsoft.com/office/word/2015/wordml/symex" xmlns:wpg="http://schemas.microsoft.com/office/word/2010/wordprocessingGroup" xmlns:wpi="http://schemas.microsoft.com/office/word/2010/wordprocessingInk" xmlns:wne="http://schemas.microsoft.com/office/word/2006/wordml" xmlns:wps="http://schemas.microsoft.com/office/word/2010/wordprocessingShape" mc:Ignorable="w14 w15 w16se w16cid w16 w16cex w16sdtdh wp14">
+<w:numbering xmlns:wpc="http://schemas.microsoft.com/office/word/2010/wordprocessingCanvas" xmlns:cx="http://schemas.microsoft.com/office/drawing/2014/chartex" xmlns:cx1="http://schemas.microsoft.com/office/drawing/2015/9/8/chartex" xmlns:cx2="http://schemas.microsoft.com/office/drawing/2015/10/21/chartex" xmlns:cx3="http://schemas.microsoft.com/office/drawing/2016/5/9/chartex" xmlns:cx4="http://schemas.microsoft.com/office/drawing/2016/5/10/chartex" xmlns:cx5="http://schemas.microsoft.com/office/drawing/2016/5/11/chartex" xmlns:cx6="http://schemas.microsoft.com/office/drawing/2016/5/12/chartex" xmlns:cx7="http://schemas.microsoft.com/office/drawing/2016/5/13/chartex" xmlns:cx8="http://schemas.microsoft.com/office/drawing/2016/5/14/chartex" xmlns:mc="http://schemas.openxmlformats.org/markup-compatibility/2006" xmlns:aink="http://schemas.microsoft.com/office/drawing/2016/ink" xmlns:am3d="http://schemas.microsoft.com/office/drawing/2017/model3d" xmlns:o="urn:schemas-microsoft-com:office:office" xmlns:oel="http://schemas.microsoft.com/office/2019/extlst" xmlns:r="http://schemas.openxmlformats.org/officeDocument/2006/relationships" xmlns:m="http://schemas.openxmlformats.org/officeDocument/2006/math" xmlns:v="urn:schemas-microsoft-com:vml" xmlns:wp14="http://schemas.microsoft.com/office/word/2010/wordprocessingDrawing" xmlns:wp="http://schemas.openxmlformats.org/drawingml/2006/wordprocessingDrawing" xmlns:w10="urn:schemas-microsoft-com:office:word" xmlns:w="http://schemas.openxmlformats.org/wordprocessingml/2006/main" xmlns:w14="http://schemas.microsoft.com/office/word/2010/wordml" xmlns:w15="http://schemas.microsoft.com/office/word/2012/wordml" xmlns:w16cex="http://schemas.microsoft.com/office/word/2018/wordml/cex" xmlns:w16cid="http://schemas.microsoft.com/office/word/2016/wordml/cid" xmlns:w16="http://schemas.microsoft.com/office/word/2018/wordml" xmlns:w16du="http://schemas.microsoft.com/office/word/2023/wordml/word16du" xmlns:w16sdtdh="http://schemas.microsoft.com/office/word/2020/wordml/sdtdatahash" xmlns:w16sdtfl="http://schemas.microsoft.com/office/word/2024/wordml/sdtformatlock" xmlns:w16se="http://schemas.microsoft.com/office/word/2015/wordml/symex" xmlns:wpg="http://schemas.microsoft.com/office/word/2010/wordprocessingGroup" xmlns:wpi="http://schemas.microsoft.com/office/word/2010/wordprocessingInk" xmlns:wne="http://schemas.microsoft.com/office/word/2006/wordml" xmlns:wps="http://schemas.microsoft.com/office/word/2010/wordprocessingShape" mc:Ignorable="w14 w15 w16se w16cid w16 w16cex w16sdtdh w16sdtfl w16du wp14">
   <w:abstractNum w:abstractNumId="0" w15:restartNumberingAfterBreak="0">
     <w:nsid w:val="02F4029D"/>
     <w:multiLevelType w:val="hybridMultilevel"/>
@@ -6661,20 +4897,20 @@
       </w:pPr>
     </w:lvl>
   </w:abstractNum>
-  <w:num w:numId="1">
+  <w:num w:numId="1" w16cid:durableId="260067935">
     <w:abstractNumId w:val="2"/>
   </w:num>
-  <w:num w:numId="2">
+  <w:num w:numId="2" w16cid:durableId="470828618">
     <w:abstractNumId w:val="0"/>
   </w:num>
-  <w:num w:numId="3">
+  <w:num w:numId="3" w16cid:durableId="1706100618">
     <w:abstractNumId w:val="1"/>
   </w:num>
 </w:numbering>
 </file>
 
 <file path=word/styles.xml><?xml version="1.0" encoding="utf-8"?>
-<w:styles xmlns:mc="http://schemas.openxmlformats.org/markup-compatibility/2006" xmlns:r="http://schemas.openxmlformats.org/officeDocument/2006/relationships" xmlns:w="http://schemas.openxmlformats.org/wordprocessingml/2006/main" xmlns:w14="http://schemas.microsoft.com/office/word/2010/wordml" xmlns:w15="http://schemas.microsoft.com/office/word/2012/wordml" xmlns:w16cex="http://schemas.microsoft.com/office/word/2018/wordml/cex" xmlns:w16cid="http://schemas.microsoft.com/office/word/2016/wordml/cid" xmlns:w16="http://schemas.microsoft.com/office/word/2018/wordml" xmlns:w16sdtdh="http://schemas.microsoft.com/office/word/2020/wordml/sdtdatahash" xmlns:w16se="http://schemas.microsoft.com/office/word/2015/wordml/symex" mc:Ignorable="w14 w15 w16se w16cid w16 w16cex w16sdtdh">
+<w:styles xmlns:mc="http://schemas.openxmlformats.org/markup-compatibility/2006" xmlns:r="http://schemas.openxmlformats.org/officeDocument/2006/relationships" xmlns:w="http://schemas.openxmlformats.org/wordprocessingml/2006/main" xmlns:w14="http://schemas.microsoft.com/office/word/2010/wordml" xmlns:w15="http://schemas.microsoft.com/office/word/2012/wordml" xmlns:w16cex="http://schemas.microsoft.com/office/word/2018/wordml/cex" xmlns:w16cid="http://schemas.microsoft.com/office/word/2016/wordml/cid" xmlns:w16="http://schemas.microsoft.com/office/word/2018/wordml" xmlns:w16du="http://schemas.microsoft.com/office/word/2023/wordml/word16du" xmlns:w16sdtdh="http://schemas.microsoft.com/office/word/2020/wordml/sdtdatahash" xmlns:w16sdtfl="http://schemas.microsoft.com/office/word/2024/wordml/sdtformatlock" xmlns:w16se="http://schemas.microsoft.com/office/word/2015/wordml/symex" mc:Ignorable="w14 w15 w16se w16cid w16 w16cex w16sdtdh w16sdtfl w16du">
   <w:docDefaults>
     <w:rPrDefault>
       <w:rPr>
@@ -7262,7 +5498,6 @@
   <w:style w:type="character" w:default="1" w:styleId="a0">
     <w:name w:val="Default Paragraph Font"/>
     <w:uiPriority w:val="1"/>
-    <w:semiHidden/>
     <w:unhideWhenUsed/>
   </w:style>
   <w:style w:type="table" w:default="1" w:styleId="a1">
